--- a/fra/docx/56.content.docx
+++ b/fra/docx/56.content.docx
@@ -315,72 +315,48 @@
         </w:rPr>
         <w:t xml:space="preserve"> elpisse, G1680) signifie espoir ou espérance. En grec comme en français, ce mot peut aussi désigner la chose qui est espérée. Ce mot apparaît quatre fois dans les épîtres pastorales : </w:t>
       </w:r>
-      <w:hyperlink r:id="rId15">
-        <w:r>
-          <w:rPr>
-            <w:lang w:val="fr_FR" w:bidi="fr_FR"/>
-          </w:rPr>
-          <w:rPr>
-            <w:color w:val="0000EE"/>
-            <w:u w:val="single"/>
-          </w:rPr>
-          <w:t>1 Timothée 1.1</w:t>
-        </w:r>
-      </w:hyperlink>
+      <w:r>
+        <w:rPr>
+          <w:lang w:val="fr_FR" w:bidi="fr_FR"/>
+        </w:rPr>
+        <w:t>1 Timothée 1.1</w:t>
+      </w:r>
       <w:r>
         <w:rPr>
           <w:lang w:val="fr_FR" w:bidi="fr_FR"/>
         </w:rPr>
         <w:t xml:space="preserve"> ; </w:t>
       </w:r>
-      <w:hyperlink r:id="rId16">
-        <w:r>
-          <w:rPr>
-            <w:lang w:val="fr_FR" w:bidi="fr_FR"/>
-          </w:rPr>
-          <w:rPr>
-            <w:color w:val="0000EE"/>
-            <w:u w:val="single"/>
-          </w:rPr>
-          <w:t>Tite 1.2</w:t>
-        </w:r>
-      </w:hyperlink>
+      <w:r>
+        <w:rPr>
+          <w:lang w:val="fr_FR" w:bidi="fr_FR"/>
+        </w:rPr>
+        <w:t>Tite 1.2</w:t>
+      </w:r>
       <w:r>
         <w:rPr>
           <w:lang w:val="fr_FR" w:bidi="fr_FR"/>
         </w:rPr>
         <w:t xml:space="preserve"> ; </w:t>
       </w:r>
-      <w:hyperlink r:id="rId17">
-        <w:r>
-          <w:rPr>
-            <w:lang w:val="fr_FR" w:bidi="fr_FR"/>
-          </w:rPr>
-          <w:rPr>
-            <w:color w:val="0000EE"/>
-            <w:u w:val="single"/>
-          </w:rPr>
-          <w:t>2.13</w:t>
-        </w:r>
-      </w:hyperlink>
+      <w:r>
+        <w:rPr>
+          <w:lang w:val="fr_FR" w:bidi="fr_FR"/>
+        </w:rPr>
+        <w:t>2.13</w:t>
+      </w:r>
       <w:r>
         <w:rPr>
           <w:lang w:val="fr_FR" w:bidi="fr_FR"/>
         </w:rPr>
         <w:t xml:space="preserve"> ; </w:t>
       </w:r>
-      <w:hyperlink r:id="rId18">
-        <w:r>
-          <w:rPr>
-            <w:lang w:val="fr_FR" w:bidi="fr_FR"/>
-          </w:rPr>
-          <w:rPr>
-            <w:color w:val="0000EE"/>
-            <w:u w:val="single"/>
-          </w:rPr>
-          <w:t>3.7</w:t>
-        </w:r>
-      </w:hyperlink>
+      <w:r>
+        <w:rPr>
+          <w:lang w:val="fr_FR" w:bidi="fr_FR"/>
+        </w:rPr>
+        <w:t>3.7</w:t>
+      </w:r>
       <w:r>
         <w:rPr>
           <w:lang w:val="fr_FR" w:bidi="fr_FR"/>
@@ -435,54 +411,36 @@
         </w:rPr>
         <w:t xml:space="preserve"> Le verbe grec traduit « promise » signifie promettre, professer (ou faire profession), c’est-à-dire déclarer. Ce verbe est utilisé trois fois dans les épîtres pastorales : </w:t>
       </w:r>
-      <w:hyperlink r:id="rId19">
-        <w:r>
-          <w:rPr>
-            <w:lang w:val="fr_FR" w:bidi="fr_FR"/>
-          </w:rPr>
-          <w:rPr>
-            <w:color w:val="0000EE"/>
-            <w:u w:val="single"/>
-          </w:rPr>
-          <w:t>1 Timothée 2.10</w:t>
-        </w:r>
-      </w:hyperlink>
+      <w:r>
+        <w:rPr>
+          <w:lang w:val="fr_FR" w:bidi="fr_FR"/>
+        </w:rPr>
+        <w:t>1 Timothée 2.10</w:t>
+      </w:r>
       <w:r>
         <w:rPr>
           <w:lang w:val="fr_FR" w:bidi="fr_FR"/>
         </w:rPr>
         <w:t xml:space="preserve"> (« professent ») ; </w:t>
       </w:r>
-      <w:hyperlink r:id="rId20">
-        <w:r>
-          <w:rPr>
-            <w:lang w:val="fr_FR" w:bidi="fr_FR"/>
-          </w:rPr>
-          <w:rPr>
-            <w:color w:val="0000EE"/>
-            <w:u w:val="single"/>
-          </w:rPr>
-          <w:t>6.21</w:t>
-        </w:r>
-      </w:hyperlink>
+      <w:r>
+        <w:rPr>
+          <w:lang w:val="fr_FR" w:bidi="fr_FR"/>
+        </w:rPr>
+        <w:t>6.21</w:t>
+      </w:r>
       <w:r>
         <w:rPr>
           <w:lang w:val="fr_FR" w:bidi="fr_FR"/>
         </w:rPr>
         <w:t xml:space="preserve"> (« professent ») ; </w:t>
       </w:r>
-      <w:hyperlink r:id="rId16">
-        <w:r>
-          <w:rPr>
-            <w:lang w:val="fr_FR" w:bidi="fr_FR"/>
-          </w:rPr>
-          <w:rPr>
-            <w:color w:val="0000EE"/>
-            <w:u w:val="single"/>
-          </w:rPr>
-          <w:t>Tite 1.2</w:t>
-        </w:r>
-      </w:hyperlink>
+      <w:r>
+        <w:rPr>
+          <w:lang w:val="fr_FR" w:bidi="fr_FR"/>
+        </w:rPr>
+        <w:t>Tite 1.2</w:t>
+      </w:r>
       <w:r>
         <w:rPr>
           <w:lang w:val="fr_FR" w:bidi="fr_FR"/>
@@ -681,54 +639,36 @@
         </w:rPr>
         <w:t xml:space="preserve"> Le verbe grec traduit « a révélé » signifie rendre une chose claire et évidente pour la faire connaître (voir Bailly). Il est utilisé au passif dans le présent verset. Ce verbe apparaît une fois dans chaque épître pastorale : </w:t>
       </w:r>
-      <w:hyperlink r:id="rId21">
-        <w:r>
-          <w:rPr>
-            <w:lang w:val="fr_FR" w:bidi="fr_FR"/>
-          </w:rPr>
-          <w:rPr>
-            <w:color w:val="0000EE"/>
-            <w:u w:val="single"/>
-          </w:rPr>
-          <w:t>1 Timothée 3.16</w:t>
-        </w:r>
-      </w:hyperlink>
+      <w:r>
+        <w:rPr>
+          <w:lang w:val="fr_FR" w:bidi="fr_FR"/>
+        </w:rPr>
+        <w:t>1 Timothée 3.16</w:t>
+      </w:r>
       <w:r>
         <w:rPr>
           <w:lang w:val="fr_FR" w:bidi="fr_FR"/>
         </w:rPr>
         <w:t xml:space="preserve"> ; </w:t>
       </w:r>
-      <w:hyperlink r:id="rId22">
-        <w:r>
-          <w:rPr>
-            <w:lang w:val="fr_FR" w:bidi="fr_FR"/>
-          </w:rPr>
-          <w:rPr>
-            <w:color w:val="0000EE"/>
-            <w:u w:val="single"/>
-          </w:rPr>
-          <w:t>2 Timothée 1.10</w:t>
-        </w:r>
-      </w:hyperlink>
+      <w:r>
+        <w:rPr>
+          <w:lang w:val="fr_FR" w:bidi="fr_FR"/>
+        </w:rPr>
+        <w:t>2 Timothée 1.10</w:t>
+      </w:r>
       <w:r>
         <w:rPr>
           <w:lang w:val="fr_FR" w:bidi="fr_FR"/>
         </w:rPr>
         <w:t xml:space="preserve"> ; </w:t>
       </w:r>
-      <w:hyperlink r:id="rId23">
-        <w:r>
-          <w:rPr>
-            <w:lang w:val="fr_FR" w:bidi="fr_FR"/>
-          </w:rPr>
-          <w:rPr>
-            <w:color w:val="0000EE"/>
-            <w:u w:val="single"/>
-          </w:rPr>
-          <w:t>Tite 1.3</w:t>
-        </w:r>
-      </w:hyperlink>
+      <w:r>
+        <w:rPr>
+          <w:lang w:val="fr_FR" w:bidi="fr_FR"/>
+        </w:rPr>
+        <w:t>Tite 1.3</w:t>
+      </w:r>
       <w:r>
         <w:rPr>
           <w:lang w:val="fr_FR" w:bidi="fr_FR"/>
@@ -796,54 +736,36 @@
         </w:rPr>
         <w:t xml:space="preserve">kérugma, G2782) apparaît deux fois dans les épîtres pastorales : </w:t>
       </w:r>
-      <w:hyperlink r:id="rId24">
-        <w:r>
-          <w:rPr>
-            <w:lang w:val="fr_FR" w:bidi="fr_FR"/>
-          </w:rPr>
-          <w:rPr>
-            <w:color w:val="0000EE"/>
-            <w:u w:val="single"/>
-          </w:rPr>
-          <w:t>2 Timothée 4.17</w:t>
-        </w:r>
-      </w:hyperlink>
+      <w:r>
+        <w:rPr>
+          <w:lang w:val="fr_FR" w:bidi="fr_FR"/>
+        </w:rPr>
+        <w:t>2 Timothée 4.17</w:t>
+      </w:r>
       <w:r>
         <w:rPr>
           <w:lang w:val="fr_FR" w:bidi="fr_FR"/>
         </w:rPr>
         <w:t xml:space="preserve"> ; </w:t>
       </w:r>
-      <w:hyperlink r:id="rId23">
-        <w:r>
-          <w:rPr>
-            <w:lang w:val="fr_FR" w:bidi="fr_FR"/>
-          </w:rPr>
-          <w:rPr>
-            <w:color w:val="0000EE"/>
-            <w:u w:val="single"/>
-          </w:rPr>
-          <w:t>Tite 1.3</w:t>
-        </w:r>
-      </w:hyperlink>
+      <w:r>
+        <w:rPr>
+          <w:lang w:val="fr_FR" w:bidi="fr_FR"/>
+        </w:rPr>
+        <w:t>Tite 1.3</w:t>
+      </w:r>
       <w:r>
         <w:rPr>
           <w:lang w:val="fr_FR" w:bidi="fr_FR"/>
         </w:rPr>
         <w:t xml:space="preserve">. À titre d’exemple, c’est le mot qui est utilisé dans </w:t>
       </w:r>
-      <w:hyperlink r:id="rId25">
-        <w:r>
-          <w:rPr>
-            <w:lang w:val="fr_FR" w:bidi="fr_FR"/>
-          </w:rPr>
-          <w:rPr>
-            <w:color w:val="0000EE"/>
-            <w:u w:val="single"/>
-          </w:rPr>
-          <w:t>Matthieu 12.41</w:t>
-        </w:r>
-      </w:hyperlink>
+      <w:r>
+        <w:rPr>
+          <w:lang w:val="fr_FR" w:bidi="fr_FR"/>
+        </w:rPr>
+        <w:t>Matthieu 12.41</w:t>
+      </w:r>
       <w:r>
         <w:rPr>
           <w:lang w:val="fr_FR" w:bidi="fr_FR"/>
@@ -911,18 +833,12 @@
         </w:rPr>
         <w:t xml:space="preserve"> Le verbe grec traduit « a été confiée » signifie ici confier une chose aux soins de quelqu’un. Il pourrait également être traduit « remettre aux soins de » en français. À titre d’exemple, c’est le mot que Jésus utilise dans </w:t>
       </w:r>
-      <w:hyperlink r:id="rId26">
-        <w:r>
-          <w:rPr>
-            <w:lang w:val="fr_FR" w:bidi="fr_FR"/>
-          </w:rPr>
-          <w:rPr>
-            <w:color w:val="0000EE"/>
-            <w:u w:val="single"/>
-          </w:rPr>
-          <w:t>Luc 16.11</w:t>
-        </w:r>
-      </w:hyperlink>
+      <w:r>
+        <w:rPr>
+          <w:lang w:val="fr_FR" w:bidi="fr_FR"/>
+        </w:rPr>
+        <w:t>Luc 16.11</w:t>
+      </w:r>
       <w:r>
         <w:rPr>
           <w:lang w:val="fr_FR" w:bidi="fr_FR"/>
@@ -1003,54 +919,36 @@
         </w:rPr>
         <w:t xml:space="preserve">èpitagué, G2003) désigne ici ce qui a été spécifiquement commandé. Selon les contextes, ce mot pourrait également être traduit « commandement » ou « instruction » en français. Ce mot apparaît trois fois dans les épîtres pastorales : </w:t>
       </w:r>
-      <w:hyperlink r:id="rId15">
-        <w:r>
-          <w:rPr>
-            <w:lang w:val="fr_FR" w:bidi="fr_FR"/>
-          </w:rPr>
-          <w:rPr>
-            <w:color w:val="0000EE"/>
-            <w:u w:val="single"/>
-          </w:rPr>
-          <w:t>1 Timothée 1.1</w:t>
-        </w:r>
-      </w:hyperlink>
+      <w:r>
+        <w:rPr>
+          <w:lang w:val="fr_FR" w:bidi="fr_FR"/>
+        </w:rPr>
+        <w:t>1 Timothée 1.1</w:t>
+      </w:r>
       <w:r>
         <w:rPr>
           <w:lang w:val="fr_FR" w:bidi="fr_FR"/>
         </w:rPr>
         <w:t xml:space="preserve"> ; </w:t>
       </w:r>
-      <w:hyperlink r:id="rId23">
-        <w:r>
-          <w:rPr>
-            <w:lang w:val="fr_FR" w:bidi="fr_FR"/>
-          </w:rPr>
-          <w:rPr>
-            <w:color w:val="0000EE"/>
-            <w:u w:val="single"/>
-          </w:rPr>
-          <w:t>Tite 1.3</w:t>
-        </w:r>
-      </w:hyperlink>
+      <w:r>
+        <w:rPr>
+          <w:lang w:val="fr_FR" w:bidi="fr_FR"/>
+        </w:rPr>
+        <w:t>Tite 1.3</w:t>
+      </w:r>
       <w:r>
         <w:rPr>
           <w:lang w:val="fr_FR" w:bidi="fr_FR"/>
         </w:rPr>
         <w:t xml:space="preserve"> ; </w:t>
       </w:r>
-      <w:hyperlink r:id="rId27">
-        <w:r>
-          <w:rPr>
-            <w:lang w:val="fr_FR" w:bidi="fr_FR"/>
-          </w:rPr>
-          <w:rPr>
-            <w:color w:val="0000EE"/>
-            <w:u w:val="single"/>
-          </w:rPr>
-          <w:t>2.15</w:t>
-        </w:r>
-      </w:hyperlink>
+      <w:r>
+        <w:rPr>
+          <w:lang w:val="fr_FR" w:bidi="fr_FR"/>
+        </w:rPr>
+        <w:t>2.15</w:t>
+      </w:r>
       <w:r>
         <w:rPr>
           <w:lang w:val="fr_FR" w:bidi="fr_FR"/>
@@ -1105,36 +1003,24 @@
         </w:rPr>
         <w:t xml:space="preserve"> Le mot grec traduit « véritable » (« légitime » dans la LSG) désigne ce qui provient de naissance légitime, ce qui est vrai, ce qui est authentique, ce qui possède la qualité supposée. Selon les contextes, ce mot pourrait être traduit « vrai », « réel », « sincère » ou « authentique » en français. Ce mot apparaît deux fois dans les épîtres pastorales : </w:t>
       </w:r>
-      <w:hyperlink r:id="rId28">
-        <w:r>
-          <w:rPr>
-            <w:lang w:val="fr_FR" w:bidi="fr_FR"/>
-          </w:rPr>
-          <w:rPr>
-            <w:color w:val="0000EE"/>
-            <w:u w:val="single"/>
-          </w:rPr>
-          <w:t>1 Timothée 1.2</w:t>
-        </w:r>
-      </w:hyperlink>
+      <w:r>
+        <w:rPr>
+          <w:lang w:val="fr_FR" w:bidi="fr_FR"/>
+        </w:rPr>
+        <w:t>1 Timothée 1.2</w:t>
+      </w:r>
       <w:r>
         <w:rPr>
           <w:lang w:val="fr_FR" w:bidi="fr_FR"/>
         </w:rPr>
         <w:t xml:space="preserve"> ; </w:t>
       </w:r>
-      <w:hyperlink r:id="rId29">
-        <w:r>
-          <w:rPr>
-            <w:lang w:val="fr_FR" w:bidi="fr_FR"/>
-          </w:rPr>
-          <w:rPr>
-            <w:color w:val="0000EE"/>
-            <w:u w:val="single"/>
-          </w:rPr>
-          <w:t>Tite 1.4</w:t>
-        </w:r>
-      </w:hyperlink>
+      <w:r>
+        <w:rPr>
+          <w:lang w:val="fr_FR" w:bidi="fr_FR"/>
+        </w:rPr>
+        <w:t>Tite 1.4</w:t>
+      </w:r>
       <w:r>
         <w:rPr>
           <w:lang w:val="fr_FR" w:bidi="fr_FR"/>
@@ -1442,36 +1328,24 @@
         </w:rPr>
         <w:t xml:space="preserve">anègklétosse, G410) désigne quelqu’un à qui l’on ne peut rien reprocher de mauvais, que l’on ne peut accuser de quelque chose de mauvais, qui est innocent. Dans certaines langues, ce mot sera mieux rendu par une expression ou même une proposition telle que : « que personne ne puisse accuser » ou « qui ne peut se faire accuser de rien de mal ». Ce mot apparaît trois fois dans les épîtres pastorales : </w:t>
       </w:r>
-      <w:hyperlink r:id="rId30">
-        <w:r>
-          <w:rPr>
-            <w:lang w:val="fr_FR" w:bidi="fr_FR"/>
-          </w:rPr>
-          <w:rPr>
-            <w:color w:val="0000EE"/>
-            <w:u w:val="single"/>
-          </w:rPr>
-          <w:t>1 Timothée 3.10</w:t>
-        </w:r>
-      </w:hyperlink>
+      <w:r>
+        <w:rPr>
+          <w:lang w:val="fr_FR" w:bidi="fr_FR"/>
+        </w:rPr>
+        <w:t>1 Timothée 3.10</w:t>
+      </w:r>
       <w:r>
         <w:rPr>
           <w:lang w:val="fr_FR" w:bidi="fr_FR"/>
         </w:rPr>
         <w:t xml:space="preserve"> ; </w:t>
       </w:r>
-      <w:hyperlink r:id="rId31">
-        <w:r>
-          <w:rPr>
-            <w:lang w:val="fr_FR" w:bidi="fr_FR"/>
-          </w:rPr>
-          <w:rPr>
-            <w:color w:val="0000EE"/>
-            <w:u w:val="single"/>
-          </w:rPr>
-          <w:t>Tite 1.6</w:t>
-        </w:r>
-      </w:hyperlink>
+      <w:r>
+        <w:rPr>
+          <w:lang w:val="fr_FR" w:bidi="fr_FR"/>
+        </w:rPr>
+        <w:t>Tite 1.6</w:t>
+      </w:r>
       <w:r>
         <w:rPr>
           <w:lang w:val="fr_FR" w:bidi="fr_FR"/>
@@ -1574,36 +1448,24 @@
         </w:rPr>
         <w:t xml:space="preserve"> Le mot grec traduit « rebelles » décrit l’insoumission, la désobéissance. Ce mot apparaît trois fois dans les épîtres pastorales : </w:t>
       </w:r>
-      <w:hyperlink r:id="rId32">
-        <w:r>
-          <w:rPr>
-            <w:lang w:val="fr_FR" w:bidi="fr_FR"/>
-          </w:rPr>
-          <w:rPr>
-            <w:color w:val="0000EE"/>
-            <w:u w:val="single"/>
-          </w:rPr>
-          <w:t>1 Timothée 1.9</w:t>
-        </w:r>
-      </w:hyperlink>
+      <w:r>
+        <w:rPr>
+          <w:lang w:val="fr_FR" w:bidi="fr_FR"/>
+        </w:rPr>
+        <w:t>1 Timothée 1.9</w:t>
+      </w:r>
       <w:r>
         <w:rPr>
           <w:lang w:val="fr_FR" w:bidi="fr_FR"/>
         </w:rPr>
         <w:t xml:space="preserve"> ; </w:t>
       </w:r>
-      <w:hyperlink r:id="rId31">
-        <w:r>
-          <w:rPr>
-            <w:lang w:val="fr_FR" w:bidi="fr_FR"/>
-          </w:rPr>
-          <w:rPr>
-            <w:color w:val="0000EE"/>
-            <w:u w:val="single"/>
-          </w:rPr>
-          <w:t>Tite 1.6</w:t>
-        </w:r>
-      </w:hyperlink>
+      <w:r>
+        <w:rPr>
+          <w:lang w:val="fr_FR" w:bidi="fr_FR"/>
+        </w:rPr>
+        <w:t>Tite 1.6</w:t>
+      </w:r>
       <w:r>
         <w:rPr>
           <w:lang w:val="fr_FR" w:bidi="fr_FR"/>
@@ -1760,36 +1622,24 @@
         </w:rPr>
         <w:t xml:space="preserve"> Le mot grec traduit « intendant » désigne une personne qui a l’autorité et la responsabilité de quelque chose ; dans ce contexte, il s’agit de la maison de Dieu (l’Église). Ce mot est traduit de diverses façons dans les versions françaises : « évêque » (surtout dans les versions anciennes), « responsable » et « dirigeant » (dans les versions modernes). Ce mot apparaît deux fois dans les épîtres pastorales : </w:t>
       </w:r>
-      <w:hyperlink r:id="rId33">
-        <w:r>
-          <w:rPr>
-            <w:lang w:val="fr_FR" w:bidi="fr_FR"/>
-          </w:rPr>
-          <w:rPr>
-            <w:color w:val="0000EE"/>
-            <w:u w:val="single"/>
-          </w:rPr>
-          <w:t>1 Timothée 3.2</w:t>
-        </w:r>
-      </w:hyperlink>
+      <w:r>
+        <w:rPr>
+          <w:lang w:val="fr_FR" w:bidi="fr_FR"/>
+        </w:rPr>
+        <w:t>1 Timothée 3.2</w:t>
+      </w:r>
       <w:r>
         <w:rPr>
           <w:lang w:val="fr_FR" w:bidi="fr_FR"/>
         </w:rPr>
         <w:t xml:space="preserve"> ; </w:t>
       </w:r>
-      <w:hyperlink r:id="rId34">
-        <w:r>
-          <w:rPr>
-            <w:lang w:val="fr_FR" w:bidi="fr_FR"/>
-          </w:rPr>
-          <w:rPr>
-            <w:color w:val="0000EE"/>
-            <w:u w:val="single"/>
-          </w:rPr>
-          <w:t>Tite 1.7</w:t>
-        </w:r>
-      </w:hyperlink>
+      <w:r>
+        <w:rPr>
+          <w:lang w:val="fr_FR" w:bidi="fr_FR"/>
+        </w:rPr>
+        <w:t>Tite 1.7</w:t>
+      </w:r>
       <w:r>
         <w:rPr>
           <w:lang w:val="fr_FR" w:bidi="fr_FR"/>
@@ -1940,36 +1790,24 @@
         </w:rPr>
         <w:t xml:space="preserve"> Le mot grec traduit « attaché au vin » désigne une personne qui a l’habitude de trop boire et peut être souvent ivre. Si dans votre langue il est nécessaire d’utiliser des noms plutôt que des adjectifs pour rendre la liste de qualifications des versets 7 et 8, vous pourriez par exemple traduire ce mot par l’équivalent de « buveur ». Ce mot apparaît deux fois dans le Nouveau Testament : </w:t>
       </w:r>
-      <w:hyperlink r:id="rId35">
-        <w:r>
-          <w:rPr>
-            <w:lang w:val="fr_FR" w:bidi="fr_FR"/>
-          </w:rPr>
-          <w:rPr>
-            <w:color w:val="0000EE"/>
-            <w:u w:val="single"/>
-          </w:rPr>
-          <w:t>1 Timothée 3.3</w:t>
-        </w:r>
-      </w:hyperlink>
+      <w:r>
+        <w:rPr>
+          <w:lang w:val="fr_FR" w:bidi="fr_FR"/>
+        </w:rPr>
+        <w:t>1 Timothée 3.3</w:t>
+      </w:r>
       <w:r>
         <w:rPr>
           <w:lang w:val="fr_FR" w:bidi="fr_FR"/>
         </w:rPr>
         <w:t xml:space="preserve"> ; </w:t>
       </w:r>
-      <w:hyperlink r:id="rId34">
-        <w:r>
-          <w:rPr>
-            <w:lang w:val="fr_FR" w:bidi="fr_FR"/>
-          </w:rPr>
-          <w:rPr>
-            <w:color w:val="0000EE"/>
-            <w:u w:val="single"/>
-          </w:rPr>
-          <w:t>Tite 1.7</w:t>
-        </w:r>
-      </w:hyperlink>
+      <w:r>
+        <w:rPr>
+          <w:lang w:val="fr_FR" w:bidi="fr_FR"/>
+        </w:rPr>
+        <w:t>Tite 1.7</w:t>
+      </w:r>
       <w:r>
         <w:rPr>
           <w:lang w:val="fr_FR" w:bidi="fr_FR"/>
@@ -2024,36 +1862,24 @@
         </w:rPr>
         <w:t xml:space="preserve"> Le mot grec traduit « violent » désigne une personne qui frappe les autres ou est agressif. Plus généralement, ce mot peut désigner une personne exigeante qui s’impose aux autres de façon agressive. Ce mot apparaît deux fois dans les épîtres pastorales : </w:t>
       </w:r>
-      <w:hyperlink r:id="rId35">
-        <w:r>
-          <w:rPr>
-            <w:lang w:val="fr_FR" w:bidi="fr_FR"/>
-          </w:rPr>
-          <w:rPr>
-            <w:color w:val="0000EE"/>
-            <w:u w:val="single"/>
-          </w:rPr>
-          <w:t>1 Timothée 3.3</w:t>
-        </w:r>
-      </w:hyperlink>
+      <w:r>
+        <w:rPr>
+          <w:lang w:val="fr_FR" w:bidi="fr_FR"/>
+        </w:rPr>
+        <w:t>1 Timothée 3.3</w:t>
+      </w:r>
       <w:r>
         <w:rPr>
           <w:lang w:val="fr_FR" w:bidi="fr_FR"/>
         </w:rPr>
         <w:t xml:space="preserve"> ; </w:t>
       </w:r>
-      <w:hyperlink r:id="rId34">
-        <w:r>
-          <w:rPr>
-            <w:lang w:val="fr_FR" w:bidi="fr_FR"/>
-          </w:rPr>
-          <w:rPr>
-            <w:color w:val="0000EE"/>
-            <w:u w:val="single"/>
-          </w:rPr>
-          <w:t>Tite 1.7</w:t>
-        </w:r>
-      </w:hyperlink>
+      <w:r>
+        <w:rPr>
+          <w:lang w:val="fr_FR" w:bidi="fr_FR"/>
+        </w:rPr>
+        <w:t>Tite 1.7</w:t>
+      </w:r>
       <w:r>
         <w:rPr>
           <w:lang w:val="fr_FR" w:bidi="fr_FR"/>
@@ -2108,36 +1934,24 @@
         </w:rPr>
         <w:t xml:space="preserve"> Le mot grec traduit « honteusement cupide » désigne une personne qui est honteusement avide ou cupide, qui est bassement attirée par le profit matériel. Ce mot apparaît deux fois dans les épîtres pastorales : </w:t>
       </w:r>
-      <w:hyperlink r:id="rId36">
-        <w:r>
-          <w:rPr>
-            <w:lang w:val="fr_FR" w:bidi="fr_FR"/>
-          </w:rPr>
-          <w:rPr>
-            <w:color w:val="0000EE"/>
-            <w:u w:val="single"/>
-          </w:rPr>
-          <w:t>1 Timothée 3.8</w:t>
-        </w:r>
-      </w:hyperlink>
+      <w:r>
+        <w:rPr>
+          <w:lang w:val="fr_FR" w:bidi="fr_FR"/>
+        </w:rPr>
+        <w:t>1 Timothée 3.8</w:t>
+      </w:r>
       <w:r>
         <w:rPr>
           <w:lang w:val="fr_FR" w:bidi="fr_FR"/>
         </w:rPr>
         <w:t xml:space="preserve"> ; </w:t>
       </w:r>
-      <w:hyperlink r:id="rId34">
-        <w:r>
-          <w:rPr>
-            <w:lang w:val="fr_FR" w:bidi="fr_FR"/>
-          </w:rPr>
-          <w:rPr>
-            <w:color w:val="0000EE"/>
-            <w:u w:val="single"/>
-          </w:rPr>
-          <w:t>Tite 1.7</w:t>
-        </w:r>
-      </w:hyperlink>
+      <w:r>
+        <w:rPr>
+          <w:lang w:val="fr_FR" w:bidi="fr_FR"/>
+        </w:rPr>
+        <w:t>Tite 1.7</w:t>
+      </w:r>
       <w:r>
         <w:rPr>
           <w:lang w:val="fr_FR" w:bidi="fr_FR"/>
@@ -2192,18 +2006,12 @@
         </w:rPr>
         <w:t xml:space="preserve"> Le mot grec traduit « au contraire » marque une opposition forte. Ce mot pourrait être traduit « mais », « au lieu de cela » ou « au contraire » en français. À titre d’exemple, c’est ce mot qui est utilisé dans </w:t>
       </w:r>
-      <w:hyperlink r:id="rId37">
-        <w:r>
-          <w:rPr>
-            <w:lang w:val="fr_FR" w:bidi="fr_FR"/>
-          </w:rPr>
-          <w:rPr>
-            <w:color w:val="0000EE"/>
-            <w:u w:val="single"/>
-          </w:rPr>
-          <w:t>Luc 12.51</w:t>
-        </w:r>
-      </w:hyperlink>
+      <w:r>
+        <w:rPr>
+          <w:lang w:val="fr_FR" w:bidi="fr_FR"/>
+        </w:rPr>
+        <w:t>Luc 12.51</w:t>
+      </w:r>
       <w:r>
         <w:rPr>
           <w:lang w:val="fr_FR" w:bidi="fr_FR"/>
@@ -2271,36 +2079,24 @@
         </w:rPr>
         <w:t xml:space="preserve"> Le mot grec traduit « hospitalier » désigne une personne qui est prête à bien accueillir autrui chez elle. Ce mot est utilisé deux fois dans les épîtres pastorales : </w:t>
       </w:r>
-      <w:hyperlink r:id="rId33">
-        <w:r>
-          <w:rPr>
-            <w:lang w:val="fr_FR" w:bidi="fr_FR"/>
-          </w:rPr>
-          <w:rPr>
-            <w:color w:val="0000EE"/>
-            <w:u w:val="single"/>
-          </w:rPr>
-          <w:t>1 Timothée 3.2</w:t>
-        </w:r>
-      </w:hyperlink>
+      <w:r>
+        <w:rPr>
+          <w:lang w:val="fr_FR" w:bidi="fr_FR"/>
+        </w:rPr>
+        <w:t>1 Timothée 3.2</w:t>
+      </w:r>
       <w:r>
         <w:rPr>
           <w:lang w:val="fr_FR" w:bidi="fr_FR"/>
         </w:rPr>
         <w:t xml:space="preserve"> ; </w:t>
       </w:r>
-      <w:hyperlink r:id="rId38">
-        <w:r>
-          <w:rPr>
-            <w:lang w:val="fr_FR" w:bidi="fr_FR"/>
-          </w:rPr>
-          <w:rPr>
-            <w:color w:val="0000EE"/>
-            <w:u w:val="single"/>
-          </w:rPr>
-          <w:t>Tite 1.8</w:t>
-        </w:r>
-      </w:hyperlink>
+      <w:r>
+        <w:rPr>
+          <w:lang w:val="fr_FR" w:bidi="fr_FR"/>
+        </w:rPr>
+        <w:t>Tite 1.8</w:t>
+      </w:r>
       <w:r>
         <w:rPr>
           <w:lang w:val="fr_FR" w:bidi="fr_FR"/>
@@ -2403,72 +2199,48 @@
         </w:rPr>
         <w:t xml:space="preserve"> Le mot grec traduit « raisonnable » désigne une personne dont le comportement est sensé, modéré et raisonnable. Dans certaines langues, ce terme pourrait être rendu par une expression telle que : « avoir des pensées justes sur ce que l’on doit faire » ou « laisser son esprit guider son corps ». Ce mot apparaît quatre fois dans le Nouveau Testament, seulement dans les épîtres pastorales : 3 fois dans Tite : </w:t>
       </w:r>
-      <w:hyperlink r:id="rId38">
-        <w:r>
-          <w:rPr>
-            <w:lang w:val="fr_FR" w:bidi="fr_FR"/>
-          </w:rPr>
-          <w:rPr>
-            <w:color w:val="0000EE"/>
-            <w:u w:val="single"/>
-          </w:rPr>
-          <w:t>1.8</w:t>
-        </w:r>
-      </w:hyperlink>
+      <w:r>
+        <w:rPr>
+          <w:lang w:val="fr_FR" w:bidi="fr_FR"/>
+        </w:rPr>
+        <w:t>1.8</w:t>
+      </w:r>
       <w:r>
         <w:rPr>
           <w:lang w:val="fr_FR" w:bidi="fr_FR"/>
         </w:rPr>
         <w:t xml:space="preserve"> ; </w:t>
       </w:r>
-      <w:hyperlink r:id="rId39">
-        <w:r>
-          <w:rPr>
-            <w:lang w:val="fr_FR" w:bidi="fr_FR"/>
-          </w:rPr>
-          <w:rPr>
-            <w:color w:val="0000EE"/>
-            <w:u w:val="single"/>
-          </w:rPr>
-          <w:t>2.2</w:t>
-        </w:r>
-      </w:hyperlink>
+      <w:r>
+        <w:rPr>
+          <w:lang w:val="fr_FR" w:bidi="fr_FR"/>
+        </w:rPr>
+        <w:t>2.2</w:t>
+      </w:r>
       <w:r>
         <w:rPr>
           <w:lang w:val="fr_FR" w:bidi="fr_FR"/>
         </w:rPr>
         <w:t xml:space="preserve"> et </w:t>
       </w:r>
-      <w:hyperlink r:id="rId40">
-        <w:r>
-          <w:rPr>
-            <w:lang w:val="fr_FR" w:bidi="fr_FR"/>
-          </w:rPr>
-          <w:rPr>
-            <w:color w:val="0000EE"/>
-            <w:u w:val="single"/>
-          </w:rPr>
-          <w:t>2.5</w:t>
-        </w:r>
-      </w:hyperlink>
+      <w:r>
+        <w:rPr>
+          <w:lang w:val="fr_FR" w:bidi="fr_FR"/>
+        </w:rPr>
+        <w:t>2.5</w:t>
+      </w:r>
       <w:r>
         <w:rPr>
           <w:lang w:val="fr_FR" w:bidi="fr_FR"/>
         </w:rPr>
         <w:t xml:space="preserve">. Ce mot est aussi utilisé dans </w:t>
       </w:r>
-      <w:hyperlink r:id="rId33">
-        <w:r>
-          <w:rPr>
-            <w:lang w:val="fr_FR" w:bidi="fr_FR"/>
-          </w:rPr>
-          <w:rPr>
-            <w:color w:val="0000EE"/>
-            <w:u w:val="single"/>
-          </w:rPr>
-          <w:t>1 Timothée 3.2</w:t>
-        </w:r>
-      </w:hyperlink>
+      <w:r>
+        <w:rPr>
+          <w:lang w:val="fr_FR" w:bidi="fr_FR"/>
+        </w:rPr>
+        <w:t>1 Timothée 3.2</w:t>
+      </w:r>
       <w:r>
         <w:rPr>
           <w:lang w:val="fr_FR" w:bidi="fr_FR"/>
@@ -2715,72 +2487,48 @@
         </w:rPr>
         <w:t xml:space="preserve"> L’expression traduite « saine doctrine » apparaît quatre fois dans les épîtres pastorales : </w:t>
       </w:r>
-      <w:hyperlink r:id="rId41">
-        <w:r>
-          <w:rPr>
-            <w:lang w:val="fr_FR" w:bidi="fr_FR"/>
-          </w:rPr>
-          <w:rPr>
-            <w:color w:val="0000EE"/>
-            <w:u w:val="single"/>
-          </w:rPr>
-          <w:t>1 Timothée 1.10</w:t>
-        </w:r>
-      </w:hyperlink>
+      <w:r>
+        <w:rPr>
+          <w:lang w:val="fr_FR" w:bidi="fr_FR"/>
+        </w:rPr>
+        <w:t>1 Timothée 1.10</w:t>
+      </w:r>
       <w:r>
         <w:rPr>
           <w:lang w:val="fr_FR" w:bidi="fr_FR"/>
         </w:rPr>
         <w:t xml:space="preserve"> ; </w:t>
       </w:r>
-      <w:hyperlink r:id="rId42">
-        <w:r>
-          <w:rPr>
-            <w:lang w:val="fr_FR" w:bidi="fr_FR"/>
-          </w:rPr>
-          <w:rPr>
-            <w:color w:val="0000EE"/>
-            <w:u w:val="single"/>
-          </w:rPr>
-          <w:t>2 Timothée 4.3</w:t>
-        </w:r>
-      </w:hyperlink>
+      <w:r>
+        <w:rPr>
+          <w:lang w:val="fr_FR" w:bidi="fr_FR"/>
+        </w:rPr>
+        <w:t>2 Timothée 4.3</w:t>
+      </w:r>
       <w:r>
         <w:rPr>
           <w:lang w:val="fr_FR" w:bidi="fr_FR"/>
         </w:rPr>
         <w:t xml:space="preserve"> ; </w:t>
       </w:r>
-      <w:hyperlink r:id="rId43">
-        <w:r>
-          <w:rPr>
-            <w:lang w:val="fr_FR" w:bidi="fr_FR"/>
-          </w:rPr>
-          <w:rPr>
-            <w:color w:val="0000EE"/>
-            <w:u w:val="single"/>
-          </w:rPr>
-          <w:t>Tite 1.9</w:t>
-        </w:r>
-      </w:hyperlink>
+      <w:r>
+        <w:rPr>
+          <w:lang w:val="fr_FR" w:bidi="fr_FR"/>
+        </w:rPr>
+        <w:t>Tite 1.9</w:t>
+      </w:r>
       <w:r>
         <w:rPr>
           <w:lang w:val="fr_FR" w:bidi="fr_FR"/>
         </w:rPr>
         <w:t xml:space="preserve"> ; </w:t>
       </w:r>
-      <w:hyperlink r:id="rId44">
-        <w:r>
-          <w:rPr>
-            <w:lang w:val="fr_FR" w:bidi="fr_FR"/>
-          </w:rPr>
-          <w:rPr>
-            <w:color w:val="0000EE"/>
-            <w:u w:val="single"/>
-          </w:rPr>
-          <w:t>2.1</w:t>
-        </w:r>
-      </w:hyperlink>
+      <w:r>
+        <w:rPr>
+          <w:lang w:val="fr_FR" w:bidi="fr_FR"/>
+        </w:rPr>
+        <w:t>2.1</w:t>
+      </w:r>
       <w:r>
         <w:rPr>
           <w:lang w:val="fr_FR" w:bidi="fr_FR"/>
@@ -2835,90 +2583,60 @@
         </w:rPr>
         <w:t xml:space="preserve"> Le mot grec traduit « opposer » signifie déclarer que quelqu’un a mal agi (l’idée étant que cela peut être démontré). Ce mot pourrait également être traduit « réfuter », « reprocher » ou « corriger » en français. Ce mot apparaît cinq fois dans les épîtres pastorales : </w:t>
       </w:r>
-      <w:hyperlink r:id="rId45">
-        <w:r>
-          <w:rPr>
-            <w:lang w:val="fr_FR" w:bidi="fr_FR"/>
-          </w:rPr>
-          <w:rPr>
-            <w:color w:val="0000EE"/>
-            <w:u w:val="single"/>
-          </w:rPr>
-          <w:t>1 Timothée 5.20</w:t>
-        </w:r>
-      </w:hyperlink>
+      <w:r>
+        <w:rPr>
+          <w:lang w:val="fr_FR" w:bidi="fr_FR"/>
+        </w:rPr>
+        <w:t>1 Timothée 5.20</w:t>
+      </w:r>
       <w:r>
         <w:rPr>
           <w:lang w:val="fr_FR" w:bidi="fr_FR"/>
         </w:rPr>
         <w:t xml:space="preserve"> ; </w:t>
       </w:r>
-      <w:hyperlink r:id="rId46">
-        <w:r>
-          <w:rPr>
-            <w:lang w:val="fr_FR" w:bidi="fr_FR"/>
-          </w:rPr>
-          <w:rPr>
-            <w:color w:val="0000EE"/>
-            <w:u w:val="single"/>
-          </w:rPr>
-          <w:t>2 Timothée 4.2</w:t>
-        </w:r>
-      </w:hyperlink>
+      <w:r>
+        <w:rPr>
+          <w:lang w:val="fr_FR" w:bidi="fr_FR"/>
+        </w:rPr>
+        <w:t>2 Timothée 4.2</w:t>
+      </w:r>
       <w:r>
         <w:rPr>
           <w:lang w:val="fr_FR" w:bidi="fr_FR"/>
         </w:rPr>
         <w:t xml:space="preserve"> ; </w:t>
       </w:r>
-      <w:hyperlink r:id="rId43">
-        <w:r>
-          <w:rPr>
-            <w:lang w:val="fr_FR" w:bidi="fr_FR"/>
-          </w:rPr>
-          <w:rPr>
-            <w:color w:val="0000EE"/>
-            <w:u w:val="single"/>
-          </w:rPr>
-          <w:t>Tite 1.9</w:t>
-        </w:r>
-      </w:hyperlink>
+      <w:r>
+        <w:rPr>
+          <w:lang w:val="fr_FR" w:bidi="fr_FR"/>
+        </w:rPr>
+        <w:t>Tite 1.9</w:t>
+      </w:r>
       <w:r>
         <w:rPr>
           <w:lang w:val="fr_FR" w:bidi="fr_FR"/>
         </w:rPr>
         <w:t xml:space="preserve">, </w:t>
       </w:r>
-      <w:hyperlink r:id="rId47">
-        <w:r>
-          <w:rPr>
-            <w:lang w:val="fr_FR" w:bidi="fr_FR"/>
-          </w:rPr>
-          <w:rPr>
-            <w:color w:val="0000EE"/>
-            <w:u w:val="single"/>
-          </w:rPr>
-          <w:t>1.13</w:t>
-        </w:r>
-      </w:hyperlink>
+      <w:r>
+        <w:rPr>
+          <w:lang w:val="fr_FR" w:bidi="fr_FR"/>
+        </w:rPr>
+        <w:t>1.13</w:t>
+      </w:r>
       <w:r>
         <w:rPr>
           <w:lang w:val="fr_FR" w:bidi="fr_FR"/>
         </w:rPr>
         <w:t xml:space="preserve"> ; </w:t>
       </w:r>
-      <w:hyperlink r:id="rId27">
-        <w:r>
-          <w:rPr>
-            <w:lang w:val="fr_FR" w:bidi="fr_FR"/>
-          </w:rPr>
-          <w:rPr>
-            <w:color w:val="0000EE"/>
-            <w:u w:val="single"/>
-          </w:rPr>
-          <w:t>2.15</w:t>
-        </w:r>
-      </w:hyperlink>
+      <w:r>
+        <w:rPr>
+          <w:lang w:val="fr_FR" w:bidi="fr_FR"/>
+        </w:rPr>
+        <w:t>2.15</w:t>
+      </w:r>
       <w:r>
         <w:rPr>
           <w:lang w:val="fr_FR" w:bidi="fr_FR"/>
@@ -3014,18 +2732,12 @@
         </w:rPr>
         <w:t xml:space="preserve"> en Israël (</w:t>
       </w:r>
-      <w:hyperlink r:id="rId48">
-        <w:r>
-          <w:rPr>
-            <w:lang w:val="fr_FR" w:bidi="fr_FR"/>
-          </w:rPr>
-          <w:rPr>
-            <w:color w:val="0000EE"/>
-            <w:u w:val="single"/>
-          </w:rPr>
-          <w:t>Luc 2.34</w:t>
-        </w:r>
-      </w:hyperlink>
+      <w:r>
+        <w:rPr>
+          <w:lang w:val="fr_FR" w:bidi="fr_FR"/>
+        </w:rPr>
+        <w:t>Luc 2.34</w:t>
+      </w:r>
       <w:r>
         <w:rPr>
           <w:lang w:val="fr_FR" w:bidi="fr_FR"/>
@@ -3068,18 +2780,12 @@
         </w:rPr>
         <w:t xml:space="preserve"> (</w:t>
       </w:r>
-      <w:hyperlink r:id="rId49">
-        <w:r>
-          <w:rPr>
-            <w:lang w:val="fr_FR" w:bidi="fr_FR"/>
-          </w:rPr>
-          <w:rPr>
-            <w:color w:val="0000EE"/>
-            <w:u w:val="single"/>
-          </w:rPr>
-          <w:t>Luc 21.15</w:t>
-        </w:r>
-      </w:hyperlink>
+      <w:r>
+        <w:rPr>
+          <w:lang w:val="fr_FR" w:bidi="fr_FR"/>
+        </w:rPr>
+        <w:t>Luc 21.15</w:t>
+      </w:r>
       <w:r>
         <w:rPr>
           <w:lang w:val="fr_FR" w:bidi="fr_FR"/>
@@ -3122,18 +2828,12 @@
         </w:rPr>
         <w:t xml:space="preserve"> à ce que dit Paul dans </w:t>
       </w:r>
-      <w:hyperlink r:id="rId50">
-        <w:r>
-          <w:rPr>
-            <w:lang w:val="fr_FR" w:bidi="fr_FR"/>
-          </w:rPr>
-          <w:rPr>
-            <w:color w:val="0000EE"/>
-            <w:u w:val="single"/>
-          </w:rPr>
-          <w:t>Actes 13.45</w:t>
-        </w:r>
-      </w:hyperlink>
+      <w:r>
+        <w:rPr>
+          <w:lang w:val="fr_FR" w:bidi="fr_FR"/>
+        </w:rPr>
+        <w:t>Actes 13.45</w:t>
+      </w:r>
       <w:r>
         <w:rPr>
           <w:lang w:val="fr_FR" w:bidi="fr_FR"/>
@@ -3176,18 +2876,12 @@
         </w:rPr>
         <w:t xml:space="preserve"> partout où il va (</w:t>
       </w:r>
-      <w:hyperlink r:id="rId51">
-        <w:r>
-          <w:rPr>
-            <w:lang w:val="fr_FR" w:bidi="fr_FR"/>
-          </w:rPr>
-          <w:rPr>
-            <w:color w:val="0000EE"/>
-            <w:u w:val="single"/>
-          </w:rPr>
-          <w:t>Actes 28.22</w:t>
-        </w:r>
-      </w:hyperlink>
+      <w:r>
+        <w:rPr>
+          <w:lang w:val="fr_FR" w:bidi="fr_FR"/>
+        </w:rPr>
+        <w:t>Actes 28.22</w:t>
+      </w:r>
       <w:r>
         <w:rPr>
           <w:lang w:val="fr_FR" w:bidi="fr_FR"/>
@@ -3602,18 +3296,12 @@
         </w:rPr>
         <w:t xml:space="preserve"> Le mot grec traduit « gain » décrit ce qui est gagné ou obtenu. Ce peut être un gain financier, mais pas forcément ; il peut aussi s’agir d’un autre genre de profit. À titre d’exemple, c’est ce mot que Paul utilise dans </w:t>
       </w:r>
-      <w:hyperlink r:id="rId52">
-        <w:r>
-          <w:rPr>
-            <w:lang w:val="fr_FR" w:bidi="fr_FR"/>
-          </w:rPr>
-          <w:rPr>
-            <w:color w:val="0000EE"/>
-            <w:u w:val="single"/>
-          </w:rPr>
-          <w:t>Philippiens 1.21</w:t>
-        </w:r>
-      </w:hyperlink>
+      <w:r>
+        <w:rPr>
+          <w:lang w:val="fr_FR" w:bidi="fr_FR"/>
+        </w:rPr>
+        <w:t>Philippiens 1.21</w:t>
+      </w:r>
       <w:r>
         <w:rPr>
           <w:lang w:val="fr_FR" w:bidi="fr_FR"/>
@@ -3860,18 +3548,12 @@
         </w:rPr>
         <w:t xml:space="preserve"> Ce mot apparaît également dans </w:t>
       </w:r>
-      <w:hyperlink r:id="rId53">
-        <w:r>
-          <w:rPr>
-            <w:lang w:val="fr_FR" w:bidi="fr_FR"/>
-          </w:rPr>
-          <w:rPr>
-            <w:color w:val="0000EE"/>
-            <w:u w:val="single"/>
-          </w:rPr>
-          <w:t>1 Timothée 5.13</w:t>
-        </w:r>
-      </w:hyperlink>
+      <w:r>
+        <w:rPr>
+          <w:lang w:val="fr_FR" w:bidi="fr_FR"/>
+        </w:rPr>
+        <w:t>1 Timothée 5.13</w:t>
+      </w:r>
       <w:r>
         <w:rPr>
           <w:lang w:val="fr_FR" w:bidi="fr_FR"/>
@@ -3926,36 +3608,24 @@
         </w:rPr>
         <w:t xml:space="preserve"> Le mot grec traduit « témoignage » désigne ce qui est dit, ce qui est attesté à propos d’une chose ou d’une personne. Ce mot apparaît deux fois dans les épîtres pastorales : </w:t>
       </w:r>
-      <w:hyperlink r:id="rId54">
-        <w:r>
-          <w:rPr>
-            <w:lang w:val="fr_FR" w:bidi="fr_FR"/>
-          </w:rPr>
-          <w:rPr>
-            <w:color w:val="0000EE"/>
-            <w:u w:val="single"/>
-          </w:rPr>
-          <w:t>1 Timothée 3.7</w:t>
-        </w:r>
-      </w:hyperlink>
+      <w:r>
+        <w:rPr>
+          <w:lang w:val="fr_FR" w:bidi="fr_FR"/>
+        </w:rPr>
+        <w:t>1 Timothée 3.7</w:t>
+      </w:r>
       <w:r>
         <w:rPr>
           <w:lang w:val="fr_FR" w:bidi="fr_FR"/>
         </w:rPr>
         <w:t xml:space="preserve"> ; </w:t>
       </w:r>
-      <w:hyperlink r:id="rId47">
-        <w:r>
-          <w:rPr>
-            <w:lang w:val="fr_FR" w:bidi="fr_FR"/>
-          </w:rPr>
-          <w:rPr>
-            <w:color w:val="0000EE"/>
-            <w:u w:val="single"/>
-          </w:rPr>
-          <w:t>Tite 1.13</w:t>
-        </w:r>
-      </w:hyperlink>
+      <w:r>
+        <w:rPr>
+          <w:lang w:val="fr_FR" w:bidi="fr_FR"/>
+        </w:rPr>
+        <w:t>Tite 1.13</w:t>
+      </w:r>
       <w:r>
         <w:rPr>
           <w:lang w:val="fr_FR" w:bidi="fr_FR"/>
@@ -4003,72 +3673,48 @@
         </w:rPr>
         <w:t xml:space="preserve"> contre Jésus dans </w:t>
       </w:r>
-      <w:hyperlink r:id="rId55">
-        <w:r>
-          <w:rPr>
-            <w:lang w:val="fr_FR" w:bidi="fr_FR"/>
-          </w:rPr>
-          <w:rPr>
-            <w:color w:val="0000EE"/>
-            <w:u w:val="single"/>
-          </w:rPr>
-          <w:t>Marc 14.55</w:t>
-        </w:r>
-      </w:hyperlink>
+      <w:r>
+        <w:rPr>
+          <w:lang w:val="fr_FR" w:bidi="fr_FR"/>
+        </w:rPr>
+        <w:t>Marc 14.55</w:t>
+      </w:r>
       <w:r>
         <w:rPr>
           <w:lang w:val="fr_FR" w:bidi="fr_FR"/>
         </w:rPr>
         <w:t xml:space="preserve">, </w:t>
       </w:r>
-      <w:hyperlink r:id="rId56">
-        <w:r>
-          <w:rPr>
-            <w:lang w:val="fr_FR" w:bidi="fr_FR"/>
-          </w:rPr>
-          <w:rPr>
-            <w:color w:val="0000EE"/>
-            <w:u w:val="single"/>
-          </w:rPr>
-          <w:t>56</w:t>
-        </w:r>
-      </w:hyperlink>
+      <w:r>
+        <w:rPr>
+          <w:lang w:val="fr_FR" w:bidi="fr_FR"/>
+        </w:rPr>
+        <w:t>56</w:t>
+      </w:r>
       <w:r>
         <w:rPr>
           <w:lang w:val="fr_FR" w:bidi="fr_FR"/>
         </w:rPr>
         <w:t xml:space="preserve">, </w:t>
       </w:r>
-      <w:hyperlink r:id="rId57">
-        <w:r>
-          <w:rPr>
-            <w:lang w:val="fr_FR" w:bidi="fr_FR"/>
-          </w:rPr>
-          <w:rPr>
-            <w:color w:val="0000EE"/>
-            <w:u w:val="single"/>
-          </w:rPr>
-          <w:t>59</w:t>
-        </w:r>
-      </w:hyperlink>
+      <w:r>
+        <w:rPr>
+          <w:lang w:val="fr_FR" w:bidi="fr_FR"/>
+        </w:rPr>
+        <w:t>59</w:t>
+      </w:r>
       <w:r>
         <w:rPr>
           <w:lang w:val="fr_FR" w:bidi="fr_FR"/>
         </w:rPr>
         <w:t xml:space="preserve"> ; </w:t>
       </w:r>
-      <w:hyperlink r:id="rId58">
-        <w:r>
-          <w:rPr>
-            <w:lang w:val="fr_FR" w:bidi="fr_FR"/>
-          </w:rPr>
-          <w:rPr>
-            <w:color w:val="0000EE"/>
-            <w:u w:val="single"/>
-          </w:rPr>
-          <w:t>Luc 22.71</w:t>
-        </w:r>
-      </w:hyperlink>
+      <w:r>
+        <w:rPr>
+          <w:lang w:val="fr_FR" w:bidi="fr_FR"/>
+        </w:rPr>
+        <w:t>Luc 22.71</w:t>
+      </w:r>
       <w:r>
         <w:rPr>
           <w:lang w:val="fr_FR" w:bidi="fr_FR"/>
@@ -4111,18 +3757,12 @@
         </w:rPr>
         <w:t xml:space="preserve"> de Jean le Baptiste dans </w:t>
       </w:r>
-      <w:hyperlink r:id="rId59">
-        <w:r>
-          <w:rPr>
-            <w:lang w:val="fr_FR" w:bidi="fr_FR"/>
-          </w:rPr>
-          <w:rPr>
-            <w:color w:val="0000EE"/>
-            <w:u w:val="single"/>
-          </w:rPr>
-          <w:t>Jean 1.7</w:t>
-        </w:r>
-      </w:hyperlink>
+      <w:r>
+        <w:rPr>
+          <w:lang w:val="fr_FR" w:bidi="fr_FR"/>
+        </w:rPr>
+        <w:t>Jean 1.7</w:t>
+      </w:r>
       <w:r>
         <w:rPr>
           <w:lang w:val="fr_FR" w:bidi="fr_FR"/>
@@ -4165,18 +3805,12 @@
         </w:rPr>
         <w:t xml:space="preserve"> de Jésus dans </w:t>
       </w:r>
-      <w:hyperlink r:id="rId60">
-        <w:r>
-          <w:rPr>
-            <w:lang w:val="fr_FR" w:bidi="fr_FR"/>
-          </w:rPr>
-          <w:rPr>
-            <w:color w:val="0000EE"/>
-            <w:u w:val="single"/>
-          </w:rPr>
-          <w:t>Jean 3.11</w:t>
-        </w:r>
-      </w:hyperlink>
+      <w:r>
+        <w:rPr>
+          <w:lang w:val="fr_FR" w:bidi="fr_FR"/>
+        </w:rPr>
+        <w:t>Jean 3.11</w:t>
+      </w:r>
       <w:r>
         <w:rPr>
           <w:lang w:val="fr_FR" w:bidi="fr_FR"/>
@@ -4219,18 +3853,12 @@
         </w:rPr>
         <w:t xml:space="preserve">de Dieu </w:t>
       </w:r>
-      <w:hyperlink r:id="rId61">
-        <w:r>
-          <w:rPr>
-            <w:lang w:val="fr_FR" w:bidi="fr_FR"/>
-          </w:rPr>
-          <w:rPr>
-            <w:color w:val="0000EE"/>
-            <w:u w:val="single"/>
-          </w:rPr>
-          <w:t>5.36</w:t>
-        </w:r>
-      </w:hyperlink>
+      <w:r>
+        <w:rPr>
+          <w:lang w:val="fr_FR" w:bidi="fr_FR"/>
+        </w:rPr>
+        <w:t>5.36</w:t>
+      </w:r>
       <w:r>
         <w:rPr>
           <w:lang w:val="fr_FR" w:bidi="fr_FR"/>
@@ -4453,90 +4081,60 @@
         </w:rPr>
         <w:t xml:space="preserve"> prossèkho, G4337) peut signifier s’appliquer à quelque chose, s’en occuper ou se donner ou se livrer à quelque chose. Il apparaît cinq fois dans les épîtres pastorales : </w:t>
       </w:r>
-      <w:hyperlink r:id="rId29">
-        <w:r>
-          <w:rPr>
-            <w:lang w:val="fr_FR" w:bidi="fr_FR"/>
-          </w:rPr>
-          <w:rPr>
-            <w:color w:val="0000EE"/>
-            <w:u w:val="single"/>
-          </w:rPr>
-          <w:t>1.4</w:t>
-        </w:r>
-      </w:hyperlink>
+      <w:r>
+        <w:rPr>
+          <w:lang w:val="fr_FR" w:bidi="fr_FR"/>
+        </w:rPr>
+        <w:t>1.4</w:t>
+      </w:r>
       <w:r>
         <w:rPr>
           <w:lang w:val="fr_FR" w:bidi="fr_FR"/>
         </w:rPr>
         <w:t xml:space="preserve"> ; </w:t>
       </w:r>
-      <w:hyperlink r:id="rId62">
-        <w:r>
-          <w:rPr>
-            <w:lang w:val="fr_FR" w:bidi="fr_FR"/>
-          </w:rPr>
-          <w:rPr>
-            <w:color w:val="0000EE"/>
-            <w:u w:val="single"/>
-          </w:rPr>
-          <w:t>3.8</w:t>
-        </w:r>
-      </w:hyperlink>
+      <w:r>
+        <w:rPr>
+          <w:lang w:val="fr_FR" w:bidi="fr_FR"/>
+        </w:rPr>
+        <w:t>3.8</w:t>
+      </w:r>
       <w:r>
         <w:rPr>
           <w:lang w:val="fr_FR" w:bidi="fr_FR"/>
         </w:rPr>
         <w:t xml:space="preserve"> ; </w:t>
       </w:r>
-      <w:hyperlink r:id="rId63">
-        <w:r>
-          <w:rPr>
-            <w:lang w:val="fr_FR" w:bidi="fr_FR"/>
-          </w:rPr>
-          <w:rPr>
-            <w:color w:val="0000EE"/>
-            <w:u w:val="single"/>
-          </w:rPr>
-          <w:t>4.1</w:t>
-        </w:r>
-      </w:hyperlink>
+      <w:r>
+        <w:rPr>
+          <w:lang w:val="fr_FR" w:bidi="fr_FR"/>
+        </w:rPr>
+        <w:t>4.1</w:t>
+      </w:r>
       <w:r>
         <w:rPr>
           <w:lang w:val="fr_FR" w:bidi="fr_FR"/>
         </w:rPr>
         <w:t xml:space="preserve">, </w:t>
       </w:r>
-      <w:hyperlink r:id="rId64">
-        <w:r>
-          <w:rPr>
-            <w:lang w:val="fr_FR" w:bidi="fr_FR"/>
-          </w:rPr>
-          <w:rPr>
-            <w:color w:val="0000EE"/>
-            <w:u w:val="single"/>
-          </w:rPr>
-          <w:t>13</w:t>
-        </w:r>
-      </w:hyperlink>
+      <w:r>
+        <w:rPr>
+          <w:lang w:val="fr_FR" w:bidi="fr_FR"/>
+        </w:rPr>
+        <w:t>13</w:t>
+      </w:r>
       <w:r>
         <w:rPr>
           <w:lang w:val="fr_FR" w:bidi="fr_FR"/>
         </w:rPr>
         <w:t xml:space="preserve"> ; </w:t>
       </w:r>
-      <w:hyperlink r:id="rId65">
-        <w:r>
-          <w:rPr>
-            <w:lang w:val="fr_FR" w:bidi="fr_FR"/>
-          </w:rPr>
-          <w:rPr>
-            <w:color w:val="0000EE"/>
-            <w:u w:val="single"/>
-          </w:rPr>
-          <w:t>Tite 1.14</w:t>
-        </w:r>
-      </w:hyperlink>
+      <w:r>
+        <w:rPr>
+          <w:lang w:val="fr_FR" w:bidi="fr_FR"/>
+        </w:rPr>
+        <w:t>Tite 1.14</w:t>
+      </w:r>
       <w:r>
         <w:rPr>
           <w:lang w:val="fr_FR" w:bidi="fr_FR"/>
@@ -4591,72 +4189,48 @@
         </w:rPr>
         <w:t xml:space="preserve"> Le mot grec traduit « fables » désigne des histoires ou récits qui ne sont pas crédibles et qui habituellement ne sont pas fondés sur des faits (il peut s’agir de légendes, de contes, de mythes). Dans le Nouveau Testament, la perspective sur les « fables » est toujours négative. Ce mot apparaît quatre fois dans les épîtres pastorales : </w:t>
       </w:r>
-      <w:hyperlink r:id="rId66">
-        <w:r>
-          <w:rPr>
-            <w:lang w:val="fr_FR" w:bidi="fr_FR"/>
-          </w:rPr>
-          <w:rPr>
-            <w:color w:val="0000EE"/>
-            <w:u w:val="single"/>
-          </w:rPr>
-          <w:t>1 Timothée 1.4</w:t>
-        </w:r>
-      </w:hyperlink>
+      <w:r>
+        <w:rPr>
+          <w:lang w:val="fr_FR" w:bidi="fr_FR"/>
+        </w:rPr>
+        <w:t>1 Timothée 1.4</w:t>
+      </w:r>
       <w:r>
         <w:rPr>
           <w:lang w:val="fr_FR" w:bidi="fr_FR"/>
         </w:rPr>
         <w:t xml:space="preserve"> ; </w:t>
       </w:r>
-      <w:hyperlink r:id="rId67">
-        <w:r>
-          <w:rPr>
-            <w:lang w:val="fr_FR" w:bidi="fr_FR"/>
-          </w:rPr>
-          <w:rPr>
-            <w:color w:val="0000EE"/>
-            <w:u w:val="single"/>
-          </w:rPr>
-          <w:t>4.7</w:t>
-        </w:r>
-      </w:hyperlink>
+      <w:r>
+        <w:rPr>
+          <w:lang w:val="fr_FR" w:bidi="fr_FR"/>
+        </w:rPr>
+        <w:t>4.7</w:t>
+      </w:r>
       <w:r>
         <w:rPr>
           <w:lang w:val="fr_FR" w:bidi="fr_FR"/>
         </w:rPr>
         <w:t xml:space="preserve"> ; </w:t>
       </w:r>
-      <w:hyperlink r:id="rId68">
-        <w:r>
-          <w:rPr>
-            <w:lang w:val="fr_FR" w:bidi="fr_FR"/>
-          </w:rPr>
-          <w:rPr>
-            <w:color w:val="0000EE"/>
-            <w:u w:val="single"/>
-          </w:rPr>
-          <w:t>2 Timothée 4.4</w:t>
-        </w:r>
-      </w:hyperlink>
+      <w:r>
+        <w:rPr>
+          <w:lang w:val="fr_FR" w:bidi="fr_FR"/>
+        </w:rPr>
+        <w:t>2 Timothée 4.4</w:t>
+      </w:r>
       <w:r>
         <w:rPr>
           <w:lang w:val="fr_FR" w:bidi="fr_FR"/>
         </w:rPr>
         <w:t xml:space="preserve"> ; </w:t>
       </w:r>
-      <w:hyperlink r:id="rId65">
-        <w:r>
-          <w:rPr>
-            <w:lang w:val="fr_FR" w:bidi="fr_FR"/>
-          </w:rPr>
-          <w:rPr>
-            <w:color w:val="0000EE"/>
-            <w:u w:val="single"/>
-          </w:rPr>
-          <w:t>Tite 1.14</w:t>
-        </w:r>
-      </w:hyperlink>
+      <w:r>
+        <w:rPr>
+          <w:lang w:val="fr_FR" w:bidi="fr_FR"/>
+        </w:rPr>
+        <w:t>Tite 1.14</w:t>
+      </w:r>
       <w:r>
         <w:rPr>
           <w:lang w:val="fr_FR" w:bidi="fr_FR"/>
@@ -4724,54 +4298,36 @@
         </w:rPr>
         <w:t xml:space="preserve">Ce mot est utilisé trois fois dans les épîtres pastorales : </w:t>
       </w:r>
-      <w:hyperlink r:id="rId69">
-        <w:r>
-          <w:rPr>
-            <w:lang w:val="fr_FR" w:bidi="fr_FR"/>
-          </w:rPr>
-          <w:rPr>
-            <w:color w:val="0000EE"/>
-            <w:u w:val="single"/>
-          </w:rPr>
-          <w:t>2 Timothée 1.15</w:t>
-        </w:r>
-      </w:hyperlink>
+      <w:r>
+        <w:rPr>
+          <w:lang w:val="fr_FR" w:bidi="fr_FR"/>
+        </w:rPr>
+        <w:t>2 Timothée 1.15</w:t>
+      </w:r>
       <w:r>
         <w:rPr>
           <w:lang w:val="fr_FR" w:bidi="fr_FR"/>
         </w:rPr>
         <w:t xml:space="preserve"> ; </w:t>
       </w:r>
-      <w:hyperlink r:id="rId68">
-        <w:r>
-          <w:rPr>
-            <w:lang w:val="fr_FR" w:bidi="fr_FR"/>
-          </w:rPr>
-          <w:rPr>
-            <w:color w:val="0000EE"/>
-            <w:u w:val="single"/>
-          </w:rPr>
-          <w:t>4.4</w:t>
-        </w:r>
-      </w:hyperlink>
+      <w:r>
+        <w:rPr>
+          <w:lang w:val="fr_FR" w:bidi="fr_FR"/>
+        </w:rPr>
+        <w:t>4.4</w:t>
+      </w:r>
       <w:r>
         <w:rPr>
           <w:lang w:val="fr_FR" w:bidi="fr_FR"/>
         </w:rPr>
         <w:t xml:space="preserve"> ; </w:t>
       </w:r>
-      <w:hyperlink r:id="rId65">
-        <w:r>
-          <w:rPr>
-            <w:lang w:val="fr_FR" w:bidi="fr_FR"/>
-          </w:rPr>
-          <w:rPr>
-            <w:color w:val="0000EE"/>
-            <w:u w:val="single"/>
-          </w:rPr>
-          <w:t>Tite 1.14</w:t>
-        </w:r>
-      </w:hyperlink>
+      <w:r>
+        <w:rPr>
+          <w:lang w:val="fr_FR" w:bidi="fr_FR"/>
+        </w:rPr>
+        <w:t>Tite 1.14</w:t>
+      </w:r>
       <w:r>
         <w:rPr>
           <w:lang w:val="fr_FR" w:bidi="fr_FR"/>
@@ -4852,90 +4408,60 @@
         </w:rPr>
         <w:t xml:space="preserve">, comme un vêtement peut être propre) ou au sens figuré (c’est-à-dire dans un sens rituel ou théologique). Il apparaît sept fois dans les épîtres pastorales : </w:t>
       </w:r>
-      <w:hyperlink r:id="rId70">
-        <w:r>
-          <w:rPr>
-            <w:lang w:val="fr_FR" w:bidi="fr_FR"/>
-          </w:rPr>
-          <w:rPr>
-            <w:color w:val="0000EE"/>
-            <w:u w:val="single"/>
-          </w:rPr>
-          <w:t>1 Timothée 1.5</w:t>
-        </w:r>
-      </w:hyperlink>
+      <w:r>
+        <w:rPr>
+          <w:lang w:val="fr_FR" w:bidi="fr_FR"/>
+        </w:rPr>
+        <w:t>1 Timothée 1.5</w:t>
+      </w:r>
       <w:r>
         <w:rPr>
           <w:lang w:val="fr_FR" w:bidi="fr_FR"/>
         </w:rPr>
         <w:t xml:space="preserve"> ; </w:t>
       </w:r>
-      <w:hyperlink r:id="rId71">
-        <w:r>
-          <w:rPr>
-            <w:lang w:val="fr_FR" w:bidi="fr_FR"/>
-          </w:rPr>
-          <w:rPr>
-            <w:color w:val="0000EE"/>
-            <w:u w:val="single"/>
-          </w:rPr>
-          <w:t>3.9</w:t>
-        </w:r>
-      </w:hyperlink>
+      <w:r>
+        <w:rPr>
+          <w:lang w:val="fr_FR" w:bidi="fr_FR"/>
+        </w:rPr>
+        <w:t>3.9</w:t>
+      </w:r>
       <w:r>
         <w:rPr>
           <w:lang w:val="fr_FR" w:bidi="fr_FR"/>
         </w:rPr>
         <w:t xml:space="preserve"> ; </w:t>
       </w:r>
-      <w:hyperlink r:id="rId72">
-        <w:r>
-          <w:rPr>
-            <w:lang w:val="fr_FR" w:bidi="fr_FR"/>
-          </w:rPr>
-          <w:rPr>
-            <w:color w:val="0000EE"/>
-            <w:u w:val="single"/>
-          </w:rPr>
-          <w:t>2 Timothée 1.3</w:t>
-        </w:r>
-      </w:hyperlink>
+      <w:r>
+        <w:rPr>
+          <w:lang w:val="fr_FR" w:bidi="fr_FR"/>
+        </w:rPr>
+        <w:t>2 Timothée 1.3</w:t>
+      </w:r>
       <w:r>
         <w:rPr>
           <w:lang w:val="fr_FR" w:bidi="fr_FR"/>
         </w:rPr>
         <w:t xml:space="preserve"> ; </w:t>
       </w:r>
-      <w:hyperlink r:id="rId73">
-        <w:r>
-          <w:rPr>
-            <w:lang w:val="fr_FR" w:bidi="fr_FR"/>
-          </w:rPr>
-          <w:rPr>
-            <w:color w:val="0000EE"/>
-            <w:u w:val="single"/>
-          </w:rPr>
-          <w:t>2.22</w:t>
-        </w:r>
-      </w:hyperlink>
+      <w:r>
+        <w:rPr>
+          <w:lang w:val="fr_FR" w:bidi="fr_FR"/>
+        </w:rPr>
+        <w:t>2.22</w:t>
+      </w:r>
       <w:r>
         <w:rPr>
           <w:lang w:val="fr_FR" w:bidi="fr_FR"/>
         </w:rPr>
         <w:t xml:space="preserve"> ; </w:t>
       </w:r>
-      <w:hyperlink r:id="rId74">
-        <w:r>
-          <w:rPr>
-            <w:lang w:val="fr_FR" w:bidi="fr_FR"/>
-          </w:rPr>
-          <w:rPr>
-            <w:color w:val="0000EE"/>
-            <w:u w:val="single"/>
-          </w:rPr>
-          <w:t>Tite 1.15</w:t>
-        </w:r>
-      </w:hyperlink>
+      <w:r>
+        <w:rPr>
+          <w:lang w:val="fr_FR" w:bidi="fr_FR"/>
+        </w:rPr>
+        <w:t>Tite 1.15</w:t>
+      </w:r>
       <w:r>
         <w:rPr>
           <w:lang w:val="fr_FR" w:bidi="fr_FR"/>
@@ -5038,54 +4564,36 @@
         </w:rPr>
         <w:t xml:space="preserve"> Le nom grec traduit « intelligence » désigne la faculté humaine de comprendre, de raisonner, de réfléchir et de prendre des décisions. Il peut être traduit de diverses manières en français, comme : « pensée(s) », « esprit », « intelligence », « entendement », « raison » ou même « bon sens ». Ce mot apparaît trois fois dans les épîtres pastorales : </w:t>
       </w:r>
-      <w:hyperlink r:id="rId75">
-        <w:r>
-          <w:rPr>
-            <w:lang w:val="fr_FR" w:bidi="fr_FR"/>
-          </w:rPr>
-          <w:rPr>
-            <w:color w:val="0000EE"/>
-            <w:u w:val="single"/>
-          </w:rPr>
-          <w:t>1 Timothée 6.5</w:t>
-        </w:r>
-      </w:hyperlink>
+      <w:r>
+        <w:rPr>
+          <w:lang w:val="fr_FR" w:bidi="fr_FR"/>
+        </w:rPr>
+        <w:t>1 Timothée 6.5</w:t>
+      </w:r>
       <w:r>
         <w:rPr>
           <w:lang w:val="fr_FR" w:bidi="fr_FR"/>
         </w:rPr>
         <w:t xml:space="preserve"> ; </w:t>
       </w:r>
-      <w:hyperlink r:id="rId76">
-        <w:r>
-          <w:rPr>
-            <w:lang w:val="fr_FR" w:bidi="fr_FR"/>
-          </w:rPr>
-          <w:rPr>
-            <w:color w:val="0000EE"/>
-            <w:u w:val="single"/>
-          </w:rPr>
-          <w:t>2 Timothée 3.8</w:t>
-        </w:r>
-      </w:hyperlink>
+      <w:r>
+        <w:rPr>
+          <w:lang w:val="fr_FR" w:bidi="fr_FR"/>
+        </w:rPr>
+        <w:t>2 Timothée 3.8</w:t>
+      </w:r>
       <w:r>
         <w:rPr>
           <w:lang w:val="fr_FR" w:bidi="fr_FR"/>
         </w:rPr>
         <w:t xml:space="preserve"> ; </w:t>
       </w:r>
-      <w:hyperlink r:id="rId74">
-        <w:r>
-          <w:rPr>
-            <w:lang w:val="fr_FR" w:bidi="fr_FR"/>
-          </w:rPr>
-          <w:rPr>
-            <w:color w:val="0000EE"/>
-            <w:u w:val="single"/>
-          </w:rPr>
-          <w:t>Tite 1.15</w:t>
-        </w:r>
-      </w:hyperlink>
+      <w:r>
+        <w:rPr>
+          <w:lang w:val="fr_FR" w:bidi="fr_FR"/>
+        </w:rPr>
+        <w:t>Tite 1.15</w:t>
+      </w:r>
       <w:r>
         <w:rPr>
           <w:lang w:val="fr_FR" w:bidi="fr_FR"/>
@@ -5159,108 +4667,72 @@
         </w:rPr>
         <w:t xml:space="preserve"> Le mot grec traduit « conscience » désigne la faculté qui permet de distinguer le bien du mal. Ce mot apparaît six fois dans les épîtres pastorales : </w:t>
       </w:r>
-      <w:hyperlink r:id="rId70">
-        <w:r>
-          <w:rPr>
-            <w:lang w:val="fr_FR" w:bidi="fr_FR"/>
-          </w:rPr>
-          <w:rPr>
-            <w:color w:val="0000EE"/>
-            <w:u w:val="single"/>
-          </w:rPr>
-          <w:t>1 Timothée 1.5</w:t>
-        </w:r>
-      </w:hyperlink>
+      <w:r>
+        <w:rPr>
+          <w:lang w:val="fr_FR" w:bidi="fr_FR"/>
+        </w:rPr>
+        <w:t>1 Timothée 1.5</w:t>
+      </w:r>
       <w:r>
         <w:rPr>
           <w:lang w:val="fr_FR" w:bidi="fr_FR"/>
         </w:rPr>
         <w:t xml:space="preserve">, </w:t>
       </w:r>
-      <w:hyperlink r:id="rId77">
-        <w:r>
-          <w:rPr>
-            <w:lang w:val="fr_FR" w:bidi="fr_FR"/>
-          </w:rPr>
-          <w:rPr>
-            <w:color w:val="0000EE"/>
-            <w:u w:val="single"/>
-          </w:rPr>
-          <w:t>19</w:t>
-        </w:r>
-      </w:hyperlink>
+      <w:r>
+        <w:rPr>
+          <w:lang w:val="fr_FR" w:bidi="fr_FR"/>
+        </w:rPr>
+        <w:t>19</w:t>
+      </w:r>
       <w:r>
         <w:rPr>
           <w:lang w:val="fr_FR" w:bidi="fr_FR"/>
         </w:rPr>
         <w:t xml:space="preserve"> ; </w:t>
       </w:r>
-      <w:hyperlink r:id="rId71">
-        <w:r>
-          <w:rPr>
-            <w:lang w:val="fr_FR" w:bidi="fr_FR"/>
-          </w:rPr>
-          <w:rPr>
-            <w:color w:val="0000EE"/>
-            <w:u w:val="single"/>
-          </w:rPr>
-          <w:t>3.9</w:t>
-        </w:r>
-      </w:hyperlink>
+      <w:r>
+        <w:rPr>
+          <w:lang w:val="fr_FR" w:bidi="fr_FR"/>
+        </w:rPr>
+        <w:t>3.9</w:t>
+      </w:r>
       <w:r>
         <w:rPr>
           <w:lang w:val="fr_FR" w:bidi="fr_FR"/>
         </w:rPr>
         <w:t xml:space="preserve"> ; </w:t>
       </w:r>
-      <w:hyperlink r:id="rId78">
-        <w:r>
-          <w:rPr>
-            <w:lang w:val="fr_FR" w:bidi="fr_FR"/>
-          </w:rPr>
-          <w:rPr>
-            <w:color w:val="0000EE"/>
-            <w:u w:val="single"/>
-          </w:rPr>
-          <w:t>4.2</w:t>
-        </w:r>
-      </w:hyperlink>
+      <w:r>
+        <w:rPr>
+          <w:lang w:val="fr_FR" w:bidi="fr_FR"/>
+        </w:rPr>
+        <w:t>4.2</w:t>
+      </w:r>
       <w:r>
         <w:rPr>
           <w:lang w:val="fr_FR" w:bidi="fr_FR"/>
         </w:rPr>
         <w:t xml:space="preserve"> ; </w:t>
       </w:r>
-      <w:hyperlink r:id="rId72">
-        <w:r>
-          <w:rPr>
-            <w:lang w:val="fr_FR" w:bidi="fr_FR"/>
-          </w:rPr>
-          <w:rPr>
-            <w:color w:val="0000EE"/>
-            <w:u w:val="single"/>
-          </w:rPr>
-          <w:t>2 Timothée 1.3</w:t>
-        </w:r>
-      </w:hyperlink>
+      <w:r>
+        <w:rPr>
+          <w:lang w:val="fr_FR" w:bidi="fr_FR"/>
+        </w:rPr>
+        <w:t>2 Timothée 1.3</w:t>
+      </w:r>
       <w:r>
         <w:rPr>
           <w:lang w:val="fr_FR" w:bidi="fr_FR"/>
         </w:rPr>
         <w:t xml:space="preserve"> ; </w:t>
       </w:r>
-      <w:hyperlink r:id="rId74">
-        <w:r>
-          <w:rPr>
-            <w:lang w:val="fr_FR" w:bidi="fr_FR"/>
-          </w:rPr>
-          <w:rPr>
-            <w:color w:val="0000EE"/>
-            <w:u w:val="single"/>
-          </w:rPr>
-          <w:t>Tite 1.15</w:t>
-        </w:r>
-      </w:hyperlink>
+      <w:r>
+        <w:rPr>
+          <w:lang w:val="fr_FR" w:bidi="fr_FR"/>
+        </w:rPr>
+        <w:t>Tite 1.15</w:t>
+      </w:r>
       <w:r>
         <w:rPr>
           <w:lang w:val="fr_FR" w:bidi="fr_FR"/>
@@ -5315,18 +4787,12 @@
         </w:rPr>
         <w:t xml:space="preserve"> Le mot grec traduit « affirment » signifie montrer ouvertement sa loyauté envers quelque chose ou quelqu’un. Ce mot est souvent traduit « confesser » en français. Cependant, il ne signifie pas avouer qu’on a fait quelque chose de mal. Il est utilisé dans son sens religieux qui correspond à « proclamer publiquement » ; ce qui est proclamé est ce que l’on croit et non pas un péché. Ici, ceux qui « confessent » confessent le fait de connaître Dieu, c’est-à-dire qu’ils affirment qu’ils le connaissent. Ce mot est également utilisé dans </w:t>
       </w:r>
-      <w:hyperlink r:id="rId79">
-        <w:r>
-          <w:rPr>
-            <w:lang w:val="fr_FR" w:bidi="fr_FR"/>
-          </w:rPr>
-          <w:rPr>
-            <w:color w:val="0000EE"/>
-            <w:u w:val="single"/>
-          </w:rPr>
-          <w:t>1 Timothée 6.12</w:t>
-        </w:r>
-      </w:hyperlink>
+      <w:r>
+        <w:rPr>
+          <w:lang w:val="fr_FR" w:bidi="fr_FR"/>
+        </w:rPr>
+        <w:t>1 Timothée 6.12</w:t>
+      </w:r>
       <w:r>
         <w:rPr>
           <w:lang w:val="fr_FR" w:bidi="fr_FR"/>
@@ -5429,54 +4895,36 @@
         </w:rPr>
         <w:t xml:space="preserve"> Le mot grec traduit « désobéissants » décrit le fait d’être désobéissant, de refuser de se soumettre. Ce mot apparaît trois fois dans les épîtres pastorales : </w:t>
       </w:r>
-      <w:hyperlink r:id="rId80">
-        <w:r>
-          <w:rPr>
-            <w:lang w:val="fr_FR" w:bidi="fr_FR"/>
-          </w:rPr>
-          <w:rPr>
-            <w:color w:val="0000EE"/>
-            <w:u w:val="single"/>
-          </w:rPr>
-          <w:t>2 Timothée 3.2</w:t>
-        </w:r>
-      </w:hyperlink>
+      <w:r>
+        <w:rPr>
+          <w:lang w:val="fr_FR" w:bidi="fr_FR"/>
+        </w:rPr>
+        <w:t>2 Timothée 3.2</w:t>
+      </w:r>
       <w:r>
         <w:rPr>
           <w:lang w:val="fr_FR" w:bidi="fr_FR"/>
         </w:rPr>
         <w:t xml:space="preserve"> ; </w:t>
       </w:r>
-      <w:hyperlink r:id="rId81">
-        <w:r>
-          <w:rPr>
-            <w:lang w:val="fr_FR" w:bidi="fr_FR"/>
-          </w:rPr>
-          <w:rPr>
-            <w:color w:val="0000EE"/>
-            <w:u w:val="single"/>
-          </w:rPr>
-          <w:t>Tite 1.16</w:t>
-        </w:r>
-      </w:hyperlink>
+      <w:r>
+        <w:rPr>
+          <w:lang w:val="fr_FR" w:bidi="fr_FR"/>
+        </w:rPr>
+        <w:t>Tite 1.16</w:t>
+      </w:r>
       <w:r>
         <w:rPr>
           <w:lang w:val="fr_FR" w:bidi="fr_FR"/>
         </w:rPr>
         <w:t xml:space="preserve"> ; </w:t>
       </w:r>
-      <w:hyperlink r:id="rId82">
-        <w:r>
-          <w:rPr>
-            <w:lang w:val="fr_FR" w:bidi="fr_FR"/>
-          </w:rPr>
-          <w:rPr>
-            <w:color w:val="0000EE"/>
-            <w:u w:val="single"/>
-          </w:rPr>
-          <w:t>3.3</w:t>
-        </w:r>
-      </w:hyperlink>
+      <w:r>
+        <w:rPr>
+          <w:lang w:val="fr_FR" w:bidi="fr_FR"/>
+        </w:rPr>
+        <w:t>3.3</w:t>
+      </w:r>
       <w:r>
         <w:rPr>
           <w:lang w:val="fr_FR" w:bidi="fr_FR"/>
@@ -5553,18 +5001,12 @@
           <w:lang w:val="fr_FR" w:bidi="fr_FR"/>
         </w:rPr>
       </w:r>
-      <w:hyperlink r:id="rId83">
-        <w:r>
-          <w:rPr>
-            <w:lang w:val="fr_FR" w:bidi="fr_FR"/>
-          </w:rPr>
-          <w:rPr>
-            <w:color w:val="0000EE"/>
-            <w:u w:val="single"/>
-          </w:rPr>
-          <w:t>Hébreux 6.8</w:t>
-        </w:r>
-      </w:hyperlink>
+      <w:r>
+        <w:rPr>
+          <w:lang w:val="fr_FR" w:bidi="fr_FR"/>
+        </w:rPr>
+        <w:t>Hébreux 6.8</w:t>
+      </w:r>
       <w:r>
         <w:rPr>
           <w:lang w:val="fr_FR" w:bidi="fr_FR"/>
@@ -5614,18 +5056,12 @@
           <w:lang w:val="fr_FR" w:bidi="fr_FR"/>
         </w:rPr>
       </w:r>
-      <w:hyperlink r:id="rId84">
-        <w:r>
-          <w:rPr>
-            <w:lang w:val="fr_FR" w:bidi="fr_FR"/>
-          </w:rPr>
-          <w:rPr>
-            <w:color w:val="0000EE"/>
-            <w:u w:val="single"/>
-          </w:rPr>
-          <w:t>1 Corinthiens 9.27</w:t>
-        </w:r>
-      </w:hyperlink>
+      <w:r>
+        <w:rPr>
+          <w:lang w:val="fr_FR" w:bidi="fr_FR"/>
+        </w:rPr>
+        <w:t>1 Corinthiens 9.27</w:t>
+      </w:r>
       <w:r>
         <w:rPr>
           <w:lang w:val="fr_FR" w:bidi="fr_FR"/>
@@ -5669,18 +5105,12 @@
         </w:rPr>
         <w:t xml:space="preserve">Ce mot est le contraire de celui qui est traduit « éprouvé » dans </w:t>
       </w:r>
-      <w:hyperlink r:id="rId85">
-        <w:r>
-          <w:rPr>
-            <w:lang w:val="fr_FR" w:bidi="fr_FR"/>
-          </w:rPr>
-          <w:rPr>
-            <w:color w:val="0000EE"/>
-            <w:u w:val="single"/>
-          </w:rPr>
-          <w:t>2 Timothée 2.15</w:t>
-        </w:r>
-      </w:hyperlink>
+      <w:r>
+        <w:rPr>
+          <w:lang w:val="fr_FR" w:bidi="fr_FR"/>
+        </w:rPr>
+        <w:t>2 Timothée 2.15</w:t>
+      </w:r>
       <w:r>
         <w:rPr>
           <w:lang w:val="fr_FR" w:bidi="fr_FR"/>
@@ -5748,36 +5178,24 @@
         </w:rPr>
         <w:t xml:space="preserve">lalèo, G2980) est un terme général qui signifie « dire » (prononcer des sons ou des mots, voir </w:t>
       </w:r>
-      <w:hyperlink r:id="rId86">
-        <w:r>
-          <w:rPr>
-            <w:lang w:val="fr_FR" w:bidi="fr_FR"/>
-          </w:rPr>
-          <w:rPr>
-            <w:color w:val="0000EE"/>
-            <w:u w:val="single"/>
-          </w:rPr>
-          <w:t>Luc 1.22</w:t>
-        </w:r>
-      </w:hyperlink>
+      <w:r>
+        <w:rPr>
+          <w:lang w:val="fr_FR" w:bidi="fr_FR"/>
+        </w:rPr>
+        <w:t>Luc 1.22</w:t>
+      </w:r>
       <w:r>
         <w:rPr>
           <w:lang w:val="fr_FR" w:bidi="fr_FR"/>
         </w:rPr>
         <w:t xml:space="preserve">), mais qui peut aussi décrire la prédication (voir </w:t>
       </w:r>
-      <w:hyperlink r:id="rId87">
-        <w:r>
-          <w:rPr>
-            <w:lang w:val="fr_FR" w:bidi="fr_FR"/>
-          </w:rPr>
-          <w:rPr>
-            <w:color w:val="0000EE"/>
-            <w:u w:val="single"/>
-          </w:rPr>
-          <w:t>1 Corinthiens 2.6</w:t>
-        </w:r>
-      </w:hyperlink>
+      <w:r>
+        <w:rPr>
+          <w:lang w:val="fr_FR" w:bidi="fr_FR"/>
+        </w:rPr>
+        <w:t>1 Corinthiens 2.6</w:t>
+      </w:r>
       <w:r>
         <w:rPr>
           <w:lang w:val="fr_FR" w:bidi="fr_FR"/>
@@ -5825,18 +5243,12 @@
         </w:rPr>
         <w:t xml:space="preserve"> selon la vérité à son prochain (</w:t>
       </w:r>
-      <w:hyperlink r:id="rId88">
-        <w:r>
-          <w:rPr>
-            <w:lang w:val="fr_FR" w:bidi="fr_FR"/>
-          </w:rPr>
-          <w:rPr>
-            <w:color w:val="0000EE"/>
-            <w:u w:val="single"/>
-          </w:rPr>
-          <w:t>Ep 4.25</w:t>
-        </w:r>
-      </w:hyperlink>
+      <w:r>
+        <w:rPr>
+          <w:lang w:val="fr_FR" w:bidi="fr_FR"/>
+        </w:rPr>
+        <w:t>Ep 4.25</w:t>
+      </w:r>
       <w:r>
         <w:rPr>
           <w:lang w:val="fr_FR" w:bidi="fr_FR"/>
@@ -5879,72 +5291,48 @@
         </w:rPr>
         <w:t xml:space="preserve"> en langues (voir </w:t>
       </w:r>
-      <w:hyperlink r:id="rId89">
-        <w:r>
-          <w:rPr>
-            <w:lang w:val="fr_FR" w:bidi="fr_FR"/>
-          </w:rPr>
-          <w:rPr>
-            <w:color w:val="0000EE"/>
-            <w:u w:val="single"/>
-          </w:rPr>
-          <w:t>Ac 2.4</w:t>
-        </w:r>
-      </w:hyperlink>
+      <w:r>
+        <w:rPr>
+          <w:lang w:val="fr_FR" w:bidi="fr_FR"/>
+        </w:rPr>
+        <w:t>Ac 2.4</w:t>
+      </w:r>
       <w:r>
         <w:rPr>
           <w:lang w:val="fr_FR" w:bidi="fr_FR"/>
         </w:rPr>
         <w:t xml:space="preserve">, </w:t>
       </w:r>
-      <w:hyperlink r:id="rId90">
-        <w:r>
-          <w:rPr>
-            <w:lang w:val="fr_FR" w:bidi="fr_FR"/>
-          </w:rPr>
-          <w:rPr>
-            <w:color w:val="0000EE"/>
-            <w:u w:val="single"/>
-          </w:rPr>
-          <w:t>6</w:t>
-        </w:r>
-      </w:hyperlink>
+      <w:r>
+        <w:rPr>
+          <w:lang w:val="fr_FR" w:bidi="fr_FR"/>
+        </w:rPr>
+        <w:t>6</w:t>
+      </w:r>
       <w:r>
         <w:rPr>
           <w:lang w:val="fr_FR" w:bidi="fr_FR"/>
         </w:rPr>
         <w:t xml:space="preserve">, </w:t>
       </w:r>
-      <w:hyperlink r:id="rId91">
-        <w:r>
-          <w:rPr>
-            <w:lang w:val="fr_FR" w:bidi="fr_FR"/>
-          </w:rPr>
-          <w:rPr>
-            <w:color w:val="0000EE"/>
-            <w:u w:val="single"/>
-          </w:rPr>
-          <w:t>7</w:t>
-        </w:r>
-      </w:hyperlink>
+      <w:r>
+        <w:rPr>
+          <w:lang w:val="fr_FR" w:bidi="fr_FR"/>
+        </w:rPr>
+        <w:t>7</w:t>
+      </w:r>
       <w:r>
         <w:rPr>
           <w:lang w:val="fr_FR" w:bidi="fr_FR"/>
         </w:rPr>
         <w:t xml:space="preserve">, </w:t>
       </w:r>
-      <w:hyperlink r:id="rId92">
-        <w:r>
-          <w:rPr>
-            <w:lang w:val="fr_FR" w:bidi="fr_FR"/>
-          </w:rPr>
-          <w:rPr>
-            <w:color w:val="0000EE"/>
-            <w:u w:val="single"/>
-          </w:rPr>
-          <w:t>11</w:t>
-        </w:r>
-      </w:hyperlink>
+      <w:r>
+        <w:rPr>
+          <w:lang w:val="fr_FR" w:bidi="fr_FR"/>
+        </w:rPr>
+        <w:t>11</w:t>
+      </w:r>
       <w:r>
         <w:rPr>
           <w:lang w:val="fr_FR" w:bidi="fr_FR"/>
@@ -5987,18 +5375,12 @@
         </w:rPr>
         <w:t xml:space="preserve"> ouvertement aux apôtres à propos de sa mort (</w:t>
       </w:r>
-      <w:hyperlink r:id="rId93">
-        <w:r>
-          <w:rPr>
-            <w:lang w:val="fr_FR" w:bidi="fr_FR"/>
-          </w:rPr>
-          <w:rPr>
-            <w:color w:val="0000EE"/>
-            <w:u w:val="single"/>
-          </w:rPr>
-          <w:t>Mc 8.28</w:t>
-        </w:r>
-      </w:hyperlink>
+      <w:r>
+        <w:rPr>
+          <w:lang w:val="fr_FR" w:bidi="fr_FR"/>
+        </w:rPr>
+        <w:t>Mc 8.28</w:t>
+      </w:r>
       <w:r>
         <w:rPr>
           <w:lang w:val="fr_FR" w:bidi="fr_FR"/>
@@ -6041,18 +5423,12 @@
         </w:rPr>
         <w:t xml:space="preserve"> du mal de lui (</w:t>
       </w:r>
-      <w:hyperlink r:id="rId94">
-        <w:r>
-          <w:rPr>
-            <w:lang w:val="fr_FR" w:bidi="fr_FR"/>
-          </w:rPr>
-          <w:rPr>
-            <w:color w:val="0000EE"/>
-            <w:u w:val="single"/>
-          </w:rPr>
-          <w:t>Ac 28.11</w:t>
-        </w:r>
-      </w:hyperlink>
+      <w:r>
+        <w:rPr>
+          <w:lang w:val="fr_FR" w:bidi="fr_FR"/>
+        </w:rPr>
+        <w:t>Ac 28.11</w:t>
+      </w:r>
       <w:r>
         <w:rPr>
           <w:lang w:val="fr_FR" w:bidi="fr_FR"/>
@@ -6083,18 +5459,12 @@
         </w:rPr>
         <w:t xml:space="preserve">Ce mot est également utilisé dans </w:t>
       </w:r>
-      <w:hyperlink r:id="rId27">
-        <w:r>
-          <w:rPr>
-            <w:lang w:val="fr_FR" w:bidi="fr_FR"/>
-          </w:rPr>
-          <w:rPr>
-            <w:color w:val="0000EE"/>
-            <w:u w:val="single"/>
-          </w:rPr>
-          <w:t>2.15</w:t>
-        </w:r>
-      </w:hyperlink>
+      <w:r>
+        <w:rPr>
+          <w:lang w:val="fr_FR" w:bidi="fr_FR"/>
+        </w:rPr>
+        <w:t>2.15</w:t>
+      </w:r>
       <w:r>
         <w:rPr>
           <w:lang w:val="fr_FR" w:bidi="fr_FR"/>
@@ -6149,18 +5519,12 @@
         </w:rPr>
         <w:t xml:space="preserve"> Le mot grec traduit « qui sont en accord » signifie convenir, être approprié ou légitime. À titre d’exemple, c’est le mot qui apparaît dans </w:t>
       </w:r>
-      <w:hyperlink r:id="rId95">
-        <w:r>
-          <w:rPr>
-            <w:lang w:val="fr_FR" w:bidi="fr_FR"/>
-          </w:rPr>
-          <w:rPr>
-            <w:color w:val="0000EE"/>
-            <w:u w:val="single"/>
-          </w:rPr>
-          <w:t>Matthieu 3.15</w:t>
-        </w:r>
-      </w:hyperlink>
+      <w:r>
+        <w:rPr>
+          <w:lang w:val="fr_FR" w:bidi="fr_FR"/>
+        </w:rPr>
+        <w:t>Matthieu 3.15</w:t>
+      </w:r>
       <w:r>
         <w:rPr>
           <w:lang w:val="fr_FR" w:bidi="fr_FR"/>
@@ -6228,72 +5592,48 @@
         </w:rPr>
         <w:t xml:space="preserve"> L’expression traduite « saine doctrine » apparaît quatre fois dans les épîtres pastorales : </w:t>
       </w:r>
-      <w:hyperlink r:id="rId41">
-        <w:r>
-          <w:rPr>
-            <w:lang w:val="fr_FR" w:bidi="fr_FR"/>
-          </w:rPr>
-          <w:rPr>
-            <w:color w:val="0000EE"/>
-            <w:u w:val="single"/>
-          </w:rPr>
-          <w:t>1 Timothée 1.10</w:t>
-        </w:r>
-      </w:hyperlink>
+      <w:r>
+        <w:rPr>
+          <w:lang w:val="fr_FR" w:bidi="fr_FR"/>
+        </w:rPr>
+        <w:t>1 Timothée 1.10</w:t>
+      </w:r>
       <w:r>
         <w:rPr>
           <w:lang w:val="fr_FR" w:bidi="fr_FR"/>
         </w:rPr>
         <w:t xml:space="preserve"> ; </w:t>
       </w:r>
-      <w:hyperlink r:id="rId42">
-        <w:r>
-          <w:rPr>
-            <w:lang w:val="fr_FR" w:bidi="fr_FR"/>
-          </w:rPr>
-          <w:rPr>
-            <w:color w:val="0000EE"/>
-            <w:u w:val="single"/>
-          </w:rPr>
-          <w:t>2 Timothée 4.3</w:t>
-        </w:r>
-      </w:hyperlink>
+      <w:r>
+        <w:rPr>
+          <w:lang w:val="fr_FR" w:bidi="fr_FR"/>
+        </w:rPr>
+        <w:t>2 Timothée 4.3</w:t>
+      </w:r>
       <w:r>
         <w:rPr>
           <w:lang w:val="fr_FR" w:bidi="fr_FR"/>
         </w:rPr>
         <w:t xml:space="preserve"> ; </w:t>
       </w:r>
-      <w:hyperlink r:id="rId43">
-        <w:r>
-          <w:rPr>
-            <w:lang w:val="fr_FR" w:bidi="fr_FR"/>
-          </w:rPr>
-          <w:rPr>
-            <w:color w:val="0000EE"/>
-            <w:u w:val="single"/>
-          </w:rPr>
-          <w:t>Tite 1.9</w:t>
-        </w:r>
-      </w:hyperlink>
+      <w:r>
+        <w:rPr>
+          <w:lang w:val="fr_FR" w:bidi="fr_FR"/>
+        </w:rPr>
+        <w:t>Tite 1.9</w:t>
+      </w:r>
       <w:r>
         <w:rPr>
           <w:lang w:val="fr_FR" w:bidi="fr_FR"/>
         </w:rPr>
         <w:t xml:space="preserve"> ; </w:t>
       </w:r>
-      <w:hyperlink r:id="rId44">
-        <w:r>
-          <w:rPr>
-            <w:lang w:val="fr_FR" w:bidi="fr_FR"/>
-          </w:rPr>
-          <w:rPr>
-            <w:color w:val="0000EE"/>
-            <w:u w:val="single"/>
-          </w:rPr>
-          <w:t>2.1</w:t>
-        </w:r>
-      </w:hyperlink>
+      <w:r>
+        <w:rPr>
+          <w:lang w:val="fr_FR" w:bidi="fr_FR"/>
+        </w:rPr>
+        <w:t>2.1</w:t>
+      </w:r>
       <w:r>
         <w:rPr>
           <w:lang w:val="fr_FR" w:bidi="fr_FR"/>
@@ -6348,18 +5688,12 @@
         </w:rPr>
         <w:t xml:space="preserve"> Le mot grec traduit « hommes âgés » désigne un homme d’un âge avancé. À titre d’exemple, c’est le mot que Zacharie utilise pour se décrire lui-même dans </w:t>
       </w:r>
-      <w:hyperlink r:id="rId96">
-        <w:r>
-          <w:rPr>
-            <w:lang w:val="fr_FR" w:bidi="fr_FR"/>
-          </w:rPr>
-          <w:rPr>
-            <w:color w:val="0000EE"/>
-            <w:u w:val="single"/>
-          </w:rPr>
-          <w:t>Luc 1.18</w:t>
-        </w:r>
-      </w:hyperlink>
+      <w:r>
+        <w:rPr>
+          <w:lang w:val="fr_FR" w:bidi="fr_FR"/>
+        </w:rPr>
+        <w:t>Luc 1.18</w:t>
+      </w:r>
       <w:r>
         <w:rPr>
           <w:lang w:val="fr_FR" w:bidi="fr_FR"/>
@@ -6427,54 +5761,36 @@
         </w:rPr>
         <w:t xml:space="preserve"> Le mot grec traduit « sobres » décrit au sens propre le fait de s’abstenir ou de se modérer dans la consommation de vin (c’est-à-dire « être sobre »). Par extension, au sens figuré, il décrit le fait de se comporter de manière restreinte, c’est-à-dire de se contrôler soi-même. Ce mot pourrait également être traduit « maître de lui-même ». Il apparaît trois fois dans les épîtres pastorales : </w:t>
       </w:r>
-      <w:hyperlink r:id="rId33">
-        <w:r>
-          <w:rPr>
-            <w:lang w:val="fr_FR" w:bidi="fr_FR"/>
-          </w:rPr>
-          <w:rPr>
-            <w:color w:val="0000EE"/>
-            <w:u w:val="single"/>
-          </w:rPr>
-          <w:t>1 Timothée 3.2</w:t>
-        </w:r>
-      </w:hyperlink>
+      <w:r>
+        <w:rPr>
+          <w:lang w:val="fr_FR" w:bidi="fr_FR"/>
+        </w:rPr>
+        <w:t>1 Timothée 3.2</w:t>
+      </w:r>
       <w:r>
         <w:rPr>
           <w:lang w:val="fr_FR" w:bidi="fr_FR"/>
         </w:rPr>
         <w:t xml:space="preserve">, </w:t>
       </w:r>
-      <w:hyperlink r:id="rId97">
-        <w:r>
-          <w:rPr>
-            <w:lang w:val="fr_FR" w:bidi="fr_FR"/>
-          </w:rPr>
-          <w:rPr>
-            <w:color w:val="0000EE"/>
-            <w:u w:val="single"/>
-          </w:rPr>
-          <w:t>11</w:t>
-        </w:r>
-      </w:hyperlink>
+      <w:r>
+        <w:rPr>
+          <w:lang w:val="fr_FR" w:bidi="fr_FR"/>
+        </w:rPr>
+        <w:t>11</w:t>
+      </w:r>
       <w:r>
         <w:rPr>
           <w:lang w:val="fr_FR" w:bidi="fr_FR"/>
         </w:rPr>
         <w:t xml:space="preserve"> ; </w:t>
       </w:r>
-      <w:hyperlink r:id="rId39">
-        <w:r>
-          <w:rPr>
-            <w:lang w:val="fr_FR" w:bidi="fr_FR"/>
-          </w:rPr>
-          <w:rPr>
-            <w:color w:val="0000EE"/>
-            <w:u w:val="single"/>
-          </w:rPr>
-          <w:t>Tite 2.2</w:t>
-        </w:r>
-      </w:hyperlink>
+      <w:r>
+        <w:rPr>
+          <w:lang w:val="fr_FR" w:bidi="fr_FR"/>
+        </w:rPr>
+        <w:t>Tite 2.2</w:t>
+      </w:r>
       <w:r>
         <w:rPr>
           <w:lang w:val="fr_FR" w:bidi="fr_FR"/>
@@ -6548,54 +5864,36 @@
         </w:rPr>
         <w:t xml:space="preserve"> Le mot grec traduit « dignes » qualifie un comportement ou un caractère respectable et honorable. Ce mot apparaît trois fois dans les épîtres pastorales : </w:t>
       </w:r>
-      <w:hyperlink r:id="rId36">
-        <w:r>
-          <w:rPr>
-            <w:lang w:val="fr_FR" w:bidi="fr_FR"/>
-          </w:rPr>
-          <w:rPr>
-            <w:color w:val="0000EE"/>
-            <w:u w:val="single"/>
-          </w:rPr>
-          <w:t>1 Timothée 3.8</w:t>
-        </w:r>
-      </w:hyperlink>
+      <w:r>
+        <w:rPr>
+          <w:lang w:val="fr_FR" w:bidi="fr_FR"/>
+        </w:rPr>
+        <w:t>1 Timothée 3.8</w:t>
+      </w:r>
       <w:r>
         <w:rPr>
           <w:lang w:val="fr_FR" w:bidi="fr_FR"/>
         </w:rPr>
         <w:t xml:space="preserve">, </w:t>
       </w:r>
-      <w:hyperlink r:id="rId97">
-        <w:r>
-          <w:rPr>
-            <w:lang w:val="fr_FR" w:bidi="fr_FR"/>
-          </w:rPr>
-          <w:rPr>
-            <w:color w:val="0000EE"/>
-            <w:u w:val="single"/>
-          </w:rPr>
-          <w:t>11</w:t>
-        </w:r>
-      </w:hyperlink>
+      <w:r>
+        <w:rPr>
+          <w:lang w:val="fr_FR" w:bidi="fr_FR"/>
+        </w:rPr>
+        <w:t>11</w:t>
+      </w:r>
       <w:r>
         <w:rPr>
           <w:lang w:val="fr_FR" w:bidi="fr_FR"/>
         </w:rPr>
         <w:t xml:space="preserve"> ; </w:t>
       </w:r>
-      <w:hyperlink r:id="rId39">
-        <w:r>
-          <w:rPr>
-            <w:lang w:val="fr_FR" w:bidi="fr_FR"/>
-          </w:rPr>
-          <w:rPr>
-            <w:color w:val="0000EE"/>
-            <w:u w:val="single"/>
-          </w:rPr>
-          <w:t>Tite 2.2</w:t>
-        </w:r>
-      </w:hyperlink>
+      <w:r>
+        <w:rPr>
+          <w:lang w:val="fr_FR" w:bidi="fr_FR"/>
+        </w:rPr>
+        <w:t>Tite 2.2</w:t>
+      </w:r>
       <w:r>
         <w:rPr>
           <w:lang w:val="fr_FR" w:bidi="fr_FR"/>
@@ -6704,54 +6002,36 @@
         </w:rPr>
         <w:t xml:space="preserve"> Le mot grec traduit « patience » désigne la capacité à continuer à supporter des circonstances difficiles. Il pourrait également être traduit « persévérance » en français. Ce mot apparaît trois fois dans les épîtres pastorales : </w:t>
       </w:r>
-      <w:hyperlink r:id="rId98">
-        <w:r>
-          <w:rPr>
-            <w:lang w:val="fr_FR" w:bidi="fr_FR"/>
-          </w:rPr>
-          <w:rPr>
-            <w:color w:val="0000EE"/>
-            <w:u w:val="single"/>
-          </w:rPr>
-          <w:t>1 Timothée 6.11</w:t>
-        </w:r>
-      </w:hyperlink>
+      <w:r>
+        <w:rPr>
+          <w:lang w:val="fr_FR" w:bidi="fr_FR"/>
+        </w:rPr>
+        <w:t>1 Timothée 6.11</w:t>
+      </w:r>
       <w:r>
         <w:rPr>
           <w:lang w:val="fr_FR" w:bidi="fr_FR"/>
         </w:rPr>
         <w:t xml:space="preserve"> ; </w:t>
       </w:r>
-      <w:hyperlink r:id="rId99">
-        <w:r>
-          <w:rPr>
-            <w:lang w:val="fr_FR" w:bidi="fr_FR"/>
-          </w:rPr>
-          <w:rPr>
-            <w:color w:val="0000EE"/>
-            <w:u w:val="single"/>
-          </w:rPr>
-          <w:t>2 Timothée 3.10</w:t>
-        </w:r>
-      </w:hyperlink>
+      <w:r>
+        <w:rPr>
+          <w:lang w:val="fr_FR" w:bidi="fr_FR"/>
+        </w:rPr>
+        <w:t>2 Timothée 3.10</w:t>
+      </w:r>
       <w:r>
         <w:rPr>
           <w:lang w:val="fr_FR" w:bidi="fr_FR"/>
         </w:rPr>
         <w:t xml:space="preserve"> (« persévérance ») ; </w:t>
       </w:r>
-      <w:hyperlink r:id="rId39">
-        <w:r>
-          <w:rPr>
-            <w:lang w:val="fr_FR" w:bidi="fr_FR"/>
-          </w:rPr>
-          <w:rPr>
-            <w:color w:val="0000EE"/>
-            <w:u w:val="single"/>
-          </w:rPr>
-          <w:t>Tite 2.2</w:t>
-        </w:r>
-      </w:hyperlink>
+      <w:r>
+        <w:rPr>
+          <w:lang w:val="fr_FR" w:bidi="fr_FR"/>
+        </w:rPr>
+        <w:t>Tite 2.2</w:t>
+      </w:r>
       <w:r>
         <w:rPr>
           <w:lang w:val="fr_FR" w:bidi="fr_FR"/>
@@ -6950,36 +6230,24 @@
         </w:rPr>
         <w:t xml:space="preserve"> L’adjectif grec traduit « médisantes » (διάβολος, diabolos , G1228), littéralement « calmoniateur », désigne une personne qui calomnie les autres, c’est-à-dire que les femmes âgées ne doivent pas parler en mal des autres. Il est utilisé dans </w:t>
       </w:r>
-      <w:hyperlink r:id="rId97">
-        <w:r>
-          <w:rPr>
-            <w:lang w:val="fr_FR" w:bidi="fr_FR"/>
-          </w:rPr>
-          <w:rPr>
-            <w:color w:val="0000EE"/>
-            <w:u w:val="single"/>
-          </w:rPr>
-          <w:t>1 Timothée 3.11</w:t>
-        </w:r>
-      </w:hyperlink>
+      <w:r>
+        <w:rPr>
+          <w:lang w:val="fr_FR" w:bidi="fr_FR"/>
+        </w:rPr>
+        <w:t>1 Timothée 3.11</w:t>
+      </w:r>
       <w:r>
         <w:rPr>
           <w:lang w:val="fr_FR" w:bidi="fr_FR"/>
         </w:rPr>
         <w:t xml:space="preserve"> et </w:t>
       </w:r>
-      <w:hyperlink r:id="rId100">
-        <w:r>
-          <w:rPr>
-            <w:lang w:val="fr_FR" w:bidi="fr_FR"/>
-          </w:rPr>
-          <w:rPr>
-            <w:color w:val="0000EE"/>
-            <w:u w:val="single"/>
-          </w:rPr>
-          <w:t>2 Timothée 3.3</w:t>
-        </w:r>
-      </w:hyperlink>
+      <w:r>
+        <w:rPr>
+          <w:lang w:val="fr_FR" w:bidi="fr_FR"/>
+        </w:rPr>
+        <w:t>2 Timothée 3.3</w:t>
+      </w:r>
       <w:r>
         <w:rPr>
           <w:lang w:val="fr_FR" w:bidi="fr_FR"/>
@@ -7424,36 +6692,24 @@
         </w:rPr>
         <w:t xml:space="preserve"> L’adjectif grec traduit « vertueuses » décrit ce qui est pur, saint ou chaste. Cet adjectif apparaît deux fois dans les épîtres pastorales : </w:t>
       </w:r>
-      <w:hyperlink r:id="rId101">
-        <w:r>
-          <w:rPr>
-            <w:lang w:val="fr_FR" w:bidi="fr_FR"/>
-          </w:rPr>
-          <w:rPr>
-            <w:color w:val="0000EE"/>
-            <w:u w:val="single"/>
-          </w:rPr>
-          <w:t>1 Timothée 5.22</w:t>
-        </w:r>
-      </w:hyperlink>
+      <w:r>
+        <w:rPr>
+          <w:lang w:val="fr_FR" w:bidi="fr_FR"/>
+        </w:rPr>
+        <w:t>1 Timothée 5.22</w:t>
+      </w:r>
       <w:r>
         <w:rPr>
           <w:lang w:val="fr_FR" w:bidi="fr_FR"/>
         </w:rPr>
         <w:t xml:space="preserve"> ; </w:t>
       </w:r>
-      <w:hyperlink r:id="rId40">
-        <w:r>
-          <w:rPr>
-            <w:lang w:val="fr_FR" w:bidi="fr_FR"/>
-          </w:rPr>
-          <w:rPr>
-            <w:color w:val="0000EE"/>
-            <w:u w:val="single"/>
-          </w:rPr>
-          <w:t>Tite 2.5</w:t>
-        </w:r>
-      </w:hyperlink>
+      <w:r>
+        <w:rPr>
+          <w:lang w:val="fr_FR" w:bidi="fr_FR"/>
+        </w:rPr>
+        <w:t>Tite 2.5</w:t>
+      </w:r>
       <w:r>
         <w:rPr>
           <w:lang w:val="fr_FR" w:bidi="fr_FR"/>
@@ -7488,18 +6744,12 @@
         </w:rPr>
         <w:t xml:space="preserve">Dans </w:t>
       </w:r>
-      <w:hyperlink r:id="rId102">
-        <w:r>
-          <w:rPr>
-            <w:lang w:val="fr_FR" w:bidi="fr_FR"/>
-          </w:rPr>
-          <w:rPr>
-            <w:color w:val="0000EE"/>
-            <w:u w:val="single"/>
-          </w:rPr>
-          <w:t>1 Jean 3.3</w:t>
-        </w:r>
-      </w:hyperlink>
+      <w:r>
+        <w:rPr>
+          <w:lang w:val="fr_FR" w:bidi="fr_FR"/>
+        </w:rPr>
+        <w:t>1 Jean 3.3</w:t>
+      </w:r>
       <w:r>
         <w:rPr>
           <w:lang w:val="fr_FR" w:bidi="fr_FR"/>
@@ -7542,18 +6792,12 @@
         </w:rPr>
         <w:t xml:space="preserve">Dans </w:t>
       </w:r>
-      <w:hyperlink r:id="rId103">
-        <w:r>
-          <w:rPr>
-            <w:lang w:val="fr_FR" w:bidi="fr_FR"/>
-          </w:rPr>
-          <w:rPr>
-            <w:color w:val="0000EE"/>
-            <w:u w:val="single"/>
-          </w:rPr>
-          <w:t>Jacques 3.17</w:t>
-        </w:r>
-      </w:hyperlink>
+      <w:r>
+        <w:rPr>
+          <w:lang w:val="fr_FR" w:bidi="fr_FR"/>
+        </w:rPr>
+        <w:t>Jacques 3.17</w:t>
+      </w:r>
       <w:r>
         <w:rPr>
           <w:lang w:val="fr_FR" w:bidi="fr_FR"/>
@@ -7596,18 +6840,12 @@
         </w:rPr>
         <w:t xml:space="preserve">Dans </w:t>
       </w:r>
-      <w:hyperlink r:id="rId104">
-        <w:r>
-          <w:rPr>
-            <w:lang w:val="fr_FR" w:bidi="fr_FR"/>
-          </w:rPr>
-          <w:rPr>
-            <w:color w:val="0000EE"/>
-            <w:u w:val="single"/>
-          </w:rPr>
-          <w:t>1 Pierre 3.2</w:t>
-        </w:r>
-      </w:hyperlink>
+      <w:r>
+        <w:rPr>
+          <w:lang w:val="fr_FR" w:bidi="fr_FR"/>
+        </w:rPr>
+        <w:t>1 Pierre 3.2</w:t>
+      </w:r>
       <w:r>
         <w:rPr>
           <w:lang w:val="fr_FR" w:bidi="fr_FR"/>
@@ -7728,54 +6966,36 @@
         </w:rPr>
         <w:t xml:space="preserve"> Le verbe grec traduit « soumises » signifie que la personne qui se soumet aux ordres et aux directives de quelqu’un d’autre. Il est utilisé 3 fois dans Tite : </w:t>
       </w:r>
-      <w:hyperlink r:id="rId40">
-        <w:r>
-          <w:rPr>
-            <w:lang w:val="fr_FR" w:bidi="fr_FR"/>
-          </w:rPr>
-          <w:rPr>
-            <w:color w:val="0000EE"/>
-            <w:u w:val="single"/>
-          </w:rPr>
-          <w:t>2.5</w:t>
-        </w:r>
-      </w:hyperlink>
+      <w:r>
+        <w:rPr>
+          <w:lang w:val="fr_FR" w:bidi="fr_FR"/>
+        </w:rPr>
+        <w:t>2.5</w:t>
+      </w:r>
       <w:r>
         <w:rPr>
           <w:lang w:val="fr_FR" w:bidi="fr_FR"/>
         </w:rPr>
         <w:t xml:space="preserve"> ; </w:t>
       </w:r>
-      <w:hyperlink r:id="rId105">
-        <w:r>
-          <w:rPr>
-            <w:lang w:val="fr_FR" w:bidi="fr_FR"/>
-          </w:rPr>
-          <w:rPr>
-            <w:color w:val="0000EE"/>
-            <w:u w:val="single"/>
-          </w:rPr>
-          <w:t>2.9</w:t>
-        </w:r>
-      </w:hyperlink>
+      <w:r>
+        <w:rPr>
+          <w:lang w:val="fr_FR" w:bidi="fr_FR"/>
+        </w:rPr>
+        <w:t>2.9</w:t>
+      </w:r>
       <w:r>
         <w:rPr>
           <w:lang w:val="fr_FR" w:bidi="fr_FR"/>
         </w:rPr>
         <w:t xml:space="preserve"> (des serviteurs qui doivent se soumettre à leurs maîtres) et </w:t>
       </w:r>
-      <w:hyperlink r:id="rId106">
-        <w:r>
-          <w:rPr>
-            <w:lang w:val="fr_FR" w:bidi="fr_FR"/>
-          </w:rPr>
-          <w:rPr>
-            <w:color w:val="0000EE"/>
-            <w:u w:val="single"/>
-          </w:rPr>
-          <w:t>3.1</w:t>
-        </w:r>
-      </w:hyperlink>
+      <w:r>
+        <w:rPr>
+          <w:lang w:val="fr_FR" w:bidi="fr_FR"/>
+        </w:rPr>
+        <w:t>3.1</w:t>
+      </w:r>
       <w:r>
         <w:rPr>
           <w:lang w:val="fr_FR" w:bidi="fr_FR"/>
@@ -7810,18 +7030,12 @@
         </w:rPr>
         <w:t xml:space="preserve">Dans le commandement de Paul que tous doivent se soumettre aux autorités dans </w:t>
       </w:r>
-      <w:hyperlink r:id="rId107">
-        <w:r>
-          <w:rPr>
-            <w:lang w:val="fr_FR" w:bidi="fr_FR"/>
-          </w:rPr>
-          <w:rPr>
-            <w:color w:val="0000EE"/>
-            <w:u w:val="single"/>
-          </w:rPr>
-          <w:t>Romains 13.1</w:t>
-        </w:r>
-      </w:hyperlink>
+      <w:r>
+        <w:rPr>
+          <w:lang w:val="fr_FR" w:bidi="fr_FR"/>
+        </w:rPr>
+        <w:t>Romains 13.1</w:t>
+      </w:r>
       <w:r>
         <w:rPr>
           <w:lang w:val="fr_FR" w:bidi="fr_FR"/>
@@ -7851,18 +7065,12 @@
         </w:rPr>
         <w:t xml:space="preserve">Dans le commandement de Jacques de se soumettre à Dieu dans </w:t>
       </w:r>
-      <w:hyperlink r:id="rId108">
-        <w:r>
-          <w:rPr>
-            <w:lang w:val="fr_FR" w:bidi="fr_FR"/>
-          </w:rPr>
-          <w:rPr>
-            <w:color w:val="0000EE"/>
-            <w:u w:val="single"/>
-          </w:rPr>
-          <w:t>Jacques 4.7</w:t>
-        </w:r>
-      </w:hyperlink>
+      <w:r>
+        <w:rPr>
+          <w:lang w:val="fr_FR" w:bidi="fr_FR"/>
+        </w:rPr>
+        <w:t>Jacques 4.7</w:t>
+      </w:r>
       <w:r>
         <w:rPr>
           <w:lang w:val="fr_FR" w:bidi="fr_FR"/>
@@ -7922,72 +7130,48 @@
         </w:rPr>
         <w:t xml:space="preserve"> Le verbe grec traduit « blasphémée » signifie parler en mal de quelqu’un de façon à faire du tort à sa réputation. Ce verbe peut s’appliquer aux êtres humains aussi bien qu’aux divinités. Selon les contextes, ce verbe pourrait aussi être traduit « insulter » ou « calomnier » en français. Il apparaît quatre fois dans les épîtres pastorales : </w:t>
       </w:r>
-      <w:hyperlink r:id="rId109">
-        <w:r>
-          <w:rPr>
-            <w:lang w:val="fr_FR" w:bidi="fr_FR"/>
-          </w:rPr>
-          <w:rPr>
-            <w:color w:val="0000EE"/>
-            <w:u w:val="single"/>
-          </w:rPr>
-          <w:t>1 Timothée 1.20</w:t>
-        </w:r>
-      </w:hyperlink>
+      <w:r>
+        <w:rPr>
+          <w:lang w:val="fr_FR" w:bidi="fr_FR"/>
+        </w:rPr>
+        <w:t>1 Timothée 1.20</w:t>
+      </w:r>
       <w:r>
         <w:rPr>
           <w:lang w:val="fr_FR" w:bidi="fr_FR"/>
         </w:rPr>
         <w:t xml:space="preserve"> ; </w:t>
       </w:r>
-      <w:hyperlink r:id="rId110">
-        <w:r>
-          <w:rPr>
-            <w:lang w:val="fr_FR" w:bidi="fr_FR"/>
-          </w:rPr>
-          <w:rPr>
-            <w:color w:val="0000EE"/>
-            <w:u w:val="single"/>
-          </w:rPr>
-          <w:t>6.1</w:t>
-        </w:r>
-      </w:hyperlink>
+      <w:r>
+        <w:rPr>
+          <w:lang w:val="fr_FR" w:bidi="fr_FR"/>
+        </w:rPr>
+        <w:t>6.1</w:t>
+      </w:r>
       <w:r>
         <w:rPr>
           <w:lang w:val="fr_FR" w:bidi="fr_FR"/>
         </w:rPr>
         <w:t xml:space="preserve"> ; </w:t>
       </w:r>
-      <w:hyperlink r:id="rId40">
-        <w:r>
-          <w:rPr>
-            <w:lang w:val="fr_FR" w:bidi="fr_FR"/>
-          </w:rPr>
-          <w:rPr>
-            <w:color w:val="0000EE"/>
-            <w:u w:val="single"/>
-          </w:rPr>
-          <w:t>Tite 2.5</w:t>
-        </w:r>
-      </w:hyperlink>
+      <w:r>
+        <w:rPr>
+          <w:lang w:val="fr_FR" w:bidi="fr_FR"/>
+        </w:rPr>
+        <w:t>Tite 2.5</w:t>
+      </w:r>
       <w:r>
         <w:rPr>
           <w:lang w:val="fr_FR" w:bidi="fr_FR"/>
         </w:rPr>
         <w:t xml:space="preserve"> ; </w:t>
       </w:r>
-      <w:hyperlink r:id="rId111">
-        <w:r>
-          <w:rPr>
-            <w:lang w:val="fr_FR" w:bidi="fr_FR"/>
-          </w:rPr>
-          <w:rPr>
-            <w:color w:val="0000EE"/>
-            <w:u w:val="single"/>
-          </w:rPr>
-          <w:t>3.2</w:t>
-        </w:r>
-      </w:hyperlink>
+      <w:r>
+        <w:rPr>
+          <w:lang w:val="fr_FR" w:bidi="fr_FR"/>
+        </w:rPr>
+        <w:t>3.2</w:t>
+      </w:r>
       <w:r>
         <w:rPr>
           <w:lang w:val="fr_FR" w:bidi="fr_FR"/>
@@ -8090,18 +7274,12 @@
         </w:rPr>
         <w:t xml:space="preserve"> Le mot grec traduit « jeunes hommes » décrit un être vivant assez jeune, souvent le plus jeune de deux. Par exemple, dans </w:t>
       </w:r>
-      <w:hyperlink r:id="rId112">
-        <w:r>
-          <w:rPr>
-            <w:lang w:val="fr_FR" w:bidi="fr_FR"/>
-          </w:rPr>
-          <w:rPr>
-            <w:color w:val="0000EE"/>
-            <w:u w:val="single"/>
-          </w:rPr>
-          <w:t>Luc 15.12</w:t>
-        </w:r>
-      </w:hyperlink>
+      <w:r>
+        <w:rPr>
+          <w:lang w:val="fr_FR" w:bidi="fr_FR"/>
+        </w:rPr>
+        <w:t>Luc 15.12</w:t>
+      </w:r>
       <w:r>
         <w:rPr>
           <w:lang w:val="fr_FR" w:bidi="fr_FR"/>
@@ -8156,36 +7334,24 @@
         </w:rPr>
         <w:t xml:space="preserve"> Le mot grec traduit « raisonnables » décrit quelqu’un qui se comporte de façon sage, prudente, rationnelle (voir Bailly). À titre d’exemple, c’est le mot qui apparaît dans </w:t>
       </w:r>
-      <w:hyperlink r:id="rId113">
-        <w:r>
-          <w:rPr>
-            <w:lang w:val="fr_FR" w:bidi="fr_FR"/>
-          </w:rPr>
-          <w:rPr>
-            <w:color w:val="0000EE"/>
-            <w:u w:val="single"/>
-          </w:rPr>
-          <w:t>Marc 5.15</w:t>
-        </w:r>
-      </w:hyperlink>
+      <w:r>
+        <w:rPr>
+          <w:lang w:val="fr_FR" w:bidi="fr_FR"/>
+        </w:rPr>
+        <w:t>Marc 5.15</w:t>
+      </w:r>
       <w:r>
         <w:rPr>
           <w:lang w:val="fr_FR" w:bidi="fr_FR"/>
         </w:rPr>
         <w:t xml:space="preserve"> pour décrire le démoniaque une fois qu’il a été libéré de la légion de démons ; il est alors « dans son bon sens ». C’est aussi le mot qui apparaît dans </w:t>
       </w:r>
-      <w:hyperlink r:id="rId114">
-        <w:r>
-          <w:rPr>
-            <w:lang w:val="fr_FR" w:bidi="fr_FR"/>
-          </w:rPr>
-          <w:rPr>
-            <w:color w:val="0000EE"/>
-            <w:u w:val="single"/>
-          </w:rPr>
-          <w:t>Romains 12.3</w:t>
-        </w:r>
-      </w:hyperlink>
+      <w:r>
+        <w:rPr>
+          <w:lang w:val="fr_FR" w:bidi="fr_FR"/>
+        </w:rPr>
+        <w:t>Romains 12.3</w:t>
+      </w:r>
       <w:r>
         <w:rPr>
           <w:lang w:val="fr_FR" w:bidi="fr_FR"/>
@@ -8240,36 +7406,24 @@
         </w:rPr>
         <w:t xml:space="preserve"> Le mot grec traduit « modèle » désigne au sens propre une empreinte, une marque, une trace ou même une image (voir Bailly). Au sens figuré, ce mot désigne un exemple qui est considéré comme bon et à imiter ou mauvais et à éviter. Ce mot apparaît deux fois dans les épîtres pastorales : </w:t>
       </w:r>
-      <w:hyperlink r:id="rId115">
-        <w:r>
-          <w:rPr>
-            <w:lang w:val="fr_FR" w:bidi="fr_FR"/>
-          </w:rPr>
-          <w:rPr>
-            <w:color w:val="0000EE"/>
-            <w:u w:val="single"/>
-          </w:rPr>
-          <w:t>1 Timothée 4.12</w:t>
-        </w:r>
-      </w:hyperlink>
+      <w:r>
+        <w:rPr>
+          <w:lang w:val="fr_FR" w:bidi="fr_FR"/>
+        </w:rPr>
+        <w:t>1 Timothée 4.12</w:t>
+      </w:r>
       <w:r>
         <w:rPr>
           <w:lang w:val="fr_FR" w:bidi="fr_FR"/>
         </w:rPr>
         <w:t xml:space="preserve"> ; </w:t>
       </w:r>
-      <w:hyperlink r:id="rId116">
-        <w:r>
-          <w:rPr>
-            <w:lang w:val="fr_FR" w:bidi="fr_FR"/>
-          </w:rPr>
-          <w:rPr>
-            <w:color w:val="0000EE"/>
-            <w:u w:val="single"/>
-          </w:rPr>
-          <w:t>Tite 2.7</w:t>
-        </w:r>
-      </w:hyperlink>
+      <w:r>
+        <w:rPr>
+          <w:lang w:val="fr_FR" w:bidi="fr_FR"/>
+        </w:rPr>
+        <w:t>Tite 2.7</w:t>
+      </w:r>
       <w:r>
         <w:rPr>
           <w:lang w:val="fr_FR" w:bidi="fr_FR"/>
@@ -8324,36 +7478,24 @@
         </w:rPr>
         <w:t xml:space="preserve"> Le mot grec traduit « pur » décrit ce qui est pur, ce qui n’est pas corrompu. Il n’est utilisé qu’ici dans le Nouveau Testament. C’est un mot différent de ceux qui sont utilisés dans </w:t>
       </w:r>
-      <w:hyperlink r:id="rId74">
-        <w:r>
-          <w:rPr>
-            <w:lang w:val="fr_FR" w:bidi="fr_FR"/>
-          </w:rPr>
-          <w:rPr>
-            <w:color w:val="0000EE"/>
-            <w:u w:val="single"/>
-          </w:rPr>
-          <w:t>1.15</w:t>
-        </w:r>
-      </w:hyperlink>
+      <w:r>
+        <w:rPr>
+          <w:lang w:val="fr_FR" w:bidi="fr_FR"/>
+        </w:rPr>
+        <w:t>1.15</w:t>
+      </w:r>
       <w:r>
         <w:rPr>
           <w:lang w:val="fr_FR" w:bidi="fr_FR"/>
         </w:rPr>
         <w:t xml:space="preserve"> (ce que qui est « pur » pour ceux qui sont « purs ») et dans </w:t>
       </w:r>
-      <w:hyperlink r:id="rId40">
-        <w:r>
-          <w:rPr>
-            <w:lang w:val="fr_FR" w:bidi="fr_FR"/>
-          </w:rPr>
-          <w:rPr>
-            <w:color w:val="0000EE"/>
-            <w:u w:val="single"/>
-          </w:rPr>
-          <w:t>2.5</w:t>
-        </w:r>
-      </w:hyperlink>
+      <w:r>
+        <w:rPr>
+          <w:lang w:val="fr_FR" w:bidi="fr_FR"/>
+        </w:rPr>
+        <w:t>2.5</w:t>
+      </w:r>
       <w:r>
         <w:rPr>
           <w:lang w:val="fr_FR" w:bidi="fr_FR"/>
@@ -8408,126 +7550,84 @@
         </w:rPr>
         <w:t xml:space="preserve"> Le mot grec traduit « digne » désigne un comportement honorable, bienséant ou digne de respect. Il est utilisé trois fois dans les épîtres pastorales : </w:t>
       </w:r>
-      <w:hyperlink r:id="rId117">
-        <w:r>
-          <w:rPr>
-            <w:lang w:val="fr_FR" w:bidi="fr_FR"/>
-          </w:rPr>
-          <w:rPr>
-            <w:color w:val="0000EE"/>
-            <w:u w:val="single"/>
-          </w:rPr>
-          <w:t>1 Timothée 2.2</w:t>
-        </w:r>
-      </w:hyperlink>
+      <w:r>
+        <w:rPr>
+          <w:lang w:val="fr_FR" w:bidi="fr_FR"/>
+        </w:rPr>
+        <w:t>1 Timothée 2.2</w:t>
+      </w:r>
       <w:r>
         <w:rPr>
           <w:lang w:val="fr_FR" w:bidi="fr_FR"/>
         </w:rPr>
         <w:t xml:space="preserve"> ; </w:t>
       </w:r>
-      <w:hyperlink r:id="rId118">
-        <w:r>
-          <w:rPr>
-            <w:lang w:val="fr_FR" w:bidi="fr_FR"/>
-          </w:rPr>
-          <w:rPr>
-            <w:color w:val="0000EE"/>
-            <w:u w:val="single"/>
-          </w:rPr>
-          <w:t>3.4</w:t>
-        </w:r>
-      </w:hyperlink>
+      <w:r>
+        <w:rPr>
+          <w:lang w:val="fr_FR" w:bidi="fr_FR"/>
+        </w:rPr>
+        <w:t>3.4</w:t>
+      </w:r>
       <w:r>
         <w:rPr>
           <w:lang w:val="fr_FR" w:bidi="fr_FR"/>
         </w:rPr>
         <w:t xml:space="preserve"> ; </w:t>
       </w:r>
-      <w:hyperlink r:id="rId116">
-        <w:r>
-          <w:rPr>
-            <w:lang w:val="fr_FR" w:bidi="fr_FR"/>
-          </w:rPr>
-          <w:rPr>
-            <w:color w:val="0000EE"/>
-            <w:u w:val="single"/>
-          </w:rPr>
-          <w:t>Tite 2.7</w:t>
-        </w:r>
-      </w:hyperlink>
+      <w:r>
+        <w:rPr>
+          <w:lang w:val="fr_FR" w:bidi="fr_FR"/>
+        </w:rPr>
+        <w:t>Tite 2.7</w:t>
+      </w:r>
       <w:r>
         <w:rPr>
           <w:lang w:val="fr_FR" w:bidi="fr_FR"/>
         </w:rPr>
         <w:t xml:space="preserve"> (« digne »). C’est un mot de même famille que l’adjectif traduit « digne » dans </w:t>
       </w:r>
-      <w:hyperlink r:id="rId36">
-        <w:r>
-          <w:rPr>
-            <w:lang w:val="fr_FR" w:bidi="fr_FR"/>
-          </w:rPr>
-          <w:rPr>
-            <w:color w:val="0000EE"/>
-            <w:u w:val="single"/>
-          </w:rPr>
-          <w:t>1 Timothée 3.8</w:t>
-        </w:r>
-      </w:hyperlink>
+      <w:r>
+        <w:rPr>
+          <w:lang w:val="fr_FR" w:bidi="fr_FR"/>
+        </w:rPr>
+        <w:t>1 Timothée 3.8</w:t>
+      </w:r>
       <w:r>
         <w:rPr>
           <w:lang w:val="fr_FR" w:bidi="fr_FR"/>
         </w:rPr>
         <w:t xml:space="preserve">, </w:t>
       </w:r>
-      <w:hyperlink r:id="rId97">
-        <w:r>
-          <w:rPr>
-            <w:lang w:val="fr_FR" w:bidi="fr_FR"/>
-          </w:rPr>
-          <w:rPr>
-            <w:color w:val="0000EE"/>
-            <w:u w:val="single"/>
-          </w:rPr>
-          <w:t>11</w:t>
-        </w:r>
-      </w:hyperlink>
+      <w:r>
+        <w:rPr>
+          <w:lang w:val="fr_FR" w:bidi="fr_FR"/>
+        </w:rPr>
+        <w:t>11</w:t>
+      </w:r>
       <w:r>
         <w:rPr>
           <w:lang w:val="fr_FR" w:bidi="fr_FR"/>
         </w:rPr>
         <w:t xml:space="preserve"> ; </w:t>
       </w:r>
-      <w:hyperlink r:id="rId39">
-        <w:r>
-          <w:rPr>
-            <w:lang w:val="fr_FR" w:bidi="fr_FR"/>
-          </w:rPr>
-          <w:rPr>
-            <w:color w:val="0000EE"/>
-            <w:u w:val="single"/>
-          </w:rPr>
-          <w:t>Tite 2.2</w:t>
-        </w:r>
-      </w:hyperlink>
+      <w:r>
+        <w:rPr>
+          <w:lang w:val="fr_FR" w:bidi="fr_FR"/>
+        </w:rPr>
+        <w:t>Tite 2.2</w:t>
+      </w:r>
       <w:r>
         <w:rPr>
           <w:lang w:val="fr_FR" w:bidi="fr_FR"/>
         </w:rPr>
         <w:t xml:space="preserve">. Dans certaines langues, cette « bienséance » ou « dignité » se rendra mieux par une expression telle que « agir de la bonne manière » ou « agir comme il se doit ». C’est un mot de même racine que celui qui est utilisé dans </w:t>
       </w:r>
-      <w:hyperlink r:id="rId39">
-        <w:r>
-          <w:rPr>
-            <w:lang w:val="fr_FR" w:bidi="fr_FR"/>
-          </w:rPr>
-          <w:rPr>
-            <w:color w:val="0000EE"/>
-            <w:u w:val="single"/>
-          </w:rPr>
-          <w:t>2.2</w:t>
-        </w:r>
-      </w:hyperlink>
+      <w:r>
+        <w:rPr>
+          <w:lang w:val="fr_FR" w:bidi="fr_FR"/>
+        </w:rPr>
+        <w:t>2.2</w:t>
+      </w:r>
       <w:r>
         <w:rPr>
           <w:lang w:val="fr_FR" w:bidi="fr_FR"/>
@@ -8582,36 +7682,24 @@
         </w:rPr>
         <w:t xml:space="preserve"> Le mot grec traduit « saine » décrit ce qui est sain ou sensé. Selon les contextes, ce mot pourrait être traduit « correct » en français. C’est un mot de même racine mais différent de ceux qui sont utilisés dans </w:t>
       </w:r>
-      <w:hyperlink r:id="rId47">
-        <w:r>
-          <w:rPr>
-            <w:lang w:val="fr_FR" w:bidi="fr_FR"/>
-          </w:rPr>
-          <w:rPr>
-            <w:color w:val="0000EE"/>
-            <w:u w:val="single"/>
-          </w:rPr>
-          <w:t>1.13</w:t>
-        </w:r>
-      </w:hyperlink>
+      <w:r>
+        <w:rPr>
+          <w:lang w:val="fr_FR" w:bidi="fr_FR"/>
+        </w:rPr>
+        <w:t>1.13</w:t>
+      </w:r>
       <w:r>
         <w:rPr>
           <w:lang w:val="fr_FR" w:bidi="fr_FR"/>
         </w:rPr>
         <w:t xml:space="preserve"> et </w:t>
       </w:r>
-      <w:hyperlink r:id="rId44">
-        <w:r>
-          <w:rPr>
-            <w:lang w:val="fr_FR" w:bidi="fr_FR"/>
-          </w:rPr>
-          <w:rPr>
-            <w:color w:val="0000EE"/>
-            <w:u w:val="single"/>
-          </w:rPr>
-          <w:t>2.1</w:t>
-        </w:r>
-      </w:hyperlink>
+      <w:r>
+        <w:rPr>
+          <w:lang w:val="fr_FR" w:bidi="fr_FR"/>
+        </w:rPr>
+        <w:t>2.1</w:t>
+      </w:r>
       <w:r>
         <w:rPr>
           <w:lang w:val="fr_FR" w:bidi="fr_FR"/>
@@ -9049,18 +8137,12 @@
         </w:rPr>
         <w:t xml:space="preserve"> que Jésus provoquera en Israël dans </w:t>
       </w:r>
-      <w:hyperlink r:id="rId48">
-        <w:r>
-          <w:rPr>
-            <w:lang w:val="fr_FR" w:bidi="fr_FR"/>
-          </w:rPr>
-          <w:rPr>
-            <w:color w:val="0000EE"/>
-            <w:u w:val="single"/>
-          </w:rPr>
-          <w:t>Luc 2.34</w:t>
-        </w:r>
-      </w:hyperlink>
+      <w:r>
+        <w:rPr>
+          <w:lang w:val="fr_FR" w:bidi="fr_FR"/>
+        </w:rPr>
+        <w:t>Luc 2.34</w:t>
+      </w:r>
       <w:r>
         <w:rPr>
           <w:lang w:val="fr_FR" w:bidi="fr_FR"/>
@@ -9103,18 +8185,12 @@
         </w:rPr>
         <w:t xml:space="preserve"> à Pierre et à Jean à cause de l’homme qu'ils avaient guéri dans </w:t>
       </w:r>
-      <w:hyperlink r:id="rId119">
-        <w:r>
-          <w:rPr>
-            <w:lang w:val="fr_FR" w:bidi="fr_FR"/>
-          </w:rPr>
-          <w:rPr>
-            <w:color w:val="0000EE"/>
-            <w:u w:val="single"/>
-          </w:rPr>
-          <w:t>Actes 4.14</w:t>
-        </w:r>
-      </w:hyperlink>
+      <w:r>
+        <w:rPr>
+          <w:lang w:val="fr_FR" w:bidi="fr_FR"/>
+        </w:rPr>
+        <w:t>Actes 4.14</w:t>
+      </w:r>
       <w:r>
         <w:rPr>
           <w:lang w:val="fr_FR" w:bidi="fr_FR"/>
@@ -9366,36 +8442,24 @@
         </w:rPr>
         <w:t xml:space="preserve"> Le verbe grec traduit « a été révélée » signifie apparaître. Il est à la forme passive ici. Il pourrait également être traduit « manifester » en français. Ce verbe apparaît deux fois dans les épîtres pastorales : </w:t>
       </w:r>
-      <w:hyperlink r:id="rId120">
-        <w:r>
-          <w:rPr>
-            <w:lang w:val="fr_FR" w:bidi="fr_FR"/>
-          </w:rPr>
-          <w:rPr>
-            <w:color w:val="0000EE"/>
-            <w:u w:val="single"/>
-          </w:rPr>
-          <w:t>Tite 2.11</w:t>
-        </w:r>
-      </w:hyperlink>
+      <w:r>
+        <w:rPr>
+          <w:lang w:val="fr_FR" w:bidi="fr_FR"/>
+        </w:rPr>
+        <w:t>Tite 2.11</w:t>
+      </w:r>
       <w:r>
         <w:rPr>
           <w:lang w:val="fr_FR" w:bidi="fr_FR"/>
         </w:rPr>
         <w:t xml:space="preserve"> ; </w:t>
       </w:r>
-      <w:hyperlink r:id="rId121">
-        <w:r>
-          <w:rPr>
-            <w:lang w:val="fr_FR" w:bidi="fr_FR"/>
-          </w:rPr>
-          <w:rPr>
-            <w:color w:val="0000EE"/>
-            <w:u w:val="single"/>
-          </w:rPr>
-          <w:t>3.4</w:t>
-        </w:r>
-      </w:hyperlink>
+      <w:r>
+        <w:rPr>
+          <w:lang w:val="fr_FR" w:bidi="fr_FR"/>
+        </w:rPr>
+        <w:t>3.4</w:t>
+      </w:r>
       <w:r>
         <w:rPr>
           <w:lang w:val="fr_FR" w:bidi="fr_FR"/>
@@ -9463,54 +8527,36 @@
         </w:rPr>
         <w:t xml:space="preserve">païdèuo, G3811) signifie instruire avec l’intention de façonner de bonnes habitudes de conduite. Il peut signifier (1) élever, instruire, former (par exemple, un enfant) ou (2) corriger, redresser, réprimander, discipliner ou même châtier. Ainsi, selon les contextes, il pourrait être traduit « éduquer », « élever », « punir » ou « discipliner » en français. Ce verbe apparaît trois fois dans les épîtres pastorales : </w:t>
       </w:r>
-      <w:hyperlink r:id="rId109">
-        <w:r>
-          <w:rPr>
-            <w:lang w:val="fr_FR" w:bidi="fr_FR"/>
-          </w:rPr>
-          <w:rPr>
-            <w:color w:val="0000EE"/>
-            <w:u w:val="single"/>
-          </w:rPr>
-          <w:t>1 Timothée 1.20</w:t>
-        </w:r>
-      </w:hyperlink>
+      <w:r>
+        <w:rPr>
+          <w:lang w:val="fr_FR" w:bidi="fr_FR"/>
+        </w:rPr>
+        <w:t>1 Timothée 1.20</w:t>
+      </w:r>
       <w:r>
         <w:rPr>
           <w:lang w:val="fr_FR" w:bidi="fr_FR"/>
         </w:rPr>
         <w:t xml:space="preserve"> (« apprennent ») ; </w:t>
       </w:r>
-      <w:hyperlink r:id="rId122">
-        <w:r>
-          <w:rPr>
-            <w:lang w:val="fr_FR" w:bidi="fr_FR"/>
-          </w:rPr>
-          <w:rPr>
-            <w:color w:val="0000EE"/>
-            <w:u w:val="single"/>
-          </w:rPr>
-          <w:t>2 Timothée 2.25</w:t>
-        </w:r>
-      </w:hyperlink>
+      <w:r>
+        <w:rPr>
+          <w:lang w:val="fr_FR" w:bidi="fr_FR"/>
+        </w:rPr>
+        <w:t>2 Timothée 2.25</w:t>
+      </w:r>
       <w:r>
         <w:rPr>
           <w:lang w:val="fr_FR" w:bidi="fr_FR"/>
         </w:rPr>
         <w:t xml:space="preserve"> ; </w:t>
       </w:r>
-      <w:hyperlink r:id="rId123">
-        <w:r>
-          <w:rPr>
-            <w:lang w:val="fr_FR" w:bidi="fr_FR"/>
-          </w:rPr>
-          <w:rPr>
-            <w:color w:val="0000EE"/>
-            <w:u w:val="single"/>
-          </w:rPr>
-          <w:t>Tite 2.12</w:t>
-        </w:r>
-      </w:hyperlink>
+      <w:r>
+        <w:rPr>
+          <w:lang w:val="fr_FR" w:bidi="fr_FR"/>
+        </w:rPr>
+        <w:t>Tite 2.12</w:t>
+      </w:r>
       <w:r>
         <w:rPr>
           <w:lang w:val="fr_FR" w:bidi="fr_FR"/>
@@ -9577,36 +8623,24 @@
         </w:rPr>
         <w:t xml:space="preserve"> acquise par Moïse dans la sagesse des Égyptiens (</w:t>
       </w:r>
-      <w:hyperlink r:id="rId124">
-        <w:r>
-          <w:rPr>
-            <w:lang w:val="fr_FR" w:bidi="fr_FR"/>
-          </w:rPr>
-          <w:rPr>
-            <w:color w:val="0000EE"/>
-            <w:u w:val="single"/>
-          </w:rPr>
-          <w:t>Ac 7.22</w:t>
-        </w:r>
-      </w:hyperlink>
+      <w:r>
+        <w:rPr>
+          <w:lang w:val="fr_FR" w:bidi="fr_FR"/>
+        </w:rPr>
+        <w:t>Ac 7.22</w:t>
+      </w:r>
       <w:r>
         <w:rPr>
           <w:lang w:val="fr_FR" w:bidi="fr_FR"/>
         </w:rPr>
         <w:t>) et de celle acquise par Paul aux pieds de Gamaliel (</w:t>
       </w:r>
-      <w:hyperlink r:id="rId125">
-        <w:r>
-          <w:rPr>
-            <w:lang w:val="fr_FR" w:bidi="fr_FR"/>
-          </w:rPr>
-          <w:rPr>
-            <w:color w:val="0000EE"/>
-            <w:u w:val="single"/>
-          </w:rPr>
-          <w:t>Ac 22.3</w:t>
-        </w:r>
-      </w:hyperlink>
+      <w:r>
+        <w:rPr>
+          <w:lang w:val="fr_FR" w:bidi="fr_FR"/>
+        </w:rPr>
+        <w:t>Ac 22.3</w:t>
+      </w:r>
       <w:r>
         <w:rPr>
           <w:lang w:val="fr_FR" w:bidi="fr_FR"/>
@@ -9649,18 +8683,12 @@
         </w:rPr>
         <w:t xml:space="preserve"> du Seigneur sur les chrétiens désobéissants afin de leur éviter la condamnation (</w:t>
       </w:r>
-      <w:hyperlink r:id="rId126">
-        <w:r>
-          <w:rPr>
-            <w:lang w:val="fr_FR" w:bidi="fr_FR"/>
-          </w:rPr>
-          <w:rPr>
-            <w:color w:val="0000EE"/>
-            <w:u w:val="single"/>
-          </w:rPr>
-          <w:t>2Co 11.32</w:t>
-        </w:r>
-      </w:hyperlink>
+      <w:r>
+        <w:rPr>
+          <w:lang w:val="fr_FR" w:bidi="fr_FR"/>
+        </w:rPr>
+        <w:t>2Co 11.32</w:t>
+      </w:r>
       <w:r>
         <w:rPr>
           <w:lang w:val="fr_FR" w:bidi="fr_FR"/>
@@ -9716,54 +8744,36 @@
         </w:rPr>
         <w:t xml:space="preserve"> de Dieu envers ses enfants (Hé </w:t>
       </w:r>
-      <w:hyperlink r:id="rId127">
-        <w:r>
-          <w:rPr>
-            <w:lang w:val="fr_FR" w:bidi="fr_FR"/>
-          </w:rPr>
-          <w:rPr>
-            <w:color w:val="0000EE"/>
-            <w:u w:val="single"/>
-          </w:rPr>
-          <w:t>12.6</w:t>
-        </w:r>
-      </w:hyperlink>
+      <w:r>
+        <w:rPr>
+          <w:lang w:val="fr_FR" w:bidi="fr_FR"/>
+        </w:rPr>
+        <w:t>12.6</w:t>
+      </w:r>
       <w:r>
         <w:rPr>
           <w:lang w:val="fr_FR" w:bidi="fr_FR"/>
         </w:rPr>
         <w:t xml:space="preserve">, </w:t>
       </w:r>
-      <w:hyperlink r:id="rId128">
-        <w:r>
-          <w:rPr>
-            <w:lang w:val="fr_FR" w:bidi="fr_FR"/>
-          </w:rPr>
-          <w:rPr>
-            <w:color w:val="0000EE"/>
-            <w:u w:val="single"/>
-          </w:rPr>
-          <w:t>7</w:t>
-        </w:r>
-      </w:hyperlink>
+      <w:r>
+        <w:rPr>
+          <w:lang w:val="fr_FR" w:bidi="fr_FR"/>
+        </w:rPr>
+        <w:t>7</w:t>
+      </w:r>
       <w:r>
         <w:rPr>
           <w:lang w:val="fr_FR" w:bidi="fr_FR"/>
         </w:rPr>
         <w:t xml:space="preserve">, </w:t>
       </w:r>
-      <w:hyperlink r:id="rId129">
-        <w:r>
-          <w:rPr>
-            <w:lang w:val="fr_FR" w:bidi="fr_FR"/>
-          </w:rPr>
-          <w:rPr>
-            <w:color w:val="0000EE"/>
-            <w:u w:val="single"/>
-          </w:rPr>
-          <w:t>10</w:t>
-        </w:r>
-      </w:hyperlink>
+      <w:r>
+        <w:rPr>
+          <w:lang w:val="fr_FR" w:bidi="fr_FR"/>
+        </w:rPr>
+        <w:t>10</w:t>
+      </w:r>
       <w:r>
         <w:rPr>
           <w:lang w:val="fr_FR" w:bidi="fr_FR"/>
@@ -9794,108 +8804,72 @@
         </w:rPr>
         <w:t xml:space="preserve">Ce verbe n’est utilisé qu’ici dans cette épître ; il est de racine différente des autres mots décrivant l’enseignement ou l’apprentissage dans </w:t>
       </w:r>
-      <w:hyperlink r:id="rId43">
-        <w:r>
-          <w:rPr>
-            <w:lang w:val="fr_FR" w:bidi="fr_FR"/>
-          </w:rPr>
-          <w:rPr>
-            <w:color w:val="0000EE"/>
-            <w:u w:val="single"/>
-          </w:rPr>
-          <w:t>1.9</w:t>
-        </w:r>
-      </w:hyperlink>
+      <w:r>
+        <w:rPr>
+          <w:lang w:val="fr_FR" w:bidi="fr_FR"/>
+        </w:rPr>
+        <w:t>1.9</w:t>
+      </w:r>
       <w:r>
         <w:rPr>
           <w:lang w:val="fr_FR" w:bidi="fr_FR"/>
         </w:rPr>
         <w:t xml:space="preserve">, </w:t>
       </w:r>
-      <w:hyperlink r:id="rId130">
-        <w:r>
-          <w:rPr>
-            <w:lang w:val="fr_FR" w:bidi="fr_FR"/>
-          </w:rPr>
-          <w:rPr>
-            <w:color w:val="0000EE"/>
-            <w:u w:val="single"/>
-          </w:rPr>
-          <w:t>11</w:t>
-        </w:r>
-      </w:hyperlink>
+      <w:r>
+        <w:rPr>
+          <w:lang w:val="fr_FR" w:bidi="fr_FR"/>
+        </w:rPr>
+        <w:t>11</w:t>
+      </w:r>
       <w:r>
         <w:rPr>
           <w:lang w:val="fr_FR" w:bidi="fr_FR"/>
         </w:rPr>
         <w:t xml:space="preserve"> ; </w:t>
       </w:r>
-      <w:hyperlink r:id="rId44">
-        <w:r>
-          <w:rPr>
-            <w:lang w:val="fr_FR" w:bidi="fr_FR"/>
-          </w:rPr>
-          <w:rPr>
-            <w:color w:val="0000EE"/>
-            <w:u w:val="single"/>
-          </w:rPr>
-          <w:t>2.1</w:t>
-        </w:r>
-      </w:hyperlink>
+      <w:r>
+        <w:rPr>
+          <w:lang w:val="fr_FR" w:bidi="fr_FR"/>
+        </w:rPr>
+        <w:t>2.1</w:t>
+      </w:r>
       <w:r>
         <w:rPr>
           <w:lang w:val="fr_FR" w:bidi="fr_FR"/>
         </w:rPr>
         <w:t xml:space="preserve">, </w:t>
       </w:r>
-      <w:hyperlink r:id="rId131">
-        <w:r>
-          <w:rPr>
-            <w:lang w:val="fr_FR" w:bidi="fr_FR"/>
-          </w:rPr>
-          <w:rPr>
-            <w:color w:val="0000EE"/>
-            <w:u w:val="single"/>
-          </w:rPr>
-          <w:t>4</w:t>
-        </w:r>
-      </w:hyperlink>
+      <w:r>
+        <w:rPr>
+          <w:lang w:val="fr_FR" w:bidi="fr_FR"/>
+        </w:rPr>
+        <w:t>4</w:t>
+      </w:r>
       <w:r>
         <w:rPr>
           <w:lang w:val="fr_FR" w:bidi="fr_FR"/>
         </w:rPr>
         <w:t xml:space="preserve">, </w:t>
       </w:r>
-      <w:hyperlink r:id="rId116">
-        <w:r>
-          <w:rPr>
-            <w:lang w:val="fr_FR" w:bidi="fr_FR"/>
-          </w:rPr>
-          <w:rPr>
-            <w:color w:val="0000EE"/>
-            <w:u w:val="single"/>
-          </w:rPr>
-          <w:t>7</w:t>
-        </w:r>
-      </w:hyperlink>
+      <w:r>
+        <w:rPr>
+          <w:lang w:val="fr_FR" w:bidi="fr_FR"/>
+        </w:rPr>
+        <w:t>7</w:t>
+      </w:r>
       <w:r>
         <w:rPr>
           <w:lang w:val="fr_FR" w:bidi="fr_FR"/>
         </w:rPr>
         <w:t xml:space="preserve">, </w:t>
       </w:r>
-      <w:hyperlink r:id="rId132">
-        <w:r>
-          <w:rPr>
-            <w:lang w:val="fr_FR" w:bidi="fr_FR"/>
-          </w:rPr>
-          <w:rPr>
-            <w:color w:val="0000EE"/>
-            <w:u w:val="single"/>
-          </w:rPr>
-          <w:t>10</w:t>
-        </w:r>
-      </w:hyperlink>
+      <w:r>
+        <w:rPr>
+          <w:lang w:val="fr_FR" w:bidi="fr_FR"/>
+        </w:rPr>
+        <w:t>10</w:t>
+      </w:r>
       <w:r>
         <w:rPr>
           <w:lang w:val="fr_FR" w:bidi="fr_FR"/>
@@ -10094,18 +9068,12 @@
         </w:rPr>
         <w:t xml:space="preserve"> L’adverbe grec traduit « selon la sagesse » désigne un comportement sage, sensé, prudent, raisonnable, modéré. Il est de même racine que le mot traduit « modérées » au début du verset </w:t>
       </w:r>
-      <w:hyperlink r:id="rId40">
-        <w:r>
-          <w:rPr>
-            <w:lang w:val="fr_FR" w:bidi="fr_FR"/>
-          </w:rPr>
-          <w:rPr>
-            <w:color w:val="0000EE"/>
-            <w:u w:val="single"/>
-          </w:rPr>
-          <w:t>2.5</w:t>
-        </w:r>
-      </w:hyperlink>
+      <w:r>
+        <w:rPr>
+          <w:lang w:val="fr_FR" w:bidi="fr_FR"/>
+        </w:rPr>
+        <w:t>2.5</w:t>
+      </w:r>
       <w:r>
         <w:rPr>
           <w:lang w:val="fr_FR" w:bidi="fr_FR"/>
@@ -10160,36 +9128,24 @@
         </w:rPr>
         <w:t xml:space="preserve"> L’adverbe grec traduit « [selon] la justice » décrit ce qui est juste. Il pourrait également être traduit « comme il convient » ou « avec justice » en français. À titre d’exemple, c’est le mot dont se sert le brigand qui est crucifié à côté de Jésus quand il dit à l’autre que leur punition est méritée (« c’est justice ») alors que Jésus n’a rien fait de mal (</w:t>
       </w:r>
-      <w:hyperlink r:id="rId133">
-        <w:r>
-          <w:rPr>
-            <w:lang w:val="fr_FR" w:bidi="fr_FR"/>
-          </w:rPr>
-          <w:rPr>
-            <w:color w:val="0000EE"/>
-            <w:u w:val="single"/>
-          </w:rPr>
-          <w:t>Lc 23.41</w:t>
-        </w:r>
-      </w:hyperlink>
+      <w:r>
+        <w:rPr>
+          <w:lang w:val="fr_FR" w:bidi="fr_FR"/>
+        </w:rPr>
+        <w:t>Lc 23.41</w:t>
+      </w:r>
       <w:r>
         <w:rPr>
           <w:lang w:val="fr_FR" w:bidi="fr_FR"/>
         </w:rPr>
         <w:t xml:space="preserve">). Ce mot apparaît aussi dans </w:t>
       </w:r>
-      <w:hyperlink r:id="rId134">
-        <w:r>
-          <w:rPr>
-            <w:lang w:val="fr_FR" w:bidi="fr_FR"/>
-          </w:rPr>
-          <w:rPr>
-            <w:color w:val="0000EE"/>
-            <w:u w:val="single"/>
-          </w:rPr>
-          <w:t>1 Pierre 2.23</w:t>
-        </w:r>
-      </w:hyperlink>
+      <w:r>
+        <w:rPr>
+          <w:lang w:val="fr_FR" w:bidi="fr_FR"/>
+        </w:rPr>
+        <w:t>1 Pierre 2.23</w:t>
+      </w:r>
       <w:r>
         <w:rPr>
           <w:lang w:val="fr_FR" w:bidi="fr_FR"/>
@@ -10298,108 +9254,72 @@
         </w:rPr>
         <w:t xml:space="preserve"> Le mot grec traduit « apparition » désigne l’action de se montrer, de se révéler, d’apparaître, de devenir visible à quelqu’un. Ce mot est souvent utilisé pour décrire une manifestation divine glorieuse. L’idée est proche de celle d’être « révélé ». Ce mot apparaît six fois dans le Nouveau Testament, dont cinq dans les épîtres pastorales : </w:t>
       </w:r>
-      <w:hyperlink r:id="rId135">
-        <w:r>
-          <w:rPr>
-            <w:lang w:val="fr_FR" w:bidi="fr_FR"/>
-          </w:rPr>
-          <w:rPr>
-            <w:color w:val="0000EE"/>
-            <w:u w:val="single"/>
-          </w:rPr>
-          <w:t>1 Timothée 6.14</w:t>
-        </w:r>
-      </w:hyperlink>
+      <w:r>
+        <w:rPr>
+          <w:lang w:val="fr_FR" w:bidi="fr_FR"/>
+        </w:rPr>
+        <w:t>1 Timothée 6.14</w:t>
+      </w:r>
       <w:r>
         <w:rPr>
           <w:lang w:val="fr_FR" w:bidi="fr_FR"/>
         </w:rPr>
         <w:t xml:space="preserve"> ; 2 Timothée : </w:t>
       </w:r>
-      <w:hyperlink r:id="rId22">
-        <w:r>
-          <w:rPr>
-            <w:lang w:val="fr_FR" w:bidi="fr_FR"/>
-          </w:rPr>
-          <w:rPr>
-            <w:color w:val="0000EE"/>
-            <w:u w:val="single"/>
-          </w:rPr>
-          <w:t>1.10</w:t>
-        </w:r>
-      </w:hyperlink>
+      <w:r>
+        <w:rPr>
+          <w:lang w:val="fr_FR" w:bidi="fr_FR"/>
+        </w:rPr>
+        <w:t>1.10</w:t>
+      </w:r>
       <w:r>
         <w:rPr>
           <w:lang w:val="fr_FR" w:bidi="fr_FR"/>
         </w:rPr>
         <w:t xml:space="preserve"> ; </w:t>
       </w:r>
-      <w:hyperlink r:id="rId136">
-        <w:r>
-          <w:rPr>
-            <w:lang w:val="fr_FR" w:bidi="fr_FR"/>
-          </w:rPr>
-          <w:rPr>
-            <w:color w:val="0000EE"/>
-            <w:u w:val="single"/>
-          </w:rPr>
-          <w:t>4.1</w:t>
-        </w:r>
-      </w:hyperlink>
+      <w:r>
+        <w:rPr>
+          <w:lang w:val="fr_FR" w:bidi="fr_FR"/>
+        </w:rPr>
+        <w:t>4.1</w:t>
+      </w:r>
       <w:r>
         <w:rPr>
           <w:lang w:val="fr_FR" w:bidi="fr_FR"/>
         </w:rPr>
         <w:t xml:space="preserve">, </w:t>
       </w:r>
-      <w:hyperlink r:id="rId137">
-        <w:r>
-          <w:rPr>
-            <w:lang w:val="fr_FR" w:bidi="fr_FR"/>
-          </w:rPr>
-          <w:rPr>
-            <w:color w:val="0000EE"/>
-            <w:u w:val="single"/>
-          </w:rPr>
-          <w:t>8</w:t>
-        </w:r>
-      </w:hyperlink>
+      <w:r>
+        <w:rPr>
+          <w:lang w:val="fr_FR" w:bidi="fr_FR"/>
+        </w:rPr>
+        <w:t>8</w:t>
+      </w:r>
       <w:r>
         <w:rPr>
           <w:lang w:val="fr_FR" w:bidi="fr_FR"/>
         </w:rPr>
         <w:t xml:space="preserve"> ; </w:t>
       </w:r>
-      <w:hyperlink r:id="rId17">
-        <w:r>
-          <w:rPr>
-            <w:lang w:val="fr_FR" w:bidi="fr_FR"/>
-          </w:rPr>
-          <w:rPr>
-            <w:color w:val="0000EE"/>
-            <w:u w:val="single"/>
-          </w:rPr>
-          <w:t>Tite 2.13</w:t>
-        </w:r>
-      </w:hyperlink>
+      <w:r>
+        <w:rPr>
+          <w:lang w:val="fr_FR" w:bidi="fr_FR"/>
+        </w:rPr>
+        <w:t>Tite 2.13</w:t>
+      </w:r>
       <w:r>
         <w:rPr>
           <w:lang w:val="fr_FR" w:bidi="fr_FR"/>
         </w:rPr>
         <w:t xml:space="preserve"> (voir aussi </w:t>
       </w:r>
-      <w:hyperlink r:id="rId138">
-        <w:r>
-          <w:rPr>
-            <w:lang w:val="fr_FR" w:bidi="fr_FR"/>
-          </w:rPr>
-          <w:rPr>
-            <w:color w:val="0000EE"/>
-            <w:u w:val="single"/>
-          </w:rPr>
-          <w:t>2 Thessaloniciens 2.8</w:t>
-        </w:r>
-      </w:hyperlink>
+      <w:r>
+        <w:rPr>
+          <w:lang w:val="fr_FR" w:bidi="fr_FR"/>
+        </w:rPr>
+        <w:t>2 Thessaloniciens 2.8</w:t>
+      </w:r>
       <w:r>
         <w:rPr>
           <w:lang w:val="fr_FR" w:bidi="fr_FR"/>
@@ -10502,36 +9422,24 @@
         </w:rPr>
         <w:t xml:space="preserve"> Le mot grec traduit « s’est donné » signifie ici mourir de son plein gré. Il pourrait également être traduit « donner sa vie » ou « mourir pour » en français. Dans certaines langues, il sera mieux rendu « se laisser tuer » ou « permettre à d’autres de tuer ». À titre d’exemple, c’est ce mot qui est utilisé dans </w:t>
       </w:r>
-      <w:hyperlink r:id="rId139">
-        <w:r>
-          <w:rPr>
-            <w:lang w:val="fr_FR" w:bidi="fr_FR"/>
-          </w:rPr>
-          <w:rPr>
-            <w:color w:val="0000EE"/>
-            <w:u w:val="single"/>
-          </w:rPr>
-          <w:t>Matthieu 20.28</w:t>
-        </w:r>
-      </w:hyperlink>
+      <w:r>
+        <w:rPr>
+          <w:lang w:val="fr_FR" w:bidi="fr_FR"/>
+        </w:rPr>
+        <w:t>Matthieu 20.28</w:t>
+      </w:r>
       <w:r>
         <w:rPr>
           <w:lang w:val="fr_FR" w:bidi="fr_FR"/>
         </w:rPr>
         <w:t xml:space="preserve"> et </w:t>
       </w:r>
-      <w:hyperlink r:id="rId140">
-        <w:r>
-          <w:rPr>
-            <w:lang w:val="fr_FR" w:bidi="fr_FR"/>
-          </w:rPr>
-          <w:rPr>
-            <w:color w:val="0000EE"/>
-            <w:u w:val="single"/>
-          </w:rPr>
-          <w:t>Marc 10.45</w:t>
-        </w:r>
-      </w:hyperlink>
+      <w:r>
+        <w:rPr>
+          <w:lang w:val="fr_FR" w:bidi="fr_FR"/>
+        </w:rPr>
+        <w:t>Marc 10.45</w:t>
+      </w:r>
       <w:r>
         <w:rPr>
           <w:lang w:val="fr_FR" w:bidi="fr_FR"/>
@@ -10695,18 +9603,12 @@
         </w:rPr>
         <w:t xml:space="preserve"> Le mot grec traduit « ait du zèle » décrit quelqu’un qui est intensément engagé dans quelque chose ; cette personne est enthousiaste et a de la ferveur. À titre d’exemple, Paul utilise ce mot dans </w:t>
       </w:r>
-      <w:hyperlink r:id="rId141">
-        <w:r>
-          <w:rPr>
-            <w:lang w:val="fr_FR" w:bidi="fr_FR"/>
-          </w:rPr>
-          <w:rPr>
-            <w:color w:val="0000EE"/>
-            <w:u w:val="single"/>
-          </w:rPr>
-          <w:t>Galates 1.14</w:t>
-        </w:r>
-      </w:hyperlink>
+      <w:r>
+        <w:rPr>
+          <w:lang w:val="fr_FR" w:bidi="fr_FR"/>
+        </w:rPr>
+        <w:t>Galates 1.14</w:t>
+      </w:r>
       <w:r>
         <w:rPr>
           <w:lang w:val="fr_FR" w:bidi="fr_FR"/>
@@ -10930,36 +9832,24 @@
         </w:rPr>
         <w:t xml:space="preserve"> Le mot grec traduit « autorité » désigne ici le droit ou le pouvoir de commander. Le même mot apparaît également dans </w:t>
       </w:r>
-      <w:hyperlink r:id="rId23">
-        <w:r>
-          <w:rPr>
-            <w:lang w:val="fr_FR" w:bidi="fr_FR"/>
-          </w:rPr>
-          <w:rPr>
-            <w:color w:val="0000EE"/>
-            <w:u w:val="single"/>
-          </w:rPr>
-          <w:t>1.3</w:t>
-        </w:r>
-      </w:hyperlink>
+      <w:r>
+        <w:rPr>
+          <w:lang w:val="fr_FR" w:bidi="fr_FR"/>
+        </w:rPr>
+        <w:t>1.3</w:t>
+      </w:r>
       <w:r>
         <w:rPr>
           <w:lang w:val="fr_FR" w:bidi="fr_FR"/>
         </w:rPr>
         <w:t xml:space="preserve"> pour désigner un ordre en tant que tel (voir aussi </w:t>
       </w:r>
-      <w:hyperlink r:id="rId15">
-        <w:r>
-          <w:rPr>
-            <w:lang w:val="fr_FR" w:bidi="fr_FR"/>
-          </w:rPr>
-          <w:rPr>
-            <w:color w:val="0000EE"/>
-            <w:u w:val="single"/>
-          </w:rPr>
-          <w:t>1 Timothée 1.1</w:t>
-        </w:r>
-      </w:hyperlink>
+      <w:r>
+        <w:rPr>
+          <w:lang w:val="fr_FR" w:bidi="fr_FR"/>
+        </w:rPr>
+        <w:t>1 Timothée 1.1</w:t>
+      </w:r>
       <w:r>
         <w:rPr>
           <w:lang w:val="fr_FR" w:bidi="fr_FR"/>
@@ -11164,18 +10054,12 @@
         </w:rPr>
         <w:t xml:space="preserve"> Le mot grec traduit « dirigeants » désigne ici des personnes qui gouvernent. Il pourrait également être traduit « magistrats » en français. Les mots dirigeants et autorités sont également utilisés ensemble dans </w:t>
       </w:r>
-      <w:hyperlink r:id="rId142">
-        <w:r>
-          <w:rPr>
-            <w:lang w:val="fr_FR" w:bidi="fr_FR"/>
-          </w:rPr>
-          <w:rPr>
-            <w:color w:val="0000EE"/>
-            <w:u w:val="single"/>
-          </w:rPr>
-          <w:t>Luc 12.11</w:t>
-        </w:r>
-      </w:hyperlink>
+      <w:r>
+        <w:rPr>
+          <w:lang w:val="fr_FR" w:bidi="fr_FR"/>
+        </w:rPr>
+        <w:t>Luc 12.11</w:t>
+      </w:r>
       <w:r>
         <w:rPr>
           <w:lang w:val="fr_FR" w:bidi="fr_FR"/>
@@ -11326,18 +10210,12 @@
         </w:rPr>
         <w:t xml:space="preserve"> à Dieu plutôt qu’aux hommes (</w:t>
       </w:r>
-      <w:hyperlink r:id="rId143">
-        <w:r>
-          <w:rPr>
-            <w:lang w:val="fr_FR" w:bidi="fr_FR"/>
-          </w:rPr>
-          <w:rPr>
-            <w:color w:val="0000EE"/>
-            <w:u w:val="single"/>
-          </w:rPr>
-          <w:t>Ac 5.29</w:t>
-        </w:r>
-      </w:hyperlink>
+      <w:r>
+        <w:rPr>
+          <w:lang w:val="fr_FR" w:bidi="fr_FR"/>
+        </w:rPr>
+        <w:t>Ac 5.29</w:t>
+      </w:r>
       <w:r>
         <w:rPr>
           <w:lang w:val="fr_FR" w:bidi="fr_FR"/>
@@ -11380,18 +10258,12 @@
         </w:rPr>
         <w:t xml:space="preserve"> et ne pas partir de Crète (</w:t>
       </w:r>
-      <w:hyperlink r:id="rId144">
-        <w:r>
-          <w:rPr>
-            <w:lang w:val="fr_FR" w:bidi="fr_FR"/>
-          </w:rPr>
-          <w:rPr>
-            <w:color w:val="0000EE"/>
-            <w:u w:val="single"/>
-          </w:rPr>
-          <w:t>Ac 27.21</w:t>
-        </w:r>
-      </w:hyperlink>
+      <w:r>
+        <w:rPr>
+          <w:lang w:val="fr_FR" w:bidi="fr_FR"/>
+        </w:rPr>
+        <w:t>Ac 27.21</w:t>
+      </w:r>
       <w:r>
         <w:rPr>
           <w:lang w:val="fr_FR" w:bidi="fr_FR"/>
@@ -11499,36 +10371,24 @@
         </w:rPr>
         <w:t xml:space="preserve"> Le mot grec traduit « pacifiques » désigne une personne qui s’abstient de conflit ou de querelles, qui n’est pas agressif ou belliqueux. Il pourrait également être traduit « non querelleur » en français. Il est utilisé deux fois dans le Nouveau Testament : </w:t>
       </w:r>
-      <w:hyperlink r:id="rId35">
-        <w:r>
-          <w:rPr>
-            <w:lang w:val="fr_FR" w:bidi="fr_FR"/>
-          </w:rPr>
-          <w:rPr>
-            <w:color w:val="0000EE"/>
-            <w:u w:val="single"/>
-          </w:rPr>
-          <w:t>1 Timothée 3.3</w:t>
-        </w:r>
-      </w:hyperlink>
+      <w:r>
+        <w:rPr>
+          <w:lang w:val="fr_FR" w:bidi="fr_FR"/>
+        </w:rPr>
+        <w:t>1 Timothée 3.3</w:t>
+      </w:r>
       <w:r>
         <w:rPr>
           <w:lang w:val="fr_FR" w:bidi="fr_FR"/>
         </w:rPr>
         <w:t xml:space="preserve"> ; </w:t>
       </w:r>
-      <w:hyperlink r:id="rId111">
-        <w:r>
-          <w:rPr>
-            <w:lang w:val="fr_FR" w:bidi="fr_FR"/>
-          </w:rPr>
-          <w:rPr>
-            <w:color w:val="0000EE"/>
-            <w:u w:val="single"/>
-          </w:rPr>
-          <w:t>Tite 3.2</w:t>
-        </w:r>
-      </w:hyperlink>
+      <w:r>
+        <w:rPr>
+          <w:lang w:val="fr_FR" w:bidi="fr_FR"/>
+        </w:rPr>
+        <w:t>Tite 3.2</w:t>
+      </w:r>
       <w:r>
         <w:rPr>
           <w:lang w:val="fr_FR" w:bidi="fr_FR"/>
@@ -11583,36 +10443,24 @@
         </w:rPr>
         <w:t xml:space="preserve"> Le mot grec traduit « modérés » décrit quelqu’un qui fait grâce et qui tolère. Il pourrait également être traduit « doux » ou « indulgent » en français. Il est utilisé deux fois dans les épîtres pastorales : </w:t>
       </w:r>
-      <w:hyperlink r:id="rId35">
-        <w:r>
-          <w:rPr>
-            <w:lang w:val="fr_FR" w:bidi="fr_FR"/>
-          </w:rPr>
-          <w:rPr>
-            <w:color w:val="0000EE"/>
-            <w:u w:val="single"/>
-          </w:rPr>
-          <w:t>1 Timothée 3.3</w:t>
-        </w:r>
-      </w:hyperlink>
+      <w:r>
+        <w:rPr>
+          <w:lang w:val="fr_FR" w:bidi="fr_FR"/>
+        </w:rPr>
+        <w:t>1 Timothée 3.3</w:t>
+      </w:r>
       <w:r>
         <w:rPr>
           <w:lang w:val="fr_FR" w:bidi="fr_FR"/>
         </w:rPr>
         <w:t xml:space="preserve"> ; </w:t>
       </w:r>
-      <w:hyperlink r:id="rId111">
-        <w:r>
-          <w:rPr>
-            <w:lang w:val="fr_FR" w:bidi="fr_FR"/>
-          </w:rPr>
-          <w:rPr>
-            <w:color w:val="0000EE"/>
-            <w:u w:val="single"/>
-          </w:rPr>
-          <w:t>Tite 3.2</w:t>
-        </w:r>
-      </w:hyperlink>
+      <w:r>
+        <w:rPr>
+          <w:lang w:val="fr_FR" w:bidi="fr_FR"/>
+        </w:rPr>
+        <w:t>Tite 3.2</w:t>
+      </w:r>
       <w:r>
         <w:rPr>
           <w:lang w:val="fr_FR" w:bidi="fr_FR"/>
@@ -11660,18 +10508,12 @@
         </w:rPr>
         <w:t xml:space="preserve"> soit connue de tous les hommes » (Phil </w:t>
       </w:r>
-      <w:hyperlink r:id="rId145">
-        <w:r>
-          <w:rPr>
-            <w:lang w:val="fr_FR" w:bidi="fr_FR"/>
-          </w:rPr>
-          <w:rPr>
-            <w:color w:val="0000EE"/>
-            <w:u w:val="single"/>
-          </w:rPr>
-          <w:t>4.5</w:t>
-        </w:r>
-      </w:hyperlink>
+      <w:r>
+        <w:rPr>
+          <w:lang w:val="fr_FR" w:bidi="fr_FR"/>
+        </w:rPr>
+        <w:t>4.5</w:t>
+      </w:r>
       <w:r>
         <w:rPr>
           <w:lang w:val="fr_FR" w:bidi="fr_FR"/>
@@ -11714,18 +10556,12 @@
         </w:rPr>
         <w:t>, conciliante… » (</w:t>
       </w:r>
-      <w:hyperlink r:id="rId103">
-        <w:r>
-          <w:rPr>
-            <w:lang w:val="fr_FR" w:bidi="fr_FR"/>
-          </w:rPr>
-          <w:rPr>
-            <w:color w:val="0000EE"/>
-            <w:u w:val="single"/>
-          </w:rPr>
-          <w:t>Jc 3.17</w:t>
-        </w:r>
-      </w:hyperlink>
+      <w:r>
+        <w:rPr>
+          <w:lang w:val="fr_FR" w:bidi="fr_FR"/>
+        </w:rPr>
+        <w:t>Jc 3.17</w:t>
+      </w:r>
       <w:r>
         <w:rPr>
           <w:lang w:val="fr_FR" w:bidi="fr_FR"/>
@@ -11881,54 +10717,36 @@
         </w:rPr>
         <w:t xml:space="preserve"> L’adjectif grec traduit « insensé » décrit une personne qui refuse d’utiliser ses facultés mentales dans le but de comprendre. Il pourrait également être traduit « sans intelligence » en français, mais il ne désigne pas nécessairement pour autant un idiot ou un imbécile. Il s’agit plutôt de quelqu’un qui n’utilise pas ses capacités de compréhension et qui donc pense et se comporte de manière insensée. Cet adjectif est utilisé deux fois dans les épîtres pastorales : </w:t>
       </w:r>
-      <w:hyperlink r:id="rId146">
-        <w:r>
-          <w:rPr>
-            <w:lang w:val="fr_FR" w:bidi="fr_FR"/>
-          </w:rPr>
-          <w:rPr>
-            <w:color w:val="0000EE"/>
-            <w:u w:val="single"/>
-          </w:rPr>
-          <w:t>1 Timothée 6.9</w:t>
-        </w:r>
-      </w:hyperlink>
+      <w:r>
+        <w:rPr>
+          <w:lang w:val="fr_FR" w:bidi="fr_FR"/>
+        </w:rPr>
+        <w:t>1 Timothée 6.9</w:t>
+      </w:r>
       <w:r>
         <w:rPr>
           <w:lang w:val="fr_FR" w:bidi="fr_FR"/>
         </w:rPr>
         <w:t xml:space="preserve"> ; </w:t>
       </w:r>
-      <w:hyperlink r:id="rId82">
-        <w:r>
-          <w:rPr>
-            <w:lang w:val="fr_FR" w:bidi="fr_FR"/>
-          </w:rPr>
-          <w:rPr>
-            <w:color w:val="0000EE"/>
-            <w:u w:val="single"/>
-          </w:rPr>
-          <w:t>Tite 3.3</w:t>
-        </w:r>
-      </w:hyperlink>
+      <w:r>
+        <w:rPr>
+          <w:lang w:val="fr_FR" w:bidi="fr_FR"/>
+        </w:rPr>
+        <w:t>Tite 3.3</w:t>
+      </w:r>
       <w:r>
         <w:rPr>
           <w:lang w:val="fr_FR" w:bidi="fr_FR"/>
         </w:rPr>
         <w:t xml:space="preserve">. Dans </w:t>
       </w:r>
-      <w:hyperlink r:id="rId146">
-        <w:r>
-          <w:rPr>
-            <w:lang w:val="fr_FR" w:bidi="fr_FR"/>
-          </w:rPr>
-          <w:rPr>
-            <w:color w:val="0000EE"/>
-            <w:u w:val="single"/>
-          </w:rPr>
-          <w:t>1 Timothée 6.9</w:t>
-        </w:r>
-      </w:hyperlink>
+      <w:r>
+        <w:rPr>
+          <w:lang w:val="fr_FR" w:bidi="fr_FR"/>
+        </w:rPr>
+        <w:t>1 Timothée 6.9</w:t>
+      </w:r>
       <w:r>
         <w:rPr>
           <w:lang w:val="fr_FR" w:bidi="fr_FR"/>
@@ -11976,18 +10794,12 @@
         </w:rPr>
         <w:t xml:space="preserve"> (</w:t>
       </w:r>
-      <w:hyperlink r:id="rId147">
-        <w:r>
-          <w:rPr>
-            <w:lang w:val="fr_FR" w:bidi="fr_FR"/>
-          </w:rPr>
-          <w:rPr>
-            <w:color w:val="0000EE"/>
-            <w:u w:val="single"/>
-          </w:rPr>
-          <w:t>Luc 24.25</w:t>
-        </w:r>
-      </w:hyperlink>
+      <w:r>
+        <w:rPr>
+          <w:lang w:val="fr_FR" w:bidi="fr_FR"/>
+        </w:rPr>
+        <w:t>Luc 24.25</w:t>
+      </w:r>
       <w:r>
         <w:rPr>
           <w:lang w:val="fr_FR" w:bidi="fr_FR"/>
@@ -12030,36 +10842,24 @@
         </w:rPr>
         <w:t xml:space="preserve"> parce qu’après avoir commencé avec l’Esprit, ils veulent finir par la chair (</w:t>
       </w:r>
-      <w:hyperlink r:id="rId148">
-        <w:r>
-          <w:rPr>
-            <w:lang w:val="fr_FR" w:bidi="fr_FR"/>
-          </w:rPr>
-          <w:rPr>
-            <w:color w:val="0000EE"/>
-            <w:u w:val="single"/>
-          </w:rPr>
-          <w:t>Ga 3.1</w:t>
-        </w:r>
-      </w:hyperlink>
+      <w:r>
+        <w:rPr>
+          <w:lang w:val="fr_FR" w:bidi="fr_FR"/>
+        </w:rPr>
+        <w:t>Ga 3.1</w:t>
+      </w:r>
       <w:r>
         <w:rPr>
           <w:lang w:val="fr_FR" w:bidi="fr_FR"/>
         </w:rPr>
         <w:t xml:space="preserve">, </w:t>
       </w:r>
-      <w:hyperlink r:id="rId149">
-        <w:r>
-          <w:rPr>
-            <w:lang w:val="fr_FR" w:bidi="fr_FR"/>
-          </w:rPr>
-          <w:rPr>
-            <w:color w:val="0000EE"/>
-            <w:u w:val="single"/>
-          </w:rPr>
-          <w:t>3</w:t>
-        </w:r>
-      </w:hyperlink>
+      <w:r>
+        <w:rPr>
+          <w:lang w:val="fr_FR" w:bidi="fr_FR"/>
+        </w:rPr>
+        <w:t>3</w:t>
+      </w:r>
       <w:r>
         <w:rPr>
           <w:lang w:val="fr_FR" w:bidi="fr_FR"/>
@@ -12227,18 +11027,12 @@
         </w:rPr>
         <w:t xml:space="preserve"> dans </w:t>
       </w:r>
-      <w:hyperlink r:id="rId150">
-        <w:r>
-          <w:rPr>
-            <w:lang w:val="fr_FR" w:bidi="fr_FR"/>
-          </w:rPr>
-          <w:rPr>
-            <w:color w:val="0000EE"/>
-            <w:u w:val="single"/>
-          </w:rPr>
-          <w:t>Matthieu 18.12</w:t>
-        </w:r>
-      </w:hyperlink>
+      <w:r>
+        <w:rPr>
+          <w:lang w:val="fr_FR" w:bidi="fr_FR"/>
+        </w:rPr>
+        <w:t>Matthieu 18.12</w:t>
+      </w:r>
       <w:r>
         <w:rPr>
           <w:lang w:val="fr_FR" w:bidi="fr_FR"/>
@@ -12281,18 +11075,12 @@
         </w:rPr>
         <w:t xml:space="preserve">dans </w:t>
       </w:r>
-      <w:hyperlink r:id="rId151">
-        <w:r>
-          <w:rPr>
-            <w:lang w:val="fr_FR" w:bidi="fr_FR"/>
-          </w:rPr>
-          <w:rPr>
-            <w:color w:val="0000EE"/>
-            <w:u w:val="single"/>
-          </w:rPr>
-          <w:t>Matthieu 22.29</w:t>
-        </w:r>
-      </w:hyperlink>
+      <w:r>
+        <w:rPr>
+          <w:lang w:val="fr_FR" w:bidi="fr_FR"/>
+        </w:rPr>
+        <w:t>Matthieu 22.29</w:t>
+      </w:r>
       <w:r>
         <w:rPr>
           <w:lang w:val="fr_FR" w:bidi="fr_FR"/>
@@ -12496,18 +11284,12 @@
         </w:rPr>
         <w:t xml:space="preserve"> Le mot grec traduit « envie » désigne un état d’hostilité causé par la jalousie. Dans certaines langues, l’idée de jalousie ou d’envie est rendue par une expression idiomatique tel que « le cœur brûlant » ou « l’estomac chaud ». Ce mot est également utilisé dans </w:t>
       </w:r>
-      <w:hyperlink r:id="rId152">
-        <w:r>
-          <w:rPr>
-            <w:lang w:val="fr_FR" w:bidi="fr_FR"/>
-          </w:rPr>
-          <w:rPr>
-            <w:color w:val="0000EE"/>
-            <w:u w:val="single"/>
-          </w:rPr>
-          <w:t>1 Timothée 6.4</w:t>
-        </w:r>
-      </w:hyperlink>
+      <w:r>
+        <w:rPr>
+          <w:lang w:val="fr_FR" w:bidi="fr_FR"/>
+        </w:rPr>
+        <w:t>1 Timothée 6.4</w:t>
+      </w:r>
       <w:r>
         <w:rPr>
           <w:lang w:val="fr_FR" w:bidi="fr_FR"/>
@@ -12706,72 +11488,48 @@
         </w:rPr>
         <w:t xml:space="preserve"> Le mot grec traduit « bonté » désigne la bonté morale. À titre d’exemple, c’est un mot qui est utilisé plusieurs fois dans les listes de vertus des écrits de Paul (</w:t>
       </w:r>
-      <w:hyperlink r:id="rId153">
-        <w:r>
-          <w:rPr>
-            <w:lang w:val="fr_FR" w:bidi="fr_FR"/>
-          </w:rPr>
-          <w:rPr>
-            <w:color w:val="0000EE"/>
-            <w:u w:val="single"/>
-          </w:rPr>
-          <w:t>Ga 5.22</w:t>
-        </w:r>
-      </w:hyperlink>
+      <w:r>
+        <w:rPr>
+          <w:lang w:val="fr_FR" w:bidi="fr_FR"/>
+        </w:rPr>
+        <w:t>Ga 5.22</w:t>
+      </w:r>
       <w:r>
         <w:rPr>
           <w:lang w:val="fr_FR" w:bidi="fr_FR"/>
         </w:rPr>
         <w:t xml:space="preserve">, </w:t>
       </w:r>
-      <w:hyperlink r:id="rId154">
-        <w:r>
-          <w:rPr>
-            <w:lang w:val="fr_FR" w:bidi="fr_FR"/>
-          </w:rPr>
-          <w:rPr>
-            <w:color w:val="0000EE"/>
-            <w:u w:val="single"/>
-          </w:rPr>
-          <w:t>Col 3.12</w:t>
-        </w:r>
-      </w:hyperlink>
+      <w:r>
+        <w:rPr>
+          <w:lang w:val="fr_FR" w:bidi="fr_FR"/>
+        </w:rPr>
+        <w:t>Col 3.12</w:t>
+      </w:r>
       <w:r>
         <w:rPr>
           <w:lang w:val="fr_FR" w:bidi="fr_FR"/>
         </w:rPr>
         <w:t xml:space="preserve">, </w:t>
       </w:r>
-      <w:hyperlink r:id="rId155">
-        <w:r>
-          <w:rPr>
-            <w:lang w:val="fr_FR" w:bidi="fr_FR"/>
-          </w:rPr>
-          <w:rPr>
-            <w:color w:val="0000EE"/>
-            <w:u w:val="single"/>
-          </w:rPr>
-          <w:t>2Co 6.6</w:t>
-        </w:r>
-      </w:hyperlink>
+      <w:r>
+        <w:rPr>
+          <w:lang w:val="fr_FR" w:bidi="fr_FR"/>
+        </w:rPr>
+        <w:t>2Co 6.6</w:t>
+      </w:r>
       <w:r>
         <w:rPr>
           <w:lang w:val="fr_FR" w:bidi="fr_FR"/>
         </w:rPr>
         <w:t xml:space="preserve">). C’est aussi le mot qui fait référence à la bonté de Dieu envers les païens qu’il a greffés sur l’olivier d’Israël dans </w:t>
       </w:r>
-      <w:hyperlink r:id="rId156">
-        <w:r>
-          <w:rPr>
-            <w:lang w:val="fr_FR" w:bidi="fr_FR"/>
-          </w:rPr>
-          <w:rPr>
-            <w:color w:val="0000EE"/>
-            <w:u w:val="single"/>
-          </w:rPr>
-          <w:t>Romains 1.22</w:t>
-        </w:r>
-      </w:hyperlink>
+      <w:r>
+        <w:rPr>
+          <w:lang w:val="fr_FR" w:bidi="fr_FR"/>
+        </w:rPr>
+        <w:t>Romains 1.22</w:t>
+      </w:r>
       <w:r>
         <w:rPr>
           <w:lang w:val="fr_FR" w:bidi="fr_FR"/>
@@ -12826,18 +11584,12 @@
         </w:rPr>
         <w:t xml:space="preserve"> Le mot grec traduit « amour envers les hommes » désigne la bienveillance que l’on peut avoir pour les gens en général. Ce mot n’est utilisé qu’ici et dans </w:t>
       </w:r>
-      <w:hyperlink r:id="rId157">
-        <w:r>
-          <w:rPr>
-            <w:lang w:val="fr_FR" w:bidi="fr_FR"/>
-          </w:rPr>
-          <w:rPr>
-            <w:color w:val="0000EE"/>
-            <w:u w:val="single"/>
-          </w:rPr>
-          <w:t>Actes 28.2</w:t>
-        </w:r>
-      </w:hyperlink>
+      <w:r>
+        <w:rPr>
+          <w:lang w:val="fr_FR" w:bidi="fr_FR"/>
+        </w:rPr>
+        <w:t>Actes 28.2</w:t>
+      </w:r>
       <w:r>
         <w:rPr>
           <w:lang w:val="fr_FR" w:bidi="fr_FR"/>
@@ -12857,18 +11609,12 @@
         </w:rPr>
         <w:t xml:space="preserve"> des gens de l’île de Malte lorsque Paul et ses compagnons, en route pour Rome, font naufrage. Ce n’est pas le même mot grec que celui qui est ordinairement traduit « amour » (comme par exemple la première vertu dans la liste de </w:t>
       </w:r>
-      <w:hyperlink r:id="rId153">
-        <w:r>
-          <w:rPr>
-            <w:lang w:val="fr_FR" w:bidi="fr_FR"/>
-          </w:rPr>
-          <w:rPr>
-            <w:color w:val="0000EE"/>
-            <w:u w:val="single"/>
-          </w:rPr>
-          <w:t>Ga 5.22</w:t>
-        </w:r>
-      </w:hyperlink>
+      <w:r>
+        <w:rPr>
+          <w:lang w:val="fr_FR" w:bidi="fr_FR"/>
+        </w:rPr>
+        <w:t>Ga 5.22</w:t>
+      </w:r>
       <w:r>
         <w:rPr>
           <w:lang w:val="fr_FR" w:bidi="fr_FR"/>
@@ -12983,90 +11729,60 @@
         </w:rPr>
         <w:t xml:space="preserve"> Le mot grec traduit « justice » décrit ce qui est juste. Dans ce verset, il s’agit clairement de ce qui est juste devant Dieu, c'est-à-dire les actes, les comportements, les paroles et mêmes les pensées que Dieu approuve. Ce nom apparaît cinq fois dans les épîtres pastorales, où il désigne le fait d’être juste dans la conduite, les actions, le caractère : </w:t>
       </w:r>
-      <w:hyperlink r:id="rId98">
-        <w:r>
-          <w:rPr>
-            <w:lang w:val="fr_FR" w:bidi="fr_FR"/>
-          </w:rPr>
-          <w:rPr>
-            <w:color w:val="0000EE"/>
-            <w:u w:val="single"/>
-          </w:rPr>
-          <w:t>1 Timothée 6.11</w:t>
-        </w:r>
-      </w:hyperlink>
+      <w:r>
+        <w:rPr>
+          <w:lang w:val="fr_FR" w:bidi="fr_FR"/>
+        </w:rPr>
+        <w:t>1 Timothée 6.11</w:t>
+      </w:r>
       <w:r>
         <w:rPr>
           <w:lang w:val="fr_FR" w:bidi="fr_FR"/>
         </w:rPr>
         <w:t xml:space="preserve"> ; </w:t>
       </w:r>
-      <w:hyperlink r:id="rId73">
-        <w:r>
-          <w:rPr>
-            <w:lang w:val="fr_FR" w:bidi="fr_FR"/>
-          </w:rPr>
-          <w:rPr>
-            <w:color w:val="0000EE"/>
-            <w:u w:val="single"/>
-          </w:rPr>
-          <w:t>2 Timothée 2.22</w:t>
-        </w:r>
-      </w:hyperlink>
+      <w:r>
+        <w:rPr>
+          <w:lang w:val="fr_FR" w:bidi="fr_FR"/>
+        </w:rPr>
+        <w:t>2 Timothée 2.22</w:t>
+      </w:r>
       <w:r>
         <w:rPr>
           <w:lang w:val="fr_FR" w:bidi="fr_FR"/>
         </w:rPr>
         <w:t xml:space="preserve"> ; </w:t>
       </w:r>
-      <w:hyperlink r:id="rId158">
-        <w:r>
-          <w:rPr>
-            <w:lang w:val="fr_FR" w:bidi="fr_FR"/>
-          </w:rPr>
-          <w:rPr>
-            <w:color w:val="0000EE"/>
-            <w:u w:val="single"/>
-          </w:rPr>
-          <w:t>3.16</w:t>
-        </w:r>
-      </w:hyperlink>
+      <w:r>
+        <w:rPr>
+          <w:lang w:val="fr_FR" w:bidi="fr_FR"/>
+        </w:rPr>
+        <w:t>3.16</w:t>
+      </w:r>
       <w:r>
         <w:rPr>
           <w:lang w:val="fr_FR" w:bidi="fr_FR"/>
         </w:rPr>
         <w:t xml:space="preserve"> ; </w:t>
       </w:r>
-      <w:hyperlink r:id="rId137">
-        <w:r>
-          <w:rPr>
-            <w:lang w:val="fr_FR" w:bidi="fr_FR"/>
-          </w:rPr>
-          <w:rPr>
-            <w:color w:val="0000EE"/>
-            <w:u w:val="single"/>
-          </w:rPr>
-          <w:t>4.8</w:t>
-        </w:r>
-      </w:hyperlink>
+      <w:r>
+        <w:rPr>
+          <w:lang w:val="fr_FR" w:bidi="fr_FR"/>
+        </w:rPr>
+        <w:t>4.8</w:t>
+      </w:r>
       <w:r>
         <w:rPr>
           <w:lang w:val="fr_FR" w:bidi="fr_FR"/>
         </w:rPr>
         <w:t xml:space="preserve"> ; </w:t>
       </w:r>
-      <w:hyperlink r:id="rId159">
-        <w:r>
-          <w:rPr>
-            <w:lang w:val="fr_FR" w:bidi="fr_FR"/>
-          </w:rPr>
-          <w:rPr>
-            <w:color w:val="0000EE"/>
-            <w:u w:val="single"/>
-          </w:rPr>
-          <w:t>Tite 3.5</w:t>
-        </w:r>
-      </w:hyperlink>
+      <w:r>
+        <w:rPr>
+          <w:lang w:val="fr_FR" w:bidi="fr_FR"/>
+        </w:rPr>
+        <w:t>Tite 3.5</w:t>
+      </w:r>
       <w:r>
         <w:rPr>
           <w:lang w:val="fr_FR" w:bidi="fr_FR"/>
@@ -13147,90 +11863,60 @@
         </w:rPr>
         <w:t xml:space="preserve"> sous-entend une action dans le Nouveau Testament. Ce mot apparaît cinq fois dans les épîtres pastorales : </w:t>
       </w:r>
-      <w:hyperlink r:id="rId28">
-        <w:r>
-          <w:rPr>
-            <w:lang w:val="fr_FR" w:bidi="fr_FR"/>
-          </w:rPr>
-          <w:rPr>
-            <w:color w:val="0000EE"/>
-            <w:u w:val="single"/>
-          </w:rPr>
-          <w:t>1 Timothée 1.2</w:t>
-        </w:r>
-      </w:hyperlink>
+      <w:r>
+        <w:rPr>
+          <w:lang w:val="fr_FR" w:bidi="fr_FR"/>
+        </w:rPr>
+        <w:t>1 Timothée 1.2</w:t>
+      </w:r>
       <w:r>
         <w:rPr>
           <w:lang w:val="fr_FR" w:bidi="fr_FR"/>
         </w:rPr>
         <w:t xml:space="preserve"> ; </w:t>
       </w:r>
-      <w:hyperlink r:id="rId160">
-        <w:r>
-          <w:rPr>
-            <w:lang w:val="fr_FR" w:bidi="fr_FR"/>
-          </w:rPr>
-          <w:rPr>
-            <w:color w:val="0000EE"/>
-            <w:u w:val="single"/>
-          </w:rPr>
-          <w:t>2 Timothée 1.2</w:t>
-        </w:r>
-      </w:hyperlink>
+      <w:r>
+        <w:rPr>
+          <w:lang w:val="fr_FR" w:bidi="fr_FR"/>
+        </w:rPr>
+        <w:t>2 Timothée 1.2</w:t>
+      </w:r>
       <w:r>
         <w:rPr>
           <w:lang w:val="fr_FR" w:bidi="fr_FR"/>
         </w:rPr>
         <w:t xml:space="preserve">, </w:t>
       </w:r>
-      <w:hyperlink r:id="rId161">
-        <w:r>
-          <w:rPr>
-            <w:lang w:val="fr_FR" w:bidi="fr_FR"/>
-          </w:rPr>
-          <w:rPr>
-            <w:color w:val="0000EE"/>
-            <w:u w:val="single"/>
-          </w:rPr>
-          <w:t>16</w:t>
-        </w:r>
-      </w:hyperlink>
+      <w:r>
+        <w:rPr>
+          <w:lang w:val="fr_FR" w:bidi="fr_FR"/>
+        </w:rPr>
+        <w:t>16</w:t>
+      </w:r>
       <w:r>
         <w:rPr>
           <w:lang w:val="fr_FR" w:bidi="fr_FR"/>
         </w:rPr>
         <w:t xml:space="preserve">, </w:t>
       </w:r>
-      <w:hyperlink r:id="rId162">
-        <w:r>
-          <w:rPr>
-            <w:lang w:val="fr_FR" w:bidi="fr_FR"/>
-          </w:rPr>
-          <w:rPr>
-            <w:color w:val="0000EE"/>
-            <w:u w:val="single"/>
-          </w:rPr>
-          <w:t>18</w:t>
-        </w:r>
-      </w:hyperlink>
+      <w:r>
+        <w:rPr>
+          <w:lang w:val="fr_FR" w:bidi="fr_FR"/>
+        </w:rPr>
+        <w:t>18</w:t>
+      </w:r>
       <w:r>
         <w:rPr>
           <w:lang w:val="fr_FR" w:bidi="fr_FR"/>
         </w:rPr>
         <w:t xml:space="preserve"> ; </w:t>
       </w:r>
-      <w:hyperlink r:id="rId159">
-        <w:r>
-          <w:rPr>
-            <w:lang w:val="fr_FR" w:bidi="fr_FR"/>
-          </w:rPr>
-          <w:rPr>
-            <w:color w:val="0000EE"/>
-            <w:u w:val="single"/>
-          </w:rPr>
-          <w:t>Tite 3.5</w:t>
-        </w:r>
-      </w:hyperlink>
+      <w:r>
+        <w:rPr>
+          <w:lang w:val="fr_FR" w:bidi="fr_FR"/>
+        </w:rPr>
+        <w:t>Tite 3.5</w:t>
+      </w:r>
       <w:r>
         <w:rPr>
           <w:lang w:val="fr_FR" w:bidi="fr_FR"/>
@@ -13285,36 +11971,24 @@
         </w:rPr>
         <w:t xml:space="preserve"> Le nom grec traduit « bain » désigne un bain, l’eau du bain, l’endroit où l’on se baigne ou l'action de se baigner. Il existe deux possibilités d’interprétation : (1) il s’agit d’une figure de style décrivant la purification spirituelle ou (2) il s’agit d’une référence au baptême. La plupart des versions françaises traduisent ce mot « bain » ou « baptême ». Il est utilisé deux fois dans le Nouveau Testament : </w:t>
       </w:r>
-      <w:hyperlink r:id="rId159">
-        <w:r>
-          <w:rPr>
-            <w:lang w:val="fr_FR" w:bidi="fr_FR"/>
-          </w:rPr>
-          <w:rPr>
-            <w:color w:val="0000EE"/>
-            <w:u w:val="single"/>
-          </w:rPr>
-          <w:t>Tite 3.5</w:t>
-        </w:r>
-      </w:hyperlink>
+      <w:r>
+        <w:rPr>
+          <w:lang w:val="fr_FR" w:bidi="fr_FR"/>
+        </w:rPr>
+        <w:t>Tite 3.5</w:t>
+      </w:r>
       <w:r>
         <w:rPr>
           <w:lang w:val="fr_FR" w:bidi="fr_FR"/>
         </w:rPr>
         <w:t xml:space="preserve"> et Éphésiens </w:t>
       </w:r>
-      <w:hyperlink r:id="rId163">
-        <w:r>
-          <w:rPr>
-            <w:lang w:val="fr_FR" w:bidi="fr_FR"/>
-          </w:rPr>
-          <w:rPr>
-            <w:color w:val="0000EE"/>
-            <w:u w:val="single"/>
-          </w:rPr>
-          <w:t>5.26</w:t>
-        </w:r>
-      </w:hyperlink>
+      <w:r>
+        <w:rPr>
+          <w:lang w:val="fr_FR" w:bidi="fr_FR"/>
+        </w:rPr>
+        <w:t>5.26</w:t>
+      </w:r>
       <w:r>
         <w:rPr>
           <w:lang w:val="fr_FR" w:bidi="fr_FR"/>
@@ -13382,36 +12056,24 @@
         </w:rPr>
         <w:t xml:space="preserve"> Le nom grec traduit « nouvelle naissance » (littéralement : « renaissance ») signifie renaissance, régénération, renouvellement. Ce mot désigne le fait de connaître un changement complet de mode de vie vers ce qu’il doit être, impliquant un retour à un état ou un lien antérieur. Il pourrait également être traduit « régénération » en français ; cependant, cette métaphore est importante dans le Nouveau Testament et devrait être conservée autant que possible. Dans certaines langues, ce concept pourrait être exprimé comme « faire naître à nouveau » ou « avoir une nouvelle vie comme si on était né une seconde fois ». Ce mot est utilisé deux fois dans le Nouveau Testament : </w:t>
       </w:r>
-      <w:hyperlink r:id="rId159">
-        <w:r>
-          <w:rPr>
-            <w:lang w:val="fr_FR" w:bidi="fr_FR"/>
-          </w:rPr>
-          <w:rPr>
-            <w:color w:val="0000EE"/>
-            <w:u w:val="single"/>
-          </w:rPr>
-          <w:t>Tite 3.5</w:t>
-        </w:r>
-      </w:hyperlink>
+      <w:r>
+        <w:rPr>
+          <w:lang w:val="fr_FR" w:bidi="fr_FR"/>
+        </w:rPr>
+        <w:t>Tite 3.5</w:t>
+      </w:r>
       <w:r>
         <w:rPr>
           <w:lang w:val="fr_FR" w:bidi="fr_FR"/>
         </w:rPr>
         <w:t xml:space="preserve"> et </w:t>
       </w:r>
-      <w:hyperlink r:id="rId164">
-        <w:r>
-          <w:rPr>
-            <w:lang w:val="fr_FR" w:bidi="fr_FR"/>
-          </w:rPr>
-          <w:rPr>
-            <w:color w:val="0000EE"/>
-            <w:u w:val="single"/>
-          </w:rPr>
-          <w:t>Matthieu 19.28</w:t>
-        </w:r>
-      </w:hyperlink>
+      <w:r>
+        <w:rPr>
+          <w:lang w:val="fr_FR" w:bidi="fr_FR"/>
+        </w:rPr>
+        <w:t>Matthieu 19.28</w:t>
+      </w:r>
       <w:r>
         <w:rPr>
           <w:lang w:val="fr_FR" w:bidi="fr_FR"/>
@@ -13479,36 +12141,24 @@
         </w:rPr>
         <w:t xml:space="preserve"> Le nom grec traduit « renouvellement » décrit le renouvellement spirituel. Ce mot est utilisé seulement dans la littérature chrétienne ; il apparaît deux fois dans le Nouveau Testament : </w:t>
       </w:r>
-      <w:hyperlink r:id="rId159">
-        <w:r>
-          <w:rPr>
-            <w:lang w:val="fr_FR" w:bidi="fr_FR"/>
-          </w:rPr>
-          <w:rPr>
-            <w:color w:val="0000EE"/>
-            <w:u w:val="single"/>
-          </w:rPr>
-          <w:t>Tite 3.5</w:t>
-        </w:r>
-      </w:hyperlink>
+      <w:r>
+        <w:rPr>
+          <w:lang w:val="fr_FR" w:bidi="fr_FR"/>
+        </w:rPr>
+        <w:t>Tite 3.5</w:t>
+      </w:r>
       <w:r>
         <w:rPr>
           <w:lang w:val="fr_FR" w:bidi="fr_FR"/>
         </w:rPr>
         <w:t xml:space="preserve"> et </w:t>
       </w:r>
-      <w:hyperlink r:id="rId165">
-        <w:r>
-          <w:rPr>
-            <w:lang w:val="fr_FR" w:bidi="fr_FR"/>
-          </w:rPr>
-          <w:rPr>
-            <w:color w:val="0000EE"/>
-            <w:u w:val="single"/>
-          </w:rPr>
-          <w:t>Romains 12.2</w:t>
-        </w:r>
-      </w:hyperlink>
+      <w:r>
+        <w:rPr>
+          <w:lang w:val="fr_FR" w:bidi="fr_FR"/>
+        </w:rPr>
+        <w:t>Romains 12.2</w:t>
+      </w:r>
       <w:r>
         <w:rPr>
           <w:lang w:val="fr_FR" w:bidi="fr_FR"/>
@@ -13848,36 +12498,24 @@
         </w:rPr>
         <w:t xml:space="preserve"> Le verbe grec traduit « affirmes » signifie affirmer quelque chose avec assurance et conviction (voir Bailly). Il est utilisé deux fois dans les épîtres pastorales : </w:t>
       </w:r>
-      <w:hyperlink r:id="rId166">
-        <w:r>
-          <w:rPr>
-            <w:lang w:val="fr_FR" w:bidi="fr_FR"/>
-          </w:rPr>
-          <w:rPr>
-            <w:color w:val="0000EE"/>
-            <w:u w:val="single"/>
-          </w:rPr>
-          <w:t>1 Timothée 1.7</w:t>
-        </w:r>
-      </w:hyperlink>
+      <w:r>
+        <w:rPr>
+          <w:lang w:val="fr_FR" w:bidi="fr_FR"/>
+        </w:rPr>
+        <w:t>1 Timothée 1.7</w:t>
+      </w:r>
       <w:r>
         <w:rPr>
           <w:lang w:val="fr_FR" w:bidi="fr_FR"/>
         </w:rPr>
         <w:t xml:space="preserve"> ; </w:t>
       </w:r>
-      <w:hyperlink r:id="rId62">
-        <w:r>
-          <w:rPr>
-            <w:lang w:val="fr_FR" w:bidi="fr_FR"/>
-          </w:rPr>
-          <w:rPr>
-            <w:color w:val="0000EE"/>
-            <w:u w:val="single"/>
-          </w:rPr>
-          <w:t>Tite 3.8</w:t>
-        </w:r>
-      </w:hyperlink>
+      <w:r>
+        <w:rPr>
+          <w:lang w:val="fr_FR" w:bidi="fr_FR"/>
+        </w:rPr>
+        <w:t>Tite 3.8</w:t>
+      </w:r>
       <w:r>
         <w:rPr>
           <w:lang w:val="fr_FR" w:bidi="fr_FR"/>
@@ -13980,54 +12618,36 @@
         </w:rPr>
         <w:t xml:space="preserve"> Le mot grec traduit « utile » désigne ce qui présente un avantage, un intérêt ou qui peut servir à quelque chose. Ce mot apparaît trois fois dans les épîtres pastorales : </w:t>
       </w:r>
-      <w:hyperlink r:id="rId167">
-        <w:r>
-          <w:rPr>
-            <w:lang w:val="fr_FR" w:bidi="fr_FR"/>
-          </w:rPr>
-          <w:rPr>
-            <w:color w:val="0000EE"/>
-            <w:u w:val="single"/>
-          </w:rPr>
-          <w:t>1 Timothée 4.8</w:t>
-        </w:r>
-      </w:hyperlink>
+      <w:r>
+        <w:rPr>
+          <w:lang w:val="fr_FR" w:bidi="fr_FR"/>
+        </w:rPr>
+        <w:t>1 Timothée 4.8</w:t>
+      </w:r>
       <w:r>
         <w:rPr>
           <w:lang w:val="fr_FR" w:bidi="fr_FR"/>
         </w:rPr>
         <w:t xml:space="preserve"> ; </w:t>
       </w:r>
-      <w:hyperlink r:id="rId158">
-        <w:r>
-          <w:rPr>
-            <w:lang w:val="fr_FR" w:bidi="fr_FR"/>
-          </w:rPr>
-          <w:rPr>
-            <w:color w:val="0000EE"/>
-            <w:u w:val="single"/>
-          </w:rPr>
-          <w:t>2 Timothée 3.16</w:t>
-        </w:r>
-      </w:hyperlink>
+      <w:r>
+        <w:rPr>
+          <w:lang w:val="fr_FR" w:bidi="fr_FR"/>
+        </w:rPr>
+        <w:t>2 Timothée 3.16</w:t>
+      </w:r>
       <w:r>
         <w:rPr>
           <w:lang w:val="fr_FR" w:bidi="fr_FR"/>
         </w:rPr>
         <w:t xml:space="preserve"> ; </w:t>
       </w:r>
-      <w:hyperlink r:id="rId168">
-        <w:r>
-          <w:rPr>
-            <w:lang w:val="fr_FR" w:bidi="fr_FR"/>
-          </w:rPr>
-          <w:rPr>
-            <w:color w:val="0000EE"/>
-            <w:u w:val="single"/>
-          </w:rPr>
-          <w:t>Tite 3.9</w:t>
-        </w:r>
-      </w:hyperlink>
+      <w:r>
+        <w:rPr>
+          <w:lang w:val="fr_FR" w:bidi="fr_FR"/>
+        </w:rPr>
+        <w:t>Tite 3.9</w:t>
+      </w:r>
       <w:r>
         <w:rPr>
           <w:lang w:val="fr_FR" w:bidi="fr_FR"/>
@@ -14082,54 +12702,36 @@
         </w:rPr>
         <w:t xml:space="preserve"> Le nom grect traduit « discussions » peut désigner (1) la recherche d’informations, (2) les disputes ou (3) les discussions sur les sujets de dispute (c’est-à-dire les débats), voir Bailly et Lexique Strong. Ce mot apparaît une fois dans chacune des épîtres pastorales : </w:t>
       </w:r>
-      <w:hyperlink r:id="rId152">
-        <w:r>
-          <w:rPr>
-            <w:lang w:val="fr_FR" w:bidi="fr_FR"/>
-          </w:rPr>
-          <w:rPr>
-            <w:color w:val="0000EE"/>
-            <w:u w:val="single"/>
-          </w:rPr>
-          <w:t>1 Timothée 6.4</w:t>
-        </w:r>
-      </w:hyperlink>
+      <w:r>
+        <w:rPr>
+          <w:lang w:val="fr_FR" w:bidi="fr_FR"/>
+        </w:rPr>
+        <w:t>1 Timothée 6.4</w:t>
+      </w:r>
       <w:r>
         <w:rPr>
           <w:lang w:val="fr_FR" w:bidi="fr_FR"/>
         </w:rPr>
         <w:t xml:space="preserve"> ; </w:t>
       </w:r>
-      <w:hyperlink r:id="rId169">
-        <w:r>
-          <w:rPr>
-            <w:lang w:val="fr_FR" w:bidi="fr_FR"/>
-          </w:rPr>
-          <w:rPr>
-            <w:color w:val="0000EE"/>
-            <w:u w:val="single"/>
-          </w:rPr>
-          <w:t>2 Timothée 2.23</w:t>
-        </w:r>
-      </w:hyperlink>
+      <w:r>
+        <w:rPr>
+          <w:lang w:val="fr_FR" w:bidi="fr_FR"/>
+        </w:rPr>
+        <w:t>2 Timothée 2.23</w:t>
+      </w:r>
       <w:r>
         <w:rPr>
           <w:lang w:val="fr_FR" w:bidi="fr_FR"/>
         </w:rPr>
         <w:t xml:space="preserve"> ; </w:t>
       </w:r>
-      <w:hyperlink r:id="rId168">
-        <w:r>
-          <w:rPr>
-            <w:lang w:val="fr_FR" w:bidi="fr_FR"/>
-          </w:rPr>
-          <w:rPr>
-            <w:color w:val="0000EE"/>
-            <w:u w:val="single"/>
-          </w:rPr>
-          <w:t>Tite 3.9</w:t>
-        </w:r>
-      </w:hyperlink>
+      <w:r>
+        <w:rPr>
+          <w:lang w:val="fr_FR" w:bidi="fr_FR"/>
+        </w:rPr>
+        <w:t>Tite 3.9</w:t>
+      </w:r>
       <w:r>
         <w:rPr>
           <w:lang w:val="fr_FR" w:bidi="fr_FR"/>
@@ -14232,36 +12834,24 @@
         </w:rPr>
         <w:t xml:space="preserve"> Le nom grect traduit « généalogies » signifie liste de descendants ou d’ancêtres directs. Les généalogies étaient un sujet de débat typique pour certains Juifs. Ce mot apparaît deux fois dans les épîtres pastorales : </w:t>
       </w:r>
-      <w:hyperlink r:id="rId66">
-        <w:r>
-          <w:rPr>
-            <w:lang w:val="fr_FR" w:bidi="fr_FR"/>
-          </w:rPr>
-          <w:rPr>
-            <w:color w:val="0000EE"/>
-            <w:u w:val="single"/>
-          </w:rPr>
-          <w:t>1 Timothée 1.4</w:t>
-        </w:r>
-      </w:hyperlink>
+      <w:r>
+        <w:rPr>
+          <w:lang w:val="fr_FR" w:bidi="fr_FR"/>
+        </w:rPr>
+        <w:t>1 Timothée 1.4</w:t>
+      </w:r>
       <w:r>
         <w:rPr>
           <w:lang w:val="fr_FR" w:bidi="fr_FR"/>
         </w:rPr>
         <w:t xml:space="preserve"> ; </w:t>
       </w:r>
-      <w:hyperlink r:id="rId168">
-        <w:r>
-          <w:rPr>
-            <w:lang w:val="fr_FR" w:bidi="fr_FR"/>
-          </w:rPr>
-          <w:rPr>
-            <w:color w:val="0000EE"/>
-            <w:u w:val="single"/>
-          </w:rPr>
-          <w:t>Tite 3.9</w:t>
-        </w:r>
-      </w:hyperlink>
+      <w:r>
+        <w:rPr>
+          <w:lang w:val="fr_FR" w:bidi="fr_FR"/>
+        </w:rPr>
+        <w:t>Tite 3.9</w:t>
+      </w:r>
       <w:r>
         <w:rPr>
           <w:lang w:val="fr_FR" w:bidi="fr_FR"/>
@@ -14316,36 +12906,24 @@
         </w:rPr>
         <w:t xml:space="preserve"> Le nom grect traduit « disputes » désigne l’expression hostile de différences d’opinion ou de rivalité. Il apparaît deux fois dans les épîtres pastorales : </w:t>
       </w:r>
-      <w:hyperlink r:id="rId152">
-        <w:r>
-          <w:rPr>
-            <w:lang w:val="fr_FR" w:bidi="fr_FR"/>
-          </w:rPr>
-          <w:rPr>
-            <w:color w:val="0000EE"/>
-            <w:u w:val="single"/>
-          </w:rPr>
-          <w:t>1 Timothée 6.4</w:t>
-        </w:r>
-      </w:hyperlink>
+      <w:r>
+        <w:rPr>
+          <w:lang w:val="fr_FR" w:bidi="fr_FR"/>
+        </w:rPr>
+        <w:t>1 Timothée 6.4</w:t>
+      </w:r>
       <w:r>
         <w:rPr>
           <w:lang w:val="fr_FR" w:bidi="fr_FR"/>
         </w:rPr>
         <w:t xml:space="preserve"> ; </w:t>
       </w:r>
-      <w:hyperlink r:id="rId168">
-        <w:r>
-          <w:rPr>
-            <w:lang w:val="fr_FR" w:bidi="fr_FR"/>
-          </w:rPr>
-          <w:rPr>
-            <w:color w:val="0000EE"/>
-            <w:u w:val="single"/>
-          </w:rPr>
-          <w:t>Tite 3.9</w:t>
-        </w:r>
-      </w:hyperlink>
+      <w:r>
+        <w:rPr>
+          <w:lang w:val="fr_FR" w:bidi="fr_FR"/>
+        </w:rPr>
+        <w:t>Tite 3.9</w:t>
+      </w:r>
       <w:r>
         <w:rPr>
           <w:lang w:val="fr_FR" w:bidi="fr_FR"/>
@@ -14413,36 +12991,24 @@
         </w:rPr>
         <w:t xml:space="preserve"> Ce mot peut également désigner un combat ou une bataille dans un contexte militaire et indique qu’il y a hostilité. Il apparaît deux fois dans les épîtres pastorales : </w:t>
       </w:r>
-      <w:hyperlink r:id="rId169">
-        <w:r>
-          <w:rPr>
-            <w:lang w:val="fr_FR" w:bidi="fr_FR"/>
-          </w:rPr>
-          <w:rPr>
-            <w:color w:val="0000EE"/>
-            <w:u w:val="single"/>
-          </w:rPr>
-          <w:t>2 Timothée 2.23</w:t>
-        </w:r>
-      </w:hyperlink>
+      <w:r>
+        <w:rPr>
+          <w:lang w:val="fr_FR" w:bidi="fr_FR"/>
+        </w:rPr>
+        <w:t>2 Timothée 2.23</w:t>
+      </w:r>
       <w:r>
         <w:rPr>
           <w:lang w:val="fr_FR" w:bidi="fr_FR"/>
         </w:rPr>
         <w:t xml:space="preserve"> ; </w:t>
       </w:r>
-      <w:hyperlink r:id="rId168">
-        <w:r>
-          <w:rPr>
-            <w:lang w:val="fr_FR" w:bidi="fr_FR"/>
-          </w:rPr>
-          <w:rPr>
-            <w:color w:val="0000EE"/>
-            <w:u w:val="single"/>
-          </w:rPr>
-          <w:t>Tite 3.9</w:t>
-        </w:r>
-      </w:hyperlink>
+      <w:r>
+        <w:rPr>
+          <w:lang w:val="fr_FR" w:bidi="fr_FR"/>
+        </w:rPr>
+        <w:t>Tite 3.9</w:t>
+      </w:r>
       <w:r>
         <w:rPr>
           <w:lang w:val="fr_FR" w:bidi="fr_FR"/>
@@ -14606,72 +13172,48 @@
         </w:rPr>
         <w:t xml:space="preserve"> Ce verbe apparaît quatre fois dans les épîtres pastorales : </w:t>
       </w:r>
-      <w:hyperlink r:id="rId67">
-        <w:r>
-          <w:rPr>
-            <w:lang w:val="fr_FR" w:bidi="fr_FR"/>
-          </w:rPr>
-          <w:rPr>
-            <w:color w:val="0000EE"/>
-            <w:u w:val="single"/>
-          </w:rPr>
-          <w:t>1 Timothée 4.7</w:t>
-        </w:r>
-      </w:hyperlink>
+      <w:r>
+        <w:rPr>
+          <w:lang w:val="fr_FR" w:bidi="fr_FR"/>
+        </w:rPr>
+        <w:t>1 Timothée 4.7</w:t>
+      </w:r>
       <w:r>
         <w:rPr>
           <w:lang w:val="fr_FR" w:bidi="fr_FR"/>
         </w:rPr>
         <w:t xml:space="preserve"> ; </w:t>
       </w:r>
-      <w:hyperlink r:id="rId170">
-        <w:r>
-          <w:rPr>
-            <w:lang w:val="fr_FR" w:bidi="fr_FR"/>
-          </w:rPr>
-          <w:rPr>
-            <w:color w:val="0000EE"/>
-            <w:u w:val="single"/>
-          </w:rPr>
-          <w:t>5.11</w:t>
-        </w:r>
-      </w:hyperlink>
+      <w:r>
+        <w:rPr>
+          <w:lang w:val="fr_FR" w:bidi="fr_FR"/>
+        </w:rPr>
+        <w:t>5.11</w:t>
+      </w:r>
       <w:r>
         <w:rPr>
           <w:lang w:val="fr_FR" w:bidi="fr_FR"/>
         </w:rPr>
         <w:t xml:space="preserve"> ; </w:t>
       </w:r>
-      <w:hyperlink r:id="rId169">
-        <w:r>
-          <w:rPr>
-            <w:lang w:val="fr_FR" w:bidi="fr_FR"/>
-          </w:rPr>
-          <w:rPr>
-            <w:color w:val="0000EE"/>
-            <w:u w:val="single"/>
-          </w:rPr>
-          <w:t>2 Timothée 2.23</w:t>
-        </w:r>
-      </w:hyperlink>
+      <w:r>
+        <w:rPr>
+          <w:lang w:val="fr_FR" w:bidi="fr_FR"/>
+        </w:rPr>
+        <w:t>2 Timothée 2.23</w:t>
+      </w:r>
       <w:r>
         <w:rPr>
           <w:lang w:val="fr_FR" w:bidi="fr_FR"/>
         </w:rPr>
         <w:t xml:space="preserve"> ; </w:t>
       </w:r>
-      <w:hyperlink r:id="rId171">
-        <w:r>
-          <w:rPr>
-            <w:lang w:val="fr_FR" w:bidi="fr_FR"/>
-          </w:rPr>
-          <w:rPr>
-            <w:color w:val="0000EE"/>
-            <w:u w:val="single"/>
-          </w:rPr>
-          <w:t>Tite 3.10</w:t>
-        </w:r>
-      </w:hyperlink>
+      <w:r>
+        <w:rPr>
+          <w:lang w:val="fr_FR" w:bidi="fr_FR"/>
+        </w:rPr>
+        <w:t>Tite 3.10</w:t>
+      </w:r>
       <w:r>
         <w:rPr>
           <w:lang w:val="fr_FR" w:bidi="fr_FR"/>
@@ -14918,36 +13460,24 @@
         </w:rPr>
         <w:t xml:space="preserve"> Le mot grec traduit « docteur de la loi » désigne normalement un spécialiste des lois civiles, comme un avocat. Il est possible qu’ici, il soit question d’un expert de droit religieux plutôt que de droit civil. À titre d’exemple, c’est ce mot qui est utilisé dans </w:t>
       </w:r>
-      <w:hyperlink r:id="rId172">
-        <w:r>
-          <w:rPr>
-            <w:lang w:val="fr_FR" w:bidi="fr_FR"/>
-          </w:rPr>
-          <w:rPr>
-            <w:color w:val="0000EE"/>
-            <w:u w:val="single"/>
-          </w:rPr>
-          <w:t>Luc 10.25</w:t>
-        </w:r>
-      </w:hyperlink>
+      <w:r>
+        <w:rPr>
+          <w:lang w:val="fr_FR" w:bidi="fr_FR"/>
+        </w:rPr>
+        <w:t>Luc 10.25</w:t>
+      </w:r>
       <w:r>
         <w:rPr>
           <w:lang w:val="fr_FR" w:bidi="fr_FR"/>
         </w:rPr>
         <w:t xml:space="preserve"> et </w:t>
       </w:r>
-      <w:hyperlink r:id="rId173">
-        <w:r>
-          <w:rPr>
-            <w:lang w:val="fr_FR" w:bidi="fr_FR"/>
-          </w:rPr>
-          <w:rPr>
-            <w:color w:val="0000EE"/>
-            <w:u w:val="single"/>
-          </w:rPr>
-          <w:t>Matthieu 22.35</w:t>
-        </w:r>
-      </w:hyperlink>
+      <w:r>
+        <w:rPr>
+          <w:lang w:val="fr_FR" w:bidi="fr_FR"/>
+        </w:rPr>
+        <w:t>Matthieu 22.35</w:t>
+      </w:r>
       <w:r>
         <w:rPr>
           <w:lang w:val="fr_FR" w:bidi="fr_FR"/>
@@ -15104,18 +13634,12 @@
         </w:rPr>
         <w:t xml:space="preserve"> Paul jusqu’au navire pour lui dire adieu dans </w:t>
       </w:r>
-      <w:hyperlink r:id="rId174">
-        <w:r>
-          <w:rPr>
-            <w:lang w:val="fr_FR" w:bidi="fr_FR"/>
-          </w:rPr>
-          <w:rPr>
-            <w:color w:val="0000EE"/>
-            <w:u w:val="single"/>
-          </w:rPr>
-          <w:t>Actes 20.38</w:t>
-        </w:r>
-      </w:hyperlink>
+      <w:r>
+        <w:rPr>
+          <w:lang w:val="fr_FR" w:bidi="fr_FR"/>
+        </w:rPr>
+        <w:t>Actes 20.38</w:t>
+      </w:r>
       <w:r>
         <w:rPr>
           <w:lang w:val="fr_FR" w:bidi="fr_FR"/>
@@ -15158,18 +13682,12 @@
         </w:rPr>
         <w:t xml:space="preserve"> en paix car il doit retourner auprès de Paul (</w:t>
       </w:r>
-      <w:hyperlink r:id="rId175">
-        <w:r>
-          <w:rPr>
-            <w:lang w:val="fr_FR" w:bidi="fr_FR"/>
-          </w:rPr>
-          <w:rPr>
-            <w:color w:val="0000EE"/>
-            <w:u w:val="single"/>
-          </w:rPr>
-          <w:t>1Co 16.11</w:t>
-        </w:r>
-      </w:hyperlink>
+      <w:r>
+        <w:rPr>
+          <w:lang w:val="fr_FR" w:bidi="fr_FR"/>
+        </w:rPr>
+        <w:t>1Co 16.11</w:t>
+      </w:r>
       <w:r>
         <w:rPr>
           <w:lang w:val="fr_FR" w:bidi="fr_FR"/>
@@ -15199,18 +13717,12 @@
         </w:rPr>
         <w:t>Dans les instructions de Jean à Gaïus qui doit pourvoir au voyage des frères (</w:t>
       </w:r>
-      <w:hyperlink r:id="rId176">
-        <w:r>
-          <w:rPr>
-            <w:lang w:val="fr_FR" w:bidi="fr_FR"/>
-          </w:rPr>
-          <w:rPr>
-            <w:color w:val="0000EE"/>
-            <w:u w:val="single"/>
-          </w:rPr>
-          <w:t>3Jn 6</w:t>
-        </w:r>
-      </w:hyperlink>
+      <w:r>
+        <w:rPr>
+          <w:lang w:val="fr_FR" w:bidi="fr_FR"/>
+        </w:rPr>
+        <w:t>3Jn 6</w:t>
+      </w:r>
       <w:r>
         <w:rPr>
           <w:lang w:val="fr_FR" w:bidi="fr_FR"/>
